--- a/part4_deliverable_report.docx
+++ b/part4_deliverable_report.docx
@@ -4059,14 +4059,6 @@
         <w:pStyle w:val="NoSpacing"/>
       </w:pPr>
       <w:r>
-        <w:t xml:space="preserve">    // Source: FIPS-197, App. A.1 (words grouped into 128-bit round keys)</w:t>
-      </w:r>
-    </w:p>
-    <w:p>
-      <w:pPr>
-        <w:pStyle w:val="NoSpacing"/>
-      </w:pPr>
-      <w:r>
         <w:t xml:space="preserve">    </w:t>
       </w:r>
       <w:proofErr w:type="spellStart"/>
@@ -4472,23 +4464,23 @@
         <w:pStyle w:val="NoSpacing"/>
       </w:pPr>
       <w:r>
+        <w:t xml:space="preserve">        if (</w:t>
+      </w:r>
+      <w:proofErr w:type="gramStart"/>
+      <w:r>
+        <w:t>got !</w:t>
+      </w:r>
+      <w:proofErr w:type="gramEnd"/>
+      <w:r>
+        <w:t>== exp) begin</w:t>
+      </w:r>
+    </w:p>
+    <w:p>
+      <w:pPr>
+        <w:pStyle w:val="NoSpacing"/>
+      </w:pPr>
+      <w:r>
         <w:lastRenderedPageBreak/>
-        <w:t xml:space="preserve">        if (</w:t>
-      </w:r>
-      <w:proofErr w:type="gramStart"/>
-      <w:r>
-        <w:t>got !</w:t>
-      </w:r>
-      <w:proofErr w:type="gramEnd"/>
-      <w:r>
-        <w:t>== exp) begin</w:t>
-      </w:r>
-    </w:p>
-    <w:p>
-      <w:pPr>
-        <w:pStyle w:val="NoSpacing"/>
-      </w:pPr>
-      <w:r>
         <w:t xml:space="preserve">            errors = errors + </w:t>
       </w:r>
       <w:proofErr w:type="gramStart"/>
@@ -5407,2376 +5399,8 @@
         <w:pStyle w:val="NoSpacing"/>
       </w:pPr>
       <w:r>
-        <w:lastRenderedPageBreak/>
         <w:t xml:space="preserve">        // End simulation</w:t>
       </w:r>
-    </w:p>
-    <w:p>
-      <w:pPr>
-        <w:pStyle w:val="NoSpacing"/>
-      </w:pPr>
-      <w:r>
-        <w:t xml:space="preserve">        </w:t>
-      </w:r>
-      <w:proofErr w:type="gramStart"/>
-      <w:r>
-        <w:t>#5;</w:t>
-      </w:r>
-      <w:proofErr w:type="gramEnd"/>
-    </w:p>
-    <w:p>
-      <w:pPr>
-        <w:pStyle w:val="NoSpacing"/>
-      </w:pPr>
-      <w:r>
-        <w:t xml:space="preserve">        $</w:t>
-      </w:r>
-      <w:proofErr w:type="gramStart"/>
-      <w:r>
-        <w:t>finish;</w:t>
-      </w:r>
-      <w:proofErr w:type="gramEnd"/>
-    </w:p>
-    <w:p>
-      <w:pPr>
-        <w:pStyle w:val="NoSpacing"/>
-      </w:pPr>
-      <w:r>
-        <w:t xml:space="preserve">    end</w:t>
-      </w:r>
-    </w:p>
-    <w:p>
-      <w:pPr>
-        <w:pStyle w:val="NoSpacing"/>
-      </w:pPr>
-    </w:p>
-    <w:p>
-      <w:pPr>
-        <w:pStyle w:val="NoSpacing"/>
-      </w:pPr>
-      <w:proofErr w:type="spellStart"/>
-      <w:r>
-        <w:t>endmodule</w:t>
-      </w:r>
-      <w:proofErr w:type="spellEnd"/>
-    </w:p>
-    <w:p>
-      <w:pPr>
-        <w:pStyle w:val="NoSpacing"/>
-      </w:pPr>
-      <w:r>
-        <w:t>`timescale 1ns/1ps</w:t>
-      </w:r>
-    </w:p>
-    <w:p>
-      <w:pPr>
-        <w:pStyle w:val="NoSpacing"/>
-      </w:pPr>
-    </w:p>
-    <w:p>
-      <w:pPr>
-        <w:pStyle w:val="NoSpacing"/>
-      </w:pPr>
-      <w:r>
-        <w:t xml:space="preserve">module </w:t>
-      </w:r>
-      <w:proofErr w:type="spellStart"/>
-      <w:r>
-        <w:t>tp_module_top_replica</w:t>
-      </w:r>
-      <w:proofErr w:type="spellEnd"/>
-      <w:r>
-        <w:t xml:space="preserve"> (</w:t>
-      </w:r>
-    </w:p>
-    <w:p>
-      <w:pPr>
-        <w:pStyle w:val="NoSpacing"/>
-      </w:pPr>
-      <w:r>
-        <w:t xml:space="preserve">    input              </w:t>
-      </w:r>
-      <w:proofErr w:type="spellStart"/>
-      <w:r>
-        <w:t>clk</w:t>
-      </w:r>
-      <w:proofErr w:type="spellEnd"/>
-      <w:r>
-        <w:t>,</w:t>
-      </w:r>
-    </w:p>
-    <w:p>
-      <w:pPr>
-        <w:pStyle w:val="NoSpacing"/>
-      </w:pPr>
-      <w:r>
-        <w:t xml:space="preserve">    input              </w:t>
-      </w:r>
-      <w:proofErr w:type="spellStart"/>
-      <w:r>
-        <w:t>rst</w:t>
-      </w:r>
-      <w:proofErr w:type="spellEnd"/>
-      <w:r>
-        <w:t>,</w:t>
-      </w:r>
-    </w:p>
-    <w:p>
-      <w:pPr>
-        <w:pStyle w:val="NoSpacing"/>
-      </w:pPr>
-      <w:r>
-        <w:t xml:space="preserve">    input              start,</w:t>
-      </w:r>
-    </w:p>
-    <w:p>
-      <w:pPr>
-        <w:pStyle w:val="NoSpacing"/>
-      </w:pPr>
-      <w:r>
-        <w:t xml:space="preserve">    input   </w:t>
-      </w:r>
-      <w:proofErr w:type="gramStart"/>
-      <w:r>
-        <w:t xml:space="preserve">   [</w:t>
-      </w:r>
-      <w:proofErr w:type="gramEnd"/>
-      <w:r>
-        <w:t xml:space="preserve">127:0] </w:t>
-      </w:r>
-      <w:proofErr w:type="spellStart"/>
-      <w:r>
-        <w:t>key_in</w:t>
-      </w:r>
-      <w:proofErr w:type="spellEnd"/>
-      <w:r>
-        <w:t>,</w:t>
-      </w:r>
-    </w:p>
-    <w:p>
-      <w:pPr>
-        <w:pStyle w:val="NoSpacing"/>
-      </w:pPr>
-      <w:r>
-        <w:t xml:space="preserve">    input   </w:t>
-      </w:r>
-      <w:proofErr w:type="gramStart"/>
-      <w:r>
-        <w:t xml:space="preserve">   [</w:t>
-      </w:r>
-      <w:proofErr w:type="gramEnd"/>
-      <w:r>
-        <w:t xml:space="preserve">127:0] </w:t>
-      </w:r>
-      <w:proofErr w:type="spellStart"/>
-      <w:r>
-        <w:t>byte_in</w:t>
-      </w:r>
-      <w:proofErr w:type="spellEnd"/>
-      <w:r>
-        <w:t>,</w:t>
-      </w:r>
-    </w:p>
-    <w:p>
-      <w:pPr>
-        <w:pStyle w:val="NoSpacing"/>
-      </w:pPr>
-      <w:r>
-        <w:t xml:space="preserve">    output reg [127:0] </w:t>
-      </w:r>
-      <w:proofErr w:type="spellStart"/>
-      <w:r>
-        <w:t>tx_word</w:t>
-      </w:r>
-      <w:proofErr w:type="spellEnd"/>
-      <w:r>
-        <w:t>,</w:t>
-      </w:r>
-    </w:p>
-    <w:p>
-      <w:pPr>
-        <w:pStyle w:val="NoSpacing"/>
-      </w:pPr>
-      <w:r>
-        <w:t xml:space="preserve">    output reg         </w:t>
-      </w:r>
-      <w:proofErr w:type="spellStart"/>
-      <w:r>
-        <w:t>tx_word_valid</w:t>
-      </w:r>
-      <w:proofErr w:type="spellEnd"/>
-    </w:p>
-    <w:p>
-      <w:pPr>
-        <w:pStyle w:val="NoSpacing"/>
-      </w:pPr>
-      <w:r>
-        <w:t>);</w:t>
-      </w:r>
-    </w:p>
-    <w:p>
-      <w:pPr>
-        <w:pStyle w:val="NoSpacing"/>
-      </w:pPr>
-    </w:p>
-    <w:p>
-      <w:pPr>
-        <w:pStyle w:val="NoSpacing"/>
-      </w:pPr>
-      <w:r>
-        <w:t xml:space="preserve">    // Key expansion</w:t>
-      </w:r>
-    </w:p>
-    <w:p>
-      <w:pPr>
-        <w:pStyle w:val="NoSpacing"/>
-      </w:pPr>
-      <w:r>
-        <w:t xml:space="preserve">    wire [127:0] k0, </w:t>
-      </w:r>
-      <w:proofErr w:type="gramStart"/>
-      <w:r>
-        <w:t>k1;</w:t>
-      </w:r>
-      <w:proofErr w:type="gramEnd"/>
-    </w:p>
-    <w:p>
-      <w:pPr>
-        <w:pStyle w:val="NoSpacing"/>
-      </w:pPr>
-      <w:r>
-        <w:t xml:space="preserve">    wire [127:0] dummy [2:10</w:t>
-      </w:r>
-      <w:proofErr w:type="gramStart"/>
-      <w:r>
-        <w:t>];</w:t>
-      </w:r>
-      <w:proofErr w:type="gramEnd"/>
-    </w:p>
-    <w:p>
-      <w:pPr>
-        <w:pStyle w:val="NoSpacing"/>
-      </w:pPr>
-    </w:p>
-    <w:p>
-      <w:pPr>
-        <w:pStyle w:val="NoSpacing"/>
-      </w:pPr>
-      <w:r>
-        <w:t xml:space="preserve">    </w:t>
-      </w:r>
-      <w:proofErr w:type="spellStart"/>
-      <w:r>
-        <w:t>key_generator</w:t>
-      </w:r>
-      <w:proofErr w:type="spellEnd"/>
-      <w:r>
-        <w:t xml:space="preserve"> </w:t>
-      </w:r>
-      <w:proofErr w:type="spellStart"/>
-      <w:r>
-        <w:t>u_keygen</w:t>
-      </w:r>
-      <w:proofErr w:type="spellEnd"/>
-      <w:r>
-        <w:t xml:space="preserve"> (</w:t>
-      </w:r>
-    </w:p>
-    <w:p>
-      <w:pPr>
-        <w:pStyle w:val="NoSpacing"/>
-      </w:pPr>
-      <w:r>
-        <w:t xml:space="preserve">        .</w:t>
-      </w:r>
-      <w:proofErr w:type="spellStart"/>
-      <w:r>
-        <w:t>key_in</w:t>
-      </w:r>
-      <w:proofErr w:type="spellEnd"/>
-      <w:r>
-        <w:t>(</w:t>
-      </w:r>
-      <w:proofErr w:type="spellStart"/>
-      <w:r>
-        <w:t>key_in</w:t>
-      </w:r>
-      <w:proofErr w:type="spellEnd"/>
-      <w:r>
-        <w:t>),</w:t>
-      </w:r>
-    </w:p>
-    <w:p>
-      <w:pPr>
-        <w:pStyle w:val="NoSpacing"/>
-      </w:pPr>
-      <w:r>
-        <w:t xml:space="preserve">        </w:t>
-      </w:r>
-      <w:proofErr w:type="gramStart"/>
-      <w:r>
-        <w:t>.k</w:t>
-      </w:r>
-      <w:proofErr w:type="gramEnd"/>
-      <w:r>
-        <w:t>0(k0)</w:t>
-      </w:r>
-      <w:proofErr w:type="gramStart"/>
-      <w:r>
-        <w:t>, .k</w:t>
-      </w:r>
-      <w:proofErr w:type="gramEnd"/>
-      <w:r>
-        <w:t>1(k1),</w:t>
-      </w:r>
-    </w:p>
-    <w:p>
-      <w:pPr>
-        <w:pStyle w:val="NoSpacing"/>
-      </w:pPr>
-      <w:r>
-        <w:t xml:space="preserve">        </w:t>
-      </w:r>
-      <w:proofErr w:type="gramStart"/>
-      <w:r>
-        <w:t>.k</w:t>
-      </w:r>
-      <w:proofErr w:type="gramEnd"/>
-      <w:r>
-        <w:t>2(</w:t>
-      </w:r>
-      <w:proofErr w:type="gramStart"/>
-      <w:r>
-        <w:t>dummy[</w:t>
-      </w:r>
-      <w:proofErr w:type="gramEnd"/>
-      <w:r>
-        <w:t>2])</w:t>
-      </w:r>
-      <w:proofErr w:type="gramStart"/>
-      <w:r>
-        <w:t>, .k</w:t>
-      </w:r>
-      <w:proofErr w:type="gramEnd"/>
-      <w:r>
-        <w:t>3(</w:t>
-      </w:r>
-      <w:proofErr w:type="gramStart"/>
-      <w:r>
-        <w:t>dummy[</w:t>
-      </w:r>
-      <w:proofErr w:type="gramEnd"/>
-      <w:r>
-        <w:t>3])</w:t>
-      </w:r>
-      <w:proofErr w:type="gramStart"/>
-      <w:r>
-        <w:t>, .k</w:t>
-      </w:r>
-      <w:proofErr w:type="gramEnd"/>
-      <w:r>
-        <w:t>4(</w:t>
-      </w:r>
-      <w:proofErr w:type="gramStart"/>
-      <w:r>
-        <w:t>dummy[</w:t>
-      </w:r>
-      <w:proofErr w:type="gramEnd"/>
-      <w:r>
-        <w:t>4]),</w:t>
-      </w:r>
-    </w:p>
-    <w:p>
-      <w:pPr>
-        <w:pStyle w:val="NoSpacing"/>
-      </w:pPr>
-      <w:r>
-        <w:t xml:space="preserve">        </w:t>
-      </w:r>
-      <w:proofErr w:type="gramStart"/>
-      <w:r>
-        <w:t>.k</w:t>
-      </w:r>
-      <w:proofErr w:type="gramEnd"/>
-      <w:r>
-        <w:t>5(</w:t>
-      </w:r>
-      <w:proofErr w:type="gramStart"/>
-      <w:r>
-        <w:t>dummy[</w:t>
-      </w:r>
-      <w:proofErr w:type="gramEnd"/>
-      <w:r>
-        <w:t>5])</w:t>
-      </w:r>
-      <w:proofErr w:type="gramStart"/>
-      <w:r>
-        <w:t>, .k</w:t>
-      </w:r>
-      <w:proofErr w:type="gramEnd"/>
-      <w:r>
-        <w:t>6(</w:t>
-      </w:r>
-      <w:proofErr w:type="gramStart"/>
-      <w:r>
-        <w:t>dummy[</w:t>
-      </w:r>
-      <w:proofErr w:type="gramEnd"/>
-      <w:r>
-        <w:t>6])</w:t>
-      </w:r>
-      <w:proofErr w:type="gramStart"/>
-      <w:r>
-        <w:t>, .k</w:t>
-      </w:r>
-      <w:proofErr w:type="gramEnd"/>
-      <w:r>
-        <w:t>7(</w:t>
-      </w:r>
-      <w:proofErr w:type="gramStart"/>
-      <w:r>
-        <w:t>dummy[</w:t>
-      </w:r>
-      <w:proofErr w:type="gramEnd"/>
-      <w:r>
-        <w:t>7]),</w:t>
-      </w:r>
-    </w:p>
-    <w:p>
-      <w:pPr>
-        <w:pStyle w:val="NoSpacing"/>
-      </w:pPr>
-      <w:r>
-        <w:t xml:space="preserve">        </w:t>
-      </w:r>
-      <w:proofErr w:type="gramStart"/>
-      <w:r>
-        <w:t>.k</w:t>
-      </w:r>
-      <w:proofErr w:type="gramEnd"/>
-      <w:r>
-        <w:t>8(</w:t>
-      </w:r>
-      <w:proofErr w:type="gramStart"/>
-      <w:r>
-        <w:t>dummy[</w:t>
-      </w:r>
-      <w:proofErr w:type="gramEnd"/>
-      <w:r>
-        <w:t>8])</w:t>
-      </w:r>
-      <w:proofErr w:type="gramStart"/>
-      <w:r>
-        <w:t>, .k</w:t>
-      </w:r>
-      <w:proofErr w:type="gramEnd"/>
-      <w:r>
-        <w:t>9(</w:t>
-      </w:r>
-      <w:proofErr w:type="gramStart"/>
-      <w:r>
-        <w:t>dummy[</w:t>
-      </w:r>
-      <w:proofErr w:type="gramEnd"/>
-      <w:r>
-        <w:t>9])</w:t>
-      </w:r>
-      <w:proofErr w:type="gramStart"/>
-      <w:r>
-        <w:t>, .k</w:t>
-      </w:r>
-      <w:proofErr w:type="gramEnd"/>
-      <w:r>
-        <w:t>10(</w:t>
-      </w:r>
-      <w:proofErr w:type="gramStart"/>
-      <w:r>
-        <w:t>dummy[</w:t>
-      </w:r>
-      <w:proofErr w:type="gramEnd"/>
-      <w:r>
-        <w:t>10])</w:t>
-      </w:r>
-    </w:p>
-    <w:p>
-      <w:pPr>
-        <w:pStyle w:val="NoSpacing"/>
-      </w:pPr>
-      <w:r>
-        <w:t xml:space="preserve">    );</w:t>
-      </w:r>
-    </w:p>
-    <w:p>
-      <w:pPr>
-        <w:pStyle w:val="NoSpacing"/>
-      </w:pPr>
-    </w:p>
-    <w:p>
-      <w:pPr>
-        <w:pStyle w:val="NoSpacing"/>
-      </w:pPr>
-      <w:r>
-        <w:t xml:space="preserve">    // AES first-round data path (as in </w:t>
-      </w:r>
-      <w:proofErr w:type="spellStart"/>
-      <w:proofErr w:type="gramStart"/>
-      <w:r>
-        <w:t>top.v</w:t>
-      </w:r>
-      <w:proofErr w:type="spellEnd"/>
-      <w:proofErr w:type="gramEnd"/>
-      <w:r>
-        <w:t>)</w:t>
-      </w:r>
-    </w:p>
-    <w:p>
-      <w:pPr>
-        <w:pStyle w:val="NoSpacing"/>
-      </w:pPr>
-      <w:r>
-        <w:t xml:space="preserve">    wire [127:0] </w:t>
-      </w:r>
-      <w:proofErr w:type="spellStart"/>
-      <w:r>
-        <w:t>sub_bytes_</w:t>
-      </w:r>
-      <w:proofErr w:type="gramStart"/>
-      <w:r>
-        <w:t>out</w:t>
-      </w:r>
-      <w:proofErr w:type="spellEnd"/>
-      <w:r>
-        <w:t>;</w:t>
-      </w:r>
-      <w:proofErr w:type="gramEnd"/>
-    </w:p>
-    <w:p>
-      <w:pPr>
-        <w:pStyle w:val="NoSpacing"/>
-      </w:pPr>
-      <w:r>
-        <w:t xml:space="preserve">    wire [127:0] </w:t>
-      </w:r>
-      <w:proofErr w:type="spellStart"/>
-      <w:r>
-        <w:t>shift_rows_</w:t>
-      </w:r>
-      <w:proofErr w:type="gramStart"/>
-      <w:r>
-        <w:t>out</w:t>
-      </w:r>
-      <w:proofErr w:type="spellEnd"/>
-      <w:r>
-        <w:t>;</w:t>
-      </w:r>
-      <w:proofErr w:type="gramEnd"/>
-    </w:p>
-    <w:p>
-      <w:pPr>
-        <w:pStyle w:val="NoSpacing"/>
-      </w:pPr>
-      <w:r>
-        <w:t xml:space="preserve">    wire [127:0] </w:t>
-      </w:r>
-      <w:proofErr w:type="spellStart"/>
-      <w:r>
-        <w:t>mix_columns_</w:t>
-      </w:r>
-      <w:proofErr w:type="gramStart"/>
-      <w:r>
-        <w:t>out</w:t>
-      </w:r>
-      <w:proofErr w:type="spellEnd"/>
-      <w:r>
-        <w:t>;</w:t>
-      </w:r>
-      <w:proofErr w:type="gramEnd"/>
-    </w:p>
-    <w:p>
-      <w:pPr>
-        <w:pStyle w:val="NoSpacing"/>
-      </w:pPr>
-    </w:p>
-    <w:p>
-      <w:pPr>
-        <w:pStyle w:val="NoSpacing"/>
-      </w:pPr>
-      <w:r>
-        <w:t xml:space="preserve">    </w:t>
-      </w:r>
-      <w:proofErr w:type="spellStart"/>
-      <w:r>
-        <w:t>sub_</w:t>
-      </w:r>
-      <w:proofErr w:type="gramStart"/>
-      <w:r>
-        <w:t>bytes</w:t>
-      </w:r>
-      <w:proofErr w:type="spellEnd"/>
-      <w:r>
-        <w:t xml:space="preserve">  </w:t>
-      </w:r>
-      <w:proofErr w:type="spellStart"/>
-      <w:r>
-        <w:t>u</w:t>
-      </w:r>
-      <w:proofErr w:type="gramEnd"/>
-      <w:r>
-        <w:t>_sub_</w:t>
-      </w:r>
-      <w:proofErr w:type="gramStart"/>
-      <w:r>
-        <w:t>bytes</w:t>
-      </w:r>
-      <w:proofErr w:type="spellEnd"/>
-      <w:r>
-        <w:t xml:space="preserve">  (</w:t>
-      </w:r>
-      <w:proofErr w:type="gramEnd"/>
-      <w:r>
-        <w:t>.in(</w:t>
-      </w:r>
-      <w:proofErr w:type="spellStart"/>
-      <w:r>
-        <w:t>byte_in</w:t>
-      </w:r>
-      <w:proofErr w:type="spellEnd"/>
-      <w:proofErr w:type="gramStart"/>
-      <w:r>
-        <w:t xml:space="preserve">),   </w:t>
-      </w:r>
-      <w:proofErr w:type="gramEnd"/>
-      <w:r>
-        <w:t xml:space="preserve">     .out(</w:t>
-      </w:r>
-      <w:proofErr w:type="spellStart"/>
-      <w:r>
-        <w:t>sub_bytes_out</w:t>
-      </w:r>
-      <w:proofErr w:type="spellEnd"/>
-      <w:r>
-        <w:t>)</w:t>
-      </w:r>
-      <w:proofErr w:type="gramStart"/>
-      <w:r>
-        <w:t>);</w:t>
-      </w:r>
-      <w:proofErr w:type="gramEnd"/>
-    </w:p>
-    <w:p>
-      <w:pPr>
-        <w:pStyle w:val="NoSpacing"/>
-      </w:pPr>
-      <w:r>
-        <w:t xml:space="preserve">    </w:t>
-      </w:r>
-      <w:proofErr w:type="spellStart"/>
-      <w:r>
-        <w:t>shift_rows</w:t>
-      </w:r>
-      <w:proofErr w:type="spellEnd"/>
-      <w:r>
-        <w:t xml:space="preserve"> </w:t>
-      </w:r>
-      <w:proofErr w:type="spellStart"/>
-      <w:r>
-        <w:t>u_shift_rows</w:t>
-      </w:r>
-      <w:proofErr w:type="spellEnd"/>
-      <w:r>
-        <w:t xml:space="preserve"> (.in(</w:t>
-      </w:r>
-      <w:proofErr w:type="spellStart"/>
-      <w:r>
-        <w:t>sub_bytes_out</w:t>
-      </w:r>
-      <w:proofErr w:type="spellEnd"/>
-      <w:proofErr w:type="gramStart"/>
-      <w:r>
-        <w:t>),  .</w:t>
-      </w:r>
-      <w:proofErr w:type="gramEnd"/>
-      <w:r>
-        <w:t>out(</w:t>
-      </w:r>
-      <w:proofErr w:type="spellStart"/>
-      <w:r>
-        <w:t>shift_rows_out</w:t>
-      </w:r>
-      <w:proofErr w:type="spellEnd"/>
-      <w:r>
-        <w:t>)</w:t>
-      </w:r>
-      <w:proofErr w:type="gramStart"/>
-      <w:r>
-        <w:t>);</w:t>
-      </w:r>
-      <w:proofErr w:type="gramEnd"/>
-    </w:p>
-    <w:p>
-      <w:pPr>
-        <w:pStyle w:val="NoSpacing"/>
-      </w:pPr>
-      <w:r>
-        <w:t xml:space="preserve">    </w:t>
-      </w:r>
-      <w:proofErr w:type="spellStart"/>
-      <w:r>
-        <w:t>mix_columns</w:t>
-      </w:r>
-      <w:proofErr w:type="spellEnd"/>
-      <w:r>
-        <w:t xml:space="preserve"> </w:t>
-      </w:r>
-      <w:proofErr w:type="spellStart"/>
-      <w:r>
-        <w:t>u_mix_</w:t>
-      </w:r>
-      <w:proofErr w:type="gramStart"/>
-      <w:r>
-        <w:t>cols</w:t>
-      </w:r>
-      <w:proofErr w:type="spellEnd"/>
-      <w:r>
-        <w:t xml:space="preserve">  (</w:t>
-      </w:r>
-      <w:proofErr w:type="gramEnd"/>
-      <w:r>
-        <w:t>.in(</w:t>
-      </w:r>
-      <w:proofErr w:type="spellStart"/>
-      <w:r>
-        <w:t>shift_rows_out</w:t>
-      </w:r>
-      <w:proofErr w:type="spellEnd"/>
-      <w:r>
-        <w:t>), .out(</w:t>
-      </w:r>
-      <w:proofErr w:type="spellStart"/>
-      <w:r>
-        <w:t>mix_columns_out</w:t>
-      </w:r>
-      <w:proofErr w:type="spellEnd"/>
-      <w:r>
-        <w:t>)</w:t>
-      </w:r>
-      <w:proofErr w:type="gramStart"/>
-      <w:r>
-        <w:t>);</w:t>
-      </w:r>
-      <w:proofErr w:type="gramEnd"/>
-    </w:p>
-    <w:p>
-      <w:pPr>
-        <w:pStyle w:val="NoSpacing"/>
-      </w:pPr>
-    </w:p>
-    <w:p>
-      <w:pPr>
-        <w:pStyle w:val="NoSpacing"/>
-      </w:pPr>
-      <w:r>
-        <w:t xml:space="preserve">    // Latch result on 'start' to mirror COMPUTE -&gt; START_TX handoff point</w:t>
-      </w:r>
-    </w:p>
-    <w:p>
-      <w:pPr>
-        <w:pStyle w:val="NoSpacing"/>
-      </w:pPr>
-      <w:r>
-        <w:t xml:space="preserve">    always </w:t>
-      </w:r>
-      <w:proofErr w:type="gramStart"/>
-      <w:r>
-        <w:t>@(</w:t>
-      </w:r>
-      <w:proofErr w:type="gramEnd"/>
-      <w:r>
-        <w:t xml:space="preserve">posedge </w:t>
-      </w:r>
-      <w:proofErr w:type="spellStart"/>
-      <w:r>
-        <w:t>clk</w:t>
-      </w:r>
-      <w:proofErr w:type="spellEnd"/>
-      <w:r>
-        <w:t>) begin</w:t>
-      </w:r>
-    </w:p>
-    <w:p>
-      <w:pPr>
-        <w:pStyle w:val="NoSpacing"/>
-      </w:pPr>
-      <w:r>
-        <w:t xml:space="preserve">        if (</w:t>
-      </w:r>
-      <w:proofErr w:type="spellStart"/>
-      <w:r>
-        <w:t>rst</w:t>
-      </w:r>
-      <w:proofErr w:type="spellEnd"/>
-      <w:r>
-        <w:t>) begin</w:t>
-      </w:r>
-    </w:p>
-    <w:p>
-      <w:pPr>
-        <w:pStyle w:val="NoSpacing"/>
-      </w:pPr>
-      <w:r>
-        <w:t xml:space="preserve">            </w:t>
-      </w:r>
-      <w:proofErr w:type="spellStart"/>
-      <w:r>
-        <w:t>tx_word</w:t>
-      </w:r>
-      <w:proofErr w:type="spellEnd"/>
-      <w:r>
-        <w:t xml:space="preserve">       &lt;= 128'</w:t>
-      </w:r>
-      <w:proofErr w:type="gramStart"/>
-      <w:r>
-        <w:t>b0;</w:t>
-      </w:r>
-      <w:proofErr w:type="gramEnd"/>
-    </w:p>
-    <w:p>
-      <w:pPr>
-        <w:pStyle w:val="NoSpacing"/>
-      </w:pPr>
-      <w:r>
-        <w:t xml:space="preserve">            </w:t>
-      </w:r>
-      <w:proofErr w:type="spellStart"/>
-      <w:r>
-        <w:t>tx_word_valid</w:t>
-      </w:r>
-      <w:proofErr w:type="spellEnd"/>
-      <w:r>
-        <w:t xml:space="preserve"> &lt;= 1'</w:t>
-      </w:r>
-      <w:proofErr w:type="gramStart"/>
-      <w:r>
-        <w:t>b0;</w:t>
-      </w:r>
-      <w:proofErr w:type="gramEnd"/>
-    </w:p>
-    <w:p>
-      <w:pPr>
-        <w:pStyle w:val="NoSpacing"/>
-      </w:pPr>
-      <w:r>
-        <w:lastRenderedPageBreak/>
-        <w:t xml:space="preserve">        end else begin</w:t>
-      </w:r>
-    </w:p>
-    <w:p>
-      <w:pPr>
-        <w:pStyle w:val="NoSpacing"/>
-      </w:pPr>
-      <w:r>
-        <w:t xml:space="preserve">            </w:t>
-      </w:r>
-      <w:proofErr w:type="spellStart"/>
-      <w:r>
-        <w:t>tx_word_valid</w:t>
-      </w:r>
-      <w:proofErr w:type="spellEnd"/>
-      <w:r>
-        <w:t xml:space="preserve"> &lt;= 1'</w:t>
-      </w:r>
-      <w:proofErr w:type="gramStart"/>
-      <w:r>
-        <w:t>b0;</w:t>
-      </w:r>
-      <w:proofErr w:type="gramEnd"/>
-    </w:p>
-    <w:p>
-      <w:pPr>
-        <w:pStyle w:val="NoSpacing"/>
-      </w:pPr>
-      <w:r>
-        <w:t xml:space="preserve">            if (start) begin</w:t>
-      </w:r>
-    </w:p>
-    <w:p>
-      <w:pPr>
-        <w:pStyle w:val="NoSpacing"/>
-      </w:pPr>
-      <w:r>
-        <w:t xml:space="preserve">                </w:t>
-      </w:r>
-      <w:proofErr w:type="spellStart"/>
-      <w:r>
-        <w:t>tx_word</w:t>
-      </w:r>
-      <w:proofErr w:type="spellEnd"/>
-      <w:r>
-        <w:t xml:space="preserve">       &lt;= </w:t>
-      </w:r>
-      <w:proofErr w:type="spellStart"/>
-      <w:r>
-        <w:t>mix_columns_out</w:t>
-      </w:r>
-      <w:proofErr w:type="spellEnd"/>
-      <w:r>
-        <w:t xml:space="preserve"> ^ </w:t>
-      </w:r>
-      <w:proofErr w:type="gramStart"/>
-      <w:r>
-        <w:t>k1;</w:t>
-      </w:r>
-      <w:proofErr w:type="gramEnd"/>
-    </w:p>
-    <w:p>
-      <w:pPr>
-        <w:pStyle w:val="NoSpacing"/>
-      </w:pPr>
-      <w:r>
-        <w:t xml:space="preserve">                </w:t>
-      </w:r>
-      <w:proofErr w:type="spellStart"/>
-      <w:r>
-        <w:t>tx_word_valid</w:t>
-      </w:r>
-      <w:proofErr w:type="spellEnd"/>
-      <w:r>
-        <w:t xml:space="preserve"> &lt;= 1'</w:t>
-      </w:r>
-      <w:proofErr w:type="gramStart"/>
-      <w:r>
-        <w:t>b1;</w:t>
-      </w:r>
-      <w:proofErr w:type="gramEnd"/>
-    </w:p>
-    <w:p>
-      <w:pPr>
-        <w:pStyle w:val="NoSpacing"/>
-      </w:pPr>
-      <w:r>
-        <w:t xml:space="preserve">            end</w:t>
-      </w:r>
-    </w:p>
-    <w:p>
-      <w:pPr>
-        <w:pStyle w:val="NoSpacing"/>
-      </w:pPr>
-      <w:r>
-        <w:t xml:space="preserve">        end</w:t>
-      </w:r>
-    </w:p>
-    <w:p>
-      <w:pPr>
-        <w:pStyle w:val="NoSpacing"/>
-      </w:pPr>
-      <w:r>
-        <w:t xml:space="preserve">    end</w:t>
-      </w:r>
-    </w:p>
-    <w:p>
-      <w:pPr>
-        <w:pStyle w:val="NoSpacing"/>
-      </w:pPr>
-    </w:p>
-    <w:p>
-      <w:pPr>
-        <w:pStyle w:val="NoSpacing"/>
-      </w:pPr>
-      <w:proofErr w:type="spellStart"/>
-      <w:r>
-        <w:t>endmodule</w:t>
-      </w:r>
-      <w:proofErr w:type="spellEnd"/>
-    </w:p>
-    <w:p>
-      <w:pPr>
-        <w:pStyle w:val="NoSpacing"/>
-      </w:pPr>
-    </w:p>
-    <w:p>
-      <w:pPr>
-        <w:pStyle w:val="NoSpacing"/>
-      </w:pPr>
-      <w:r>
-        <w:t>/</w:t>
-      </w:r>
-      <w:proofErr w:type="gramStart"/>
-      <w:r>
-        <w:t>/ -</w:t>
-      </w:r>
-      <w:proofErr w:type="gramEnd"/>
-      <w:r>
-        <w:t>----------------------------------------------------------------------------</w:t>
-      </w:r>
-    </w:p>
-    <w:p>
-      <w:pPr>
-        <w:pStyle w:val="NoSpacing"/>
-      </w:pPr>
-      <w:r>
-        <w:t xml:space="preserve">// Testbench: </w:t>
-      </w:r>
-      <w:proofErr w:type="spellStart"/>
-      <w:r>
-        <w:t>tb_top_sans_uart</w:t>
-      </w:r>
-      <w:proofErr w:type="spellEnd"/>
-    </w:p>
-    <w:p>
-      <w:pPr>
-        <w:pStyle w:val="NoSpacing"/>
-      </w:pPr>
-      <w:r>
-        <w:t xml:space="preserve">// Drives key and </w:t>
-      </w:r>
-      <w:proofErr w:type="gramStart"/>
-      <w:r>
-        <w:t>plaintext</w:t>
-      </w:r>
-      <w:proofErr w:type="gramEnd"/>
-      <w:r>
-        <w:t xml:space="preserve"> directly.</w:t>
-      </w:r>
-    </w:p>
-    <w:p>
-      <w:pPr>
-        <w:pStyle w:val="NoSpacing"/>
-      </w:pPr>
-      <w:r>
-        <w:t xml:space="preserve">// Prints the 128-bit </w:t>
-      </w:r>
-      <w:proofErr w:type="spellStart"/>
-      <w:r>
-        <w:t>tx_word</w:t>
-      </w:r>
-      <w:proofErr w:type="spellEnd"/>
-      <w:r>
-        <w:t xml:space="preserve"> produced by the replicated pipeline.</w:t>
-      </w:r>
-    </w:p>
-    <w:p>
-      <w:pPr>
-        <w:pStyle w:val="NoSpacing"/>
-      </w:pPr>
-      <w:r>
-        <w:t>/</w:t>
-      </w:r>
-      <w:proofErr w:type="gramStart"/>
-      <w:r>
-        <w:t>/ -</w:t>
-      </w:r>
-      <w:proofErr w:type="gramEnd"/>
-      <w:r>
-        <w:t>----------------------------------------------------------------------------</w:t>
-      </w:r>
-    </w:p>
-    <w:p>
-      <w:pPr>
-        <w:pStyle w:val="NoSpacing"/>
-      </w:pPr>
-      <w:r>
-        <w:t xml:space="preserve">module </w:t>
-      </w:r>
-      <w:proofErr w:type="spellStart"/>
-      <w:r>
-        <w:t>tb_top_all_</w:t>
-      </w:r>
-      <w:proofErr w:type="gramStart"/>
-      <w:r>
-        <w:t>modules</w:t>
-      </w:r>
-      <w:proofErr w:type="spellEnd"/>
-      <w:r>
-        <w:t>;</w:t>
-      </w:r>
-      <w:proofErr w:type="gramEnd"/>
-    </w:p>
-    <w:p>
-      <w:pPr>
-        <w:pStyle w:val="NoSpacing"/>
-      </w:pPr>
-    </w:p>
-    <w:p>
-      <w:pPr>
-        <w:pStyle w:val="NoSpacing"/>
-      </w:pPr>
-      <w:r>
-        <w:t xml:space="preserve">    // Clock/reset</w:t>
-      </w:r>
-    </w:p>
-    <w:p>
-      <w:pPr>
-        <w:pStyle w:val="NoSpacing"/>
-      </w:pPr>
-      <w:r>
-        <w:t xml:space="preserve">    reg </w:t>
-      </w:r>
-      <w:proofErr w:type="spellStart"/>
-      <w:proofErr w:type="gramStart"/>
-      <w:r>
-        <w:t>clk</w:t>
-      </w:r>
-      <w:proofErr w:type="spellEnd"/>
-      <w:r>
-        <w:t>;</w:t>
-      </w:r>
-      <w:proofErr w:type="gramEnd"/>
-    </w:p>
-    <w:p>
-      <w:pPr>
-        <w:pStyle w:val="NoSpacing"/>
-      </w:pPr>
-      <w:r>
-        <w:t xml:space="preserve">    reg </w:t>
-      </w:r>
-      <w:proofErr w:type="spellStart"/>
-      <w:proofErr w:type="gramStart"/>
-      <w:r>
-        <w:t>rst</w:t>
-      </w:r>
-      <w:proofErr w:type="spellEnd"/>
-      <w:r>
-        <w:t>;</w:t>
-      </w:r>
-      <w:proofErr w:type="gramEnd"/>
-    </w:p>
-    <w:p>
-      <w:pPr>
-        <w:pStyle w:val="NoSpacing"/>
-      </w:pPr>
-    </w:p>
-    <w:p>
-      <w:pPr>
-        <w:pStyle w:val="NoSpacing"/>
-      </w:pPr>
-      <w:r>
-        <w:t xml:space="preserve">    // Stimulus</w:t>
-      </w:r>
-    </w:p>
-    <w:p>
-      <w:pPr>
-        <w:pStyle w:val="NoSpacing"/>
-      </w:pPr>
-      <w:r>
-        <w:t xml:space="preserve">    reg         </w:t>
-      </w:r>
-      <w:proofErr w:type="gramStart"/>
-      <w:r>
-        <w:t>start;</w:t>
-      </w:r>
-      <w:proofErr w:type="gramEnd"/>
-    </w:p>
-    <w:p>
-      <w:pPr>
-        <w:pStyle w:val="NoSpacing"/>
-      </w:pPr>
-      <w:r>
-        <w:t xml:space="preserve">    reg [127:0] </w:t>
-      </w:r>
-      <w:proofErr w:type="spellStart"/>
-      <w:r>
-        <w:t>key_</w:t>
-      </w:r>
-      <w:proofErr w:type="gramStart"/>
-      <w:r>
-        <w:t>in</w:t>
-      </w:r>
-      <w:proofErr w:type="spellEnd"/>
-      <w:r>
-        <w:t>;</w:t>
-      </w:r>
-      <w:proofErr w:type="gramEnd"/>
-    </w:p>
-    <w:p>
-      <w:pPr>
-        <w:pStyle w:val="NoSpacing"/>
-      </w:pPr>
-      <w:r>
-        <w:t xml:space="preserve">    reg [127:0] </w:t>
-      </w:r>
-      <w:proofErr w:type="spellStart"/>
-      <w:r>
-        <w:t>byte_</w:t>
-      </w:r>
-      <w:proofErr w:type="gramStart"/>
-      <w:r>
-        <w:t>in</w:t>
-      </w:r>
-      <w:proofErr w:type="spellEnd"/>
-      <w:r>
-        <w:t>;</w:t>
-      </w:r>
-      <w:proofErr w:type="gramEnd"/>
-    </w:p>
-    <w:p>
-      <w:pPr>
-        <w:pStyle w:val="NoSpacing"/>
-      </w:pPr>
-    </w:p>
-    <w:p>
-      <w:pPr>
-        <w:pStyle w:val="NoSpacing"/>
-      </w:pPr>
-      <w:r>
-        <w:t xml:space="preserve">    // Outputs from DUT</w:t>
-      </w:r>
-    </w:p>
-    <w:p>
-      <w:pPr>
-        <w:pStyle w:val="NoSpacing"/>
-      </w:pPr>
-      <w:r>
-        <w:t xml:space="preserve">    wire [127:0] </w:t>
-      </w:r>
-      <w:proofErr w:type="spellStart"/>
-      <w:r>
-        <w:t>tx_</w:t>
-      </w:r>
-      <w:proofErr w:type="gramStart"/>
-      <w:r>
-        <w:t>word</w:t>
-      </w:r>
-      <w:proofErr w:type="spellEnd"/>
-      <w:r>
-        <w:t>;</w:t>
-      </w:r>
-      <w:proofErr w:type="gramEnd"/>
-    </w:p>
-    <w:p>
-      <w:pPr>
-        <w:pStyle w:val="NoSpacing"/>
-      </w:pPr>
-      <w:r>
-        <w:t xml:space="preserve">    wire         </w:t>
-      </w:r>
-      <w:proofErr w:type="spellStart"/>
-      <w:r>
-        <w:t>tx_word_</w:t>
-      </w:r>
-      <w:proofErr w:type="gramStart"/>
-      <w:r>
-        <w:t>valid</w:t>
-      </w:r>
-      <w:proofErr w:type="spellEnd"/>
-      <w:r>
-        <w:t>;</w:t>
-      </w:r>
-      <w:proofErr w:type="gramEnd"/>
-    </w:p>
-    <w:p>
-      <w:pPr>
-        <w:pStyle w:val="NoSpacing"/>
-      </w:pPr>
-    </w:p>
-    <w:p>
-      <w:pPr>
-        <w:pStyle w:val="NoSpacing"/>
-      </w:pPr>
-      <w:r>
-        <w:t xml:space="preserve">    </w:t>
-      </w:r>
-      <w:proofErr w:type="spellStart"/>
-      <w:r>
-        <w:t>tp_module_top_replica</w:t>
-      </w:r>
-      <w:proofErr w:type="spellEnd"/>
-      <w:r>
-        <w:t xml:space="preserve"> </w:t>
-      </w:r>
-      <w:proofErr w:type="spellStart"/>
-      <w:r>
-        <w:t>dut</w:t>
-      </w:r>
-      <w:proofErr w:type="spellEnd"/>
-      <w:r>
-        <w:t xml:space="preserve"> (</w:t>
-      </w:r>
-    </w:p>
-    <w:p>
-      <w:pPr>
-        <w:pStyle w:val="NoSpacing"/>
-      </w:pPr>
-      <w:r>
-        <w:t xml:space="preserve">        </w:t>
-      </w:r>
-      <w:proofErr w:type="gramStart"/>
-      <w:r>
-        <w:t>.</w:t>
-      </w:r>
-      <w:proofErr w:type="spellStart"/>
-      <w:r>
-        <w:t>clk</w:t>
-      </w:r>
-      <w:proofErr w:type="spellEnd"/>
-      <w:proofErr w:type="gramEnd"/>
-      <w:r>
-        <w:t>(</w:t>
-      </w:r>
-      <w:proofErr w:type="spellStart"/>
-      <w:r>
-        <w:t>clk</w:t>
-      </w:r>
-      <w:proofErr w:type="spellEnd"/>
-      <w:r>
-        <w:t>),</w:t>
-      </w:r>
-    </w:p>
-    <w:p>
-      <w:pPr>
-        <w:pStyle w:val="NoSpacing"/>
-      </w:pPr>
-      <w:r>
-        <w:t xml:space="preserve">        </w:t>
-      </w:r>
-      <w:proofErr w:type="gramStart"/>
-      <w:r>
-        <w:t>.</w:t>
-      </w:r>
-      <w:proofErr w:type="spellStart"/>
-      <w:r>
-        <w:t>rst</w:t>
-      </w:r>
-      <w:proofErr w:type="spellEnd"/>
-      <w:proofErr w:type="gramEnd"/>
-      <w:r>
-        <w:t>(</w:t>
-      </w:r>
-      <w:proofErr w:type="spellStart"/>
-      <w:r>
-        <w:t>rst</w:t>
-      </w:r>
-      <w:proofErr w:type="spellEnd"/>
-      <w:r>
-        <w:t>),</w:t>
-      </w:r>
-    </w:p>
-    <w:p>
-      <w:pPr>
-        <w:pStyle w:val="NoSpacing"/>
-      </w:pPr>
-      <w:r>
-        <w:t xml:space="preserve">        </w:t>
-      </w:r>
-      <w:proofErr w:type="gramStart"/>
-      <w:r>
-        <w:t>.start</w:t>
-      </w:r>
-      <w:proofErr w:type="gramEnd"/>
-      <w:r>
-        <w:t>(start),</w:t>
-      </w:r>
-    </w:p>
-    <w:p>
-      <w:pPr>
-        <w:pStyle w:val="NoSpacing"/>
-      </w:pPr>
-      <w:r>
-        <w:t xml:space="preserve">        .</w:t>
-      </w:r>
-      <w:proofErr w:type="spellStart"/>
-      <w:r>
-        <w:t>key_in</w:t>
-      </w:r>
-      <w:proofErr w:type="spellEnd"/>
-      <w:r>
-        <w:t>(</w:t>
-      </w:r>
-      <w:proofErr w:type="spellStart"/>
-      <w:r>
-        <w:t>key_in</w:t>
-      </w:r>
-      <w:proofErr w:type="spellEnd"/>
-      <w:r>
-        <w:t>),</w:t>
-      </w:r>
-    </w:p>
-    <w:p>
-      <w:pPr>
-        <w:pStyle w:val="NoSpacing"/>
-      </w:pPr>
-      <w:r>
-        <w:t xml:space="preserve">        </w:t>
-      </w:r>
-      <w:proofErr w:type="gramStart"/>
-      <w:r>
-        <w:t>.</w:t>
-      </w:r>
-      <w:proofErr w:type="spellStart"/>
-      <w:r>
-        <w:t>byte</w:t>
-      </w:r>
-      <w:proofErr w:type="gramEnd"/>
-      <w:r>
-        <w:t>_in</w:t>
-      </w:r>
-      <w:proofErr w:type="spellEnd"/>
-      <w:r>
-        <w:t>(</w:t>
-      </w:r>
-      <w:proofErr w:type="spellStart"/>
-      <w:r>
-        <w:t>byte_in</w:t>
-      </w:r>
-      <w:proofErr w:type="spellEnd"/>
-      <w:r>
-        <w:t>),</w:t>
-      </w:r>
-    </w:p>
-    <w:p>
-      <w:pPr>
-        <w:pStyle w:val="NoSpacing"/>
-      </w:pPr>
-      <w:r>
-        <w:t xml:space="preserve">        </w:t>
-      </w:r>
-      <w:proofErr w:type="gramStart"/>
-      <w:r>
-        <w:t>.</w:t>
-      </w:r>
-      <w:proofErr w:type="spellStart"/>
-      <w:r>
-        <w:t>tx</w:t>
-      </w:r>
-      <w:proofErr w:type="gramEnd"/>
-      <w:r>
-        <w:t>_word</w:t>
-      </w:r>
-      <w:proofErr w:type="spellEnd"/>
-      <w:r>
-        <w:t>(</w:t>
-      </w:r>
-      <w:proofErr w:type="spellStart"/>
-      <w:r>
-        <w:t>tx_word</w:t>
-      </w:r>
-      <w:proofErr w:type="spellEnd"/>
-      <w:r>
-        <w:t>),</w:t>
-      </w:r>
-    </w:p>
-    <w:p>
-      <w:pPr>
-        <w:pStyle w:val="NoSpacing"/>
-      </w:pPr>
-      <w:r>
-        <w:t xml:space="preserve">        </w:t>
-      </w:r>
-      <w:proofErr w:type="gramStart"/>
-      <w:r>
-        <w:t>.</w:t>
-      </w:r>
-      <w:proofErr w:type="spellStart"/>
-      <w:r>
-        <w:t>tx</w:t>
-      </w:r>
-      <w:proofErr w:type="gramEnd"/>
-      <w:r>
-        <w:t>_word_valid</w:t>
-      </w:r>
-      <w:proofErr w:type="spellEnd"/>
-      <w:r>
-        <w:t>(</w:t>
-      </w:r>
-      <w:proofErr w:type="spellStart"/>
-      <w:r>
-        <w:t>tx_word_valid</w:t>
-      </w:r>
-      <w:proofErr w:type="spellEnd"/>
-      <w:r>
-        <w:t>)</w:t>
-      </w:r>
-    </w:p>
-    <w:p>
-      <w:pPr>
-        <w:pStyle w:val="NoSpacing"/>
-      </w:pPr>
-      <w:r>
-        <w:t xml:space="preserve">    );</w:t>
-      </w:r>
-    </w:p>
-    <w:p>
-      <w:pPr>
-        <w:pStyle w:val="NoSpacing"/>
-      </w:pPr>
-    </w:p>
-    <w:p>
-      <w:pPr>
-        <w:pStyle w:val="NoSpacing"/>
-      </w:pPr>
-      <w:r>
-        <w:t xml:space="preserve">    </w:t>
-      </w:r>
-      <w:proofErr w:type="spellStart"/>
-      <w:r>
-        <w:t>localparam</w:t>
-      </w:r>
-      <w:proofErr w:type="spellEnd"/>
-      <w:r>
-        <w:t xml:space="preserve"> integer CLK_HZ     = 12_000_</w:t>
-      </w:r>
-      <w:proofErr w:type="gramStart"/>
-      <w:r>
-        <w:t>000;</w:t>
-      </w:r>
-      <w:proofErr w:type="gramEnd"/>
-    </w:p>
-    <w:p>
-      <w:pPr>
-        <w:pStyle w:val="NoSpacing"/>
-      </w:pPr>
-      <w:r>
-        <w:t xml:space="preserve">    </w:t>
-      </w:r>
-      <w:proofErr w:type="spellStart"/>
-      <w:r>
-        <w:t>localparam</w:t>
-      </w:r>
-      <w:proofErr w:type="spellEnd"/>
-      <w:r>
-        <w:t xml:space="preserve"> integer CLK_PERIOD = 1_000_000_000 / CLK_HZ; // ns</w:t>
-      </w:r>
-    </w:p>
-    <w:p>
-      <w:pPr>
-        <w:pStyle w:val="NoSpacing"/>
-      </w:pPr>
-    </w:p>
-    <w:p>
-      <w:pPr>
-        <w:pStyle w:val="NoSpacing"/>
-      </w:pPr>
-      <w:r>
-        <w:lastRenderedPageBreak/>
-        <w:t xml:space="preserve">    </w:t>
-      </w:r>
-      <w:proofErr w:type="gramStart"/>
-      <w:r>
-        <w:t>initial</w:t>
-      </w:r>
-      <w:proofErr w:type="gramEnd"/>
-      <w:r>
-        <w:t xml:space="preserve"> begin</w:t>
-      </w:r>
-    </w:p>
-    <w:p>
-      <w:pPr>
-        <w:pStyle w:val="NoSpacing"/>
-      </w:pPr>
-      <w:r>
-        <w:t xml:space="preserve">        </w:t>
-      </w:r>
-      <w:proofErr w:type="spellStart"/>
-      <w:r>
-        <w:t>clk</w:t>
-      </w:r>
-      <w:proofErr w:type="spellEnd"/>
-      <w:r>
-        <w:t xml:space="preserve"> = 1'</w:t>
-      </w:r>
-      <w:proofErr w:type="gramStart"/>
-      <w:r>
-        <w:t>b0;</w:t>
-      </w:r>
-      <w:proofErr w:type="gramEnd"/>
-    </w:p>
-    <w:p>
-      <w:pPr>
-        <w:pStyle w:val="NoSpacing"/>
-      </w:pPr>
-      <w:r>
-        <w:t xml:space="preserve">        </w:t>
-      </w:r>
-      <w:proofErr w:type="gramStart"/>
-      <w:r>
-        <w:t>forever #(</w:t>
-      </w:r>
-      <w:proofErr w:type="gramEnd"/>
-      <w:r>
-        <w:t xml:space="preserve">CLK_PERIOD/2) </w:t>
-      </w:r>
-      <w:proofErr w:type="spellStart"/>
-      <w:r>
-        <w:t>clk</w:t>
-      </w:r>
-      <w:proofErr w:type="spellEnd"/>
-      <w:r>
-        <w:t xml:space="preserve"> = ~</w:t>
-      </w:r>
-      <w:proofErr w:type="spellStart"/>
-      <w:proofErr w:type="gramStart"/>
-      <w:r>
-        <w:t>clk</w:t>
-      </w:r>
-      <w:proofErr w:type="spellEnd"/>
-      <w:r>
-        <w:t>;</w:t>
-      </w:r>
-      <w:proofErr w:type="gramEnd"/>
-    </w:p>
-    <w:p>
-      <w:pPr>
-        <w:pStyle w:val="NoSpacing"/>
-      </w:pPr>
-      <w:r>
-        <w:t xml:space="preserve">    end</w:t>
-      </w:r>
-    </w:p>
-    <w:p>
-      <w:pPr>
-        <w:pStyle w:val="NoSpacing"/>
-      </w:pPr>
-    </w:p>
-    <w:p>
-      <w:pPr>
-        <w:pStyle w:val="NoSpacing"/>
-      </w:pPr>
-      <w:r>
-        <w:t xml:space="preserve">    </w:t>
-      </w:r>
-      <w:proofErr w:type="gramStart"/>
-      <w:r>
-        <w:t>initial</w:t>
-      </w:r>
-      <w:proofErr w:type="gramEnd"/>
-      <w:r>
-        <w:t xml:space="preserve"> begin</w:t>
-      </w:r>
-    </w:p>
-    <w:p>
-      <w:pPr>
-        <w:pStyle w:val="NoSpacing"/>
-      </w:pPr>
-      <w:r>
-        <w:t xml:space="preserve">        </w:t>
-      </w:r>
-      <w:proofErr w:type="gramStart"/>
-      <w:r>
-        <w:t>#10_000</w:t>
-      </w:r>
-      <w:proofErr w:type="gramEnd"/>
-      <w:r>
-        <w:t>_</w:t>
-      </w:r>
-      <w:proofErr w:type="gramStart"/>
-      <w:r>
-        <w:t>000;</w:t>
-      </w:r>
-      <w:proofErr w:type="gramEnd"/>
-    </w:p>
-    <w:p>
-      <w:pPr>
-        <w:pStyle w:val="NoSpacing"/>
-      </w:pPr>
-      <w:r>
-        <w:t xml:space="preserve">        $display("[%0t] TIMEOUT: ending simulation via watchdog.", $time</w:t>
-      </w:r>
-      <w:proofErr w:type="gramStart"/>
-      <w:r>
-        <w:t>);</w:t>
-      </w:r>
-      <w:proofErr w:type="gramEnd"/>
-    </w:p>
-    <w:p>
-      <w:pPr>
-        <w:pStyle w:val="NoSpacing"/>
-      </w:pPr>
-      <w:r>
-        <w:t xml:space="preserve">        $</w:t>
-      </w:r>
-      <w:proofErr w:type="gramStart"/>
-      <w:r>
-        <w:t>finish;</w:t>
-      </w:r>
-      <w:proofErr w:type="gramEnd"/>
-    </w:p>
-    <w:p>
-      <w:pPr>
-        <w:pStyle w:val="NoSpacing"/>
-      </w:pPr>
-      <w:r>
-        <w:t xml:space="preserve">    end</w:t>
-      </w:r>
-    </w:p>
-    <w:p>
-      <w:pPr>
-        <w:pStyle w:val="NoSpacing"/>
-      </w:pPr>
-    </w:p>
-    <w:p>
-      <w:pPr>
-        <w:pStyle w:val="NoSpacing"/>
-      </w:pPr>
-      <w:r>
-        <w:t xml:space="preserve">    // Pretty-print helper</w:t>
-      </w:r>
-    </w:p>
-    <w:p>
-      <w:pPr>
-        <w:pStyle w:val="NoSpacing"/>
-      </w:pPr>
-      <w:r>
-        <w:t xml:space="preserve">    task </w:t>
-      </w:r>
-      <w:proofErr w:type="gramStart"/>
-      <w:r>
-        <w:t>print128;</w:t>
-      </w:r>
-      <w:proofErr w:type="gramEnd"/>
-    </w:p>
-    <w:p>
-      <w:pPr>
-        <w:pStyle w:val="NoSpacing"/>
-      </w:pPr>
-      <w:r>
-        <w:t xml:space="preserve">        input [127:0] </w:t>
-      </w:r>
-      <w:proofErr w:type="gramStart"/>
-      <w:r>
-        <w:t>v;</w:t>
-      </w:r>
-      <w:proofErr w:type="gramEnd"/>
-    </w:p>
-    <w:p>
-      <w:pPr>
-        <w:pStyle w:val="NoSpacing"/>
-      </w:pPr>
-      <w:r>
-        <w:t xml:space="preserve">        integer </w:t>
-      </w:r>
-      <w:proofErr w:type="spellStart"/>
-      <w:proofErr w:type="gramStart"/>
-      <w:r>
-        <w:t>i</w:t>
-      </w:r>
-      <w:proofErr w:type="spellEnd"/>
-      <w:r>
-        <w:t>;</w:t>
-      </w:r>
-      <w:proofErr w:type="gramEnd"/>
-    </w:p>
-    <w:p>
-      <w:pPr>
-        <w:pStyle w:val="NoSpacing"/>
-      </w:pPr>
-      <w:r>
-        <w:t xml:space="preserve">        reg [7:0] b [0:15</w:t>
-      </w:r>
-      <w:proofErr w:type="gramStart"/>
-      <w:r>
-        <w:t>];</w:t>
-      </w:r>
-      <w:proofErr w:type="gramEnd"/>
-    </w:p>
-    <w:p>
-      <w:pPr>
-        <w:pStyle w:val="NoSpacing"/>
-      </w:pPr>
-      <w:r>
-        <w:t xml:space="preserve">    begin</w:t>
-      </w:r>
-    </w:p>
-    <w:p>
-      <w:pPr>
-        <w:pStyle w:val="NoSpacing"/>
-      </w:pPr>
-      <w:r>
-        <w:t xml:space="preserve">        {</w:t>
-      </w:r>
-      <w:proofErr w:type="gramStart"/>
-      <w:r>
-        <w:t>b[</w:t>
-      </w:r>
-      <w:proofErr w:type="gramEnd"/>
-      <w:r>
-        <w:t xml:space="preserve">0], </w:t>
-      </w:r>
-      <w:proofErr w:type="gramStart"/>
-      <w:r>
-        <w:t>b[</w:t>
-      </w:r>
-      <w:proofErr w:type="gramEnd"/>
-      <w:r>
-        <w:t xml:space="preserve">1], </w:t>
-      </w:r>
-      <w:proofErr w:type="gramStart"/>
-      <w:r>
-        <w:t>b[</w:t>
-      </w:r>
-      <w:proofErr w:type="gramEnd"/>
-      <w:r>
-        <w:t xml:space="preserve">2], </w:t>
-      </w:r>
-      <w:proofErr w:type="gramStart"/>
-      <w:r>
-        <w:t>b[</w:t>
-      </w:r>
-      <w:proofErr w:type="gramEnd"/>
-      <w:r>
-        <w:t xml:space="preserve">3], </w:t>
-      </w:r>
-      <w:proofErr w:type="gramStart"/>
-      <w:r>
-        <w:t>b[</w:t>
-      </w:r>
-      <w:proofErr w:type="gramEnd"/>
-      <w:r>
-        <w:t xml:space="preserve">4], </w:t>
-      </w:r>
-      <w:proofErr w:type="gramStart"/>
-      <w:r>
-        <w:t>b[</w:t>
-      </w:r>
-      <w:proofErr w:type="gramEnd"/>
-      <w:r>
-        <w:t xml:space="preserve">5], </w:t>
-      </w:r>
-      <w:proofErr w:type="gramStart"/>
-      <w:r>
-        <w:t>b[</w:t>
-      </w:r>
-      <w:proofErr w:type="gramEnd"/>
-      <w:r>
-        <w:t xml:space="preserve">6], </w:t>
-      </w:r>
-      <w:proofErr w:type="gramStart"/>
-      <w:r>
-        <w:t>b[</w:t>
-      </w:r>
-      <w:proofErr w:type="gramEnd"/>
-      <w:r>
-        <w:t>7],</w:t>
-      </w:r>
-    </w:p>
-    <w:p>
-      <w:pPr>
-        <w:pStyle w:val="NoSpacing"/>
-      </w:pPr>
-      <w:r>
-        <w:t xml:space="preserve">         </w:t>
-      </w:r>
-      <w:proofErr w:type="gramStart"/>
-      <w:r>
-        <w:t>b[</w:t>
-      </w:r>
-      <w:proofErr w:type="gramEnd"/>
-      <w:r>
-        <w:t xml:space="preserve">8], </w:t>
-      </w:r>
-      <w:proofErr w:type="gramStart"/>
-      <w:r>
-        <w:t>b[</w:t>
-      </w:r>
-      <w:proofErr w:type="gramEnd"/>
-      <w:r>
-        <w:t xml:space="preserve">9], </w:t>
-      </w:r>
-      <w:proofErr w:type="gramStart"/>
-      <w:r>
-        <w:t>b[</w:t>
-      </w:r>
-      <w:proofErr w:type="gramEnd"/>
-      <w:r>
-        <w:t xml:space="preserve">10], </w:t>
-      </w:r>
-      <w:proofErr w:type="gramStart"/>
-      <w:r>
-        <w:t>b[</w:t>
-      </w:r>
-      <w:proofErr w:type="gramEnd"/>
-      <w:r>
-        <w:t xml:space="preserve">11], </w:t>
-      </w:r>
-      <w:proofErr w:type="gramStart"/>
-      <w:r>
-        <w:t>b[</w:t>
-      </w:r>
-      <w:proofErr w:type="gramEnd"/>
-      <w:r>
-        <w:t xml:space="preserve">12], </w:t>
-      </w:r>
-      <w:proofErr w:type="gramStart"/>
-      <w:r>
-        <w:t>b[</w:t>
-      </w:r>
-      <w:proofErr w:type="gramEnd"/>
-      <w:r>
-        <w:t xml:space="preserve">13], </w:t>
-      </w:r>
-      <w:proofErr w:type="gramStart"/>
-      <w:r>
-        <w:t>b[</w:t>
-      </w:r>
-      <w:proofErr w:type="gramEnd"/>
-      <w:r>
-        <w:t xml:space="preserve">14], </w:t>
-      </w:r>
-      <w:proofErr w:type="gramStart"/>
-      <w:r>
-        <w:t>b[15]}</w:t>
-      </w:r>
-      <w:proofErr w:type="gramEnd"/>
-      <w:r>
-        <w:t xml:space="preserve"> = </w:t>
-      </w:r>
-      <w:proofErr w:type="gramStart"/>
-      <w:r>
-        <w:t>v;</w:t>
-      </w:r>
-      <w:proofErr w:type="gramEnd"/>
-    </w:p>
-    <w:p>
-      <w:pPr>
-        <w:pStyle w:val="NoSpacing"/>
-      </w:pPr>
-      <w:r>
-        <w:t xml:space="preserve">        $write("0x"</w:t>
-      </w:r>
-      <w:proofErr w:type="gramStart"/>
-      <w:r>
-        <w:t>);</w:t>
-      </w:r>
-      <w:proofErr w:type="gramEnd"/>
-    </w:p>
-    <w:p>
-      <w:pPr>
-        <w:pStyle w:val="NoSpacing"/>
-      </w:pPr>
-      <w:r>
-        <w:t xml:space="preserve">        for (</w:t>
-      </w:r>
-      <w:proofErr w:type="spellStart"/>
-      <w:r>
-        <w:t>i</w:t>
-      </w:r>
-      <w:proofErr w:type="spellEnd"/>
-      <w:r>
-        <w:t xml:space="preserve"> = 0; </w:t>
-      </w:r>
-      <w:proofErr w:type="spellStart"/>
-      <w:r>
-        <w:t>i</w:t>
-      </w:r>
-      <w:proofErr w:type="spellEnd"/>
-      <w:r>
-        <w:t xml:space="preserve"> &lt; 16; </w:t>
-      </w:r>
-      <w:proofErr w:type="spellStart"/>
-      <w:r>
-        <w:t>i</w:t>
-      </w:r>
-      <w:proofErr w:type="spellEnd"/>
-      <w:r>
-        <w:t xml:space="preserve"> = </w:t>
-      </w:r>
-      <w:proofErr w:type="spellStart"/>
-      <w:r>
-        <w:t>i</w:t>
-      </w:r>
-      <w:proofErr w:type="spellEnd"/>
-      <w:r>
-        <w:t xml:space="preserve"> + 1) $</w:t>
-      </w:r>
-      <w:proofErr w:type="gramStart"/>
-      <w:r>
-        <w:t>write(</w:t>
-      </w:r>
-      <w:proofErr w:type="gramEnd"/>
-      <w:r>
-        <w:t>"%02x", b[</w:t>
-      </w:r>
-      <w:proofErr w:type="spellStart"/>
-      <w:r>
-        <w:t>i</w:t>
-      </w:r>
-      <w:proofErr w:type="spellEnd"/>
-      <w:r>
-        <w:t>]</w:t>
-      </w:r>
-      <w:proofErr w:type="gramStart"/>
-      <w:r>
-        <w:t>);</w:t>
-      </w:r>
-      <w:proofErr w:type="gramEnd"/>
-    </w:p>
-    <w:p>
-      <w:pPr>
-        <w:pStyle w:val="NoSpacing"/>
-      </w:pPr>
-      <w:r>
-        <w:t xml:space="preserve">    end</w:t>
-      </w:r>
-    </w:p>
-    <w:p>
-      <w:pPr>
-        <w:pStyle w:val="NoSpacing"/>
-      </w:pPr>
-      <w:r>
-        <w:t xml:space="preserve">    </w:t>
-      </w:r>
-      <w:proofErr w:type="spellStart"/>
-      <w:r>
-        <w:t>endtask</w:t>
-      </w:r>
-      <w:proofErr w:type="spellEnd"/>
-    </w:p>
-    <w:p>
-      <w:pPr>
-        <w:pStyle w:val="NoSpacing"/>
-      </w:pPr>
-    </w:p>
-    <w:p>
-      <w:pPr>
-        <w:pStyle w:val="NoSpacing"/>
-      </w:pPr>
-      <w:r>
-        <w:t xml:space="preserve">    </w:t>
-      </w:r>
-      <w:proofErr w:type="gramStart"/>
-      <w:r>
-        <w:t>initial</w:t>
-      </w:r>
-      <w:proofErr w:type="gramEnd"/>
-      <w:r>
-        <w:t xml:space="preserve"> begin</w:t>
-      </w:r>
-    </w:p>
-    <w:p>
-      <w:pPr>
-        <w:pStyle w:val="NoSpacing"/>
-      </w:pPr>
-      <w:r>
-        <w:t xml:space="preserve">        // Reset</w:t>
-      </w:r>
-    </w:p>
-    <w:p>
-      <w:pPr>
-        <w:pStyle w:val="NoSpacing"/>
-      </w:pPr>
-      <w:r>
-        <w:t xml:space="preserve">        start   = 1'</w:t>
-      </w:r>
-      <w:proofErr w:type="gramStart"/>
-      <w:r>
-        <w:t>b0;</w:t>
-      </w:r>
-      <w:proofErr w:type="gramEnd"/>
-    </w:p>
-    <w:p>
-      <w:pPr>
-        <w:pStyle w:val="NoSpacing"/>
-      </w:pPr>
-      <w:r>
-        <w:t xml:space="preserve">        </w:t>
-      </w:r>
-      <w:proofErr w:type="spellStart"/>
-      <w:r>
-        <w:t>key_</w:t>
-      </w:r>
-      <w:proofErr w:type="gramStart"/>
-      <w:r>
-        <w:t>in</w:t>
-      </w:r>
-      <w:proofErr w:type="spellEnd"/>
-      <w:r>
-        <w:t xml:space="preserve">  =</w:t>
-      </w:r>
-      <w:proofErr w:type="gramEnd"/>
-      <w:r>
-        <w:t xml:space="preserve"> 128'</w:t>
-      </w:r>
-      <w:proofErr w:type="gramStart"/>
-      <w:r>
-        <w:t>b0;</w:t>
-      </w:r>
-      <w:proofErr w:type="gramEnd"/>
-    </w:p>
-    <w:p>
-      <w:pPr>
-        <w:pStyle w:val="NoSpacing"/>
-      </w:pPr>
-      <w:r>
-        <w:t xml:space="preserve">        </w:t>
-      </w:r>
-      <w:proofErr w:type="spellStart"/>
-      <w:r>
-        <w:t>byte_in</w:t>
-      </w:r>
-      <w:proofErr w:type="spellEnd"/>
-      <w:r>
-        <w:t xml:space="preserve"> = 128'</w:t>
-      </w:r>
-      <w:proofErr w:type="gramStart"/>
-      <w:r>
-        <w:t>b0;</w:t>
-      </w:r>
-      <w:proofErr w:type="gramEnd"/>
-    </w:p>
-    <w:p>
-      <w:pPr>
-        <w:pStyle w:val="NoSpacing"/>
-      </w:pPr>
-    </w:p>
-    <w:p>
-      <w:pPr>
-        <w:pStyle w:val="NoSpacing"/>
-      </w:pPr>
-      <w:r>
-        <w:t xml:space="preserve">        </w:t>
-      </w:r>
-      <w:proofErr w:type="spellStart"/>
-      <w:r>
-        <w:t>rst</w:t>
-      </w:r>
-      <w:proofErr w:type="spellEnd"/>
-      <w:r>
-        <w:t xml:space="preserve"> = 1'</w:t>
-      </w:r>
-      <w:proofErr w:type="gramStart"/>
-      <w:r>
-        <w:t>b1;</w:t>
-      </w:r>
-      <w:proofErr w:type="gramEnd"/>
-    </w:p>
-    <w:p>
-      <w:pPr>
-        <w:pStyle w:val="NoSpacing"/>
-      </w:pPr>
-      <w:r>
-        <w:t xml:space="preserve">        repeat (8) </w:t>
-      </w:r>
-      <w:proofErr w:type="gramStart"/>
-      <w:r>
-        <w:t>@(</w:t>
-      </w:r>
-      <w:proofErr w:type="gramEnd"/>
-      <w:r>
-        <w:t xml:space="preserve">posedge </w:t>
-      </w:r>
-      <w:proofErr w:type="spellStart"/>
-      <w:r>
-        <w:t>clk</w:t>
-      </w:r>
-      <w:proofErr w:type="spellEnd"/>
-      <w:proofErr w:type="gramStart"/>
-      <w:r>
-        <w:t>);</w:t>
-      </w:r>
-      <w:proofErr w:type="gramEnd"/>
-    </w:p>
-    <w:p>
-      <w:pPr>
-        <w:pStyle w:val="NoSpacing"/>
-      </w:pPr>
-      <w:r>
-        <w:t xml:space="preserve">        </w:t>
-      </w:r>
-      <w:proofErr w:type="spellStart"/>
-      <w:r>
-        <w:t>rst</w:t>
-      </w:r>
-      <w:proofErr w:type="spellEnd"/>
-      <w:r>
-        <w:t xml:space="preserve"> = 1'</w:t>
-      </w:r>
-      <w:proofErr w:type="gramStart"/>
-      <w:r>
-        <w:t>b0;</w:t>
-      </w:r>
-      <w:proofErr w:type="gramEnd"/>
-    </w:p>
-    <w:p>
-      <w:pPr>
-        <w:pStyle w:val="NoSpacing"/>
-      </w:pPr>
-      <w:r>
-        <w:t xml:space="preserve">        repeat (4) </w:t>
-      </w:r>
-      <w:proofErr w:type="gramStart"/>
-      <w:r>
-        <w:t>@(</w:t>
-      </w:r>
-      <w:proofErr w:type="gramEnd"/>
-      <w:r>
-        <w:t xml:space="preserve">posedge </w:t>
-      </w:r>
-      <w:proofErr w:type="spellStart"/>
-      <w:r>
-        <w:t>clk</w:t>
-      </w:r>
-      <w:proofErr w:type="spellEnd"/>
-      <w:proofErr w:type="gramStart"/>
-      <w:r>
-        <w:t>);</w:t>
-      </w:r>
-      <w:proofErr w:type="gramEnd"/>
-    </w:p>
-    <w:p>
-      <w:pPr>
-        <w:pStyle w:val="NoSpacing"/>
-      </w:pPr>
-    </w:p>
-    <w:p>
-      <w:pPr>
-        <w:pStyle w:val="NoSpacing"/>
-      </w:pPr>
-      <w:r>
-        <w:t xml:space="preserve">        /</w:t>
-      </w:r>
-      <w:proofErr w:type="gramStart"/>
-      <w:r>
-        <w:t>/ -</w:t>
-      </w:r>
-      <w:proofErr w:type="gramEnd"/>
-      <w:r>
-        <w:t>--------------- Test Case 1 ----------------</w:t>
-      </w:r>
-    </w:p>
-    <w:p>
-      <w:pPr>
-        <w:pStyle w:val="NoSpacing"/>
-      </w:pPr>
-      <w:r>
-        <w:t xml:space="preserve">        </w:t>
-      </w:r>
-      <w:proofErr w:type="spellStart"/>
-      <w:r>
-        <w:t>key_</w:t>
-      </w:r>
-      <w:proofErr w:type="gramStart"/>
-      <w:r>
-        <w:t>in</w:t>
-      </w:r>
-      <w:proofErr w:type="spellEnd"/>
-      <w:r>
-        <w:t xml:space="preserve">  =</w:t>
-      </w:r>
-      <w:proofErr w:type="gramEnd"/>
-      <w:r>
-        <w:t xml:space="preserve"> 128'h2b7e1516_28aed2a6_abf71588_</w:t>
-      </w:r>
-      <w:proofErr w:type="gramStart"/>
-      <w:r>
-        <w:t>09cf4f3c;</w:t>
-      </w:r>
-      <w:proofErr w:type="gramEnd"/>
-    </w:p>
-    <w:p>
-      <w:pPr>
-        <w:pStyle w:val="NoSpacing"/>
-      </w:pPr>
-      <w:r>
-        <w:t xml:space="preserve">        </w:t>
-      </w:r>
-      <w:proofErr w:type="spellStart"/>
-      <w:r>
-        <w:t>byte_in</w:t>
-      </w:r>
-      <w:proofErr w:type="spellEnd"/>
-      <w:r>
-        <w:t xml:space="preserve"> = 128'h3243f6a8_885a308d_313198a2_</w:t>
-      </w:r>
-      <w:proofErr w:type="gramStart"/>
-      <w:r>
-        <w:t>e0370734;</w:t>
-      </w:r>
-      <w:proofErr w:type="gramEnd"/>
-    </w:p>
-    <w:p>
-      <w:pPr>
-        <w:pStyle w:val="NoSpacing"/>
-      </w:pPr>
-    </w:p>
-    <w:p>
-      <w:pPr>
-        <w:pStyle w:val="NoSpacing"/>
-      </w:pPr>
-      <w:r>
-        <w:t xml:space="preserve">        // Pulse 'start' for 1 cycle</w:t>
-      </w:r>
-    </w:p>
-    <w:p>
-      <w:pPr>
-        <w:pStyle w:val="NoSpacing"/>
-      </w:pPr>
-      <w:r>
-        <w:t xml:space="preserve">        </w:t>
-      </w:r>
-      <w:proofErr w:type="gramStart"/>
-      <w:r>
-        <w:t>@(</w:t>
-      </w:r>
-      <w:proofErr w:type="gramEnd"/>
-      <w:r>
-        <w:t xml:space="preserve">posedge </w:t>
-      </w:r>
-      <w:proofErr w:type="spellStart"/>
-      <w:r>
-        <w:t>clk</w:t>
-      </w:r>
-      <w:proofErr w:type="spellEnd"/>
-      <w:r>
-        <w:t>); start &lt;= 1'</w:t>
-      </w:r>
-      <w:proofErr w:type="gramStart"/>
-      <w:r>
-        <w:t>b1;</w:t>
-      </w:r>
-      <w:proofErr w:type="gramEnd"/>
-    </w:p>
-    <w:p>
-      <w:pPr>
-        <w:pStyle w:val="NoSpacing"/>
-      </w:pPr>
-      <w:r>
-        <w:t xml:space="preserve">        </w:t>
-      </w:r>
-      <w:proofErr w:type="gramStart"/>
-      <w:r>
-        <w:t>@(</w:t>
-      </w:r>
-      <w:proofErr w:type="gramEnd"/>
-      <w:r>
-        <w:t xml:space="preserve">posedge </w:t>
-      </w:r>
-      <w:proofErr w:type="spellStart"/>
-      <w:r>
-        <w:t>clk</w:t>
-      </w:r>
-      <w:proofErr w:type="spellEnd"/>
-      <w:r>
-        <w:t>); start &lt;= 1'</w:t>
-      </w:r>
-      <w:proofErr w:type="gramStart"/>
-      <w:r>
-        <w:t>b0;</w:t>
-      </w:r>
-      <w:proofErr w:type="gramEnd"/>
-    </w:p>
-    <w:p>
-      <w:pPr>
-        <w:pStyle w:val="NoSpacing"/>
-      </w:pPr>
-    </w:p>
-    <w:p>
-      <w:pPr>
-        <w:pStyle w:val="NoSpacing"/>
-      </w:pPr>
-      <w:r>
-        <w:t xml:space="preserve">        wait (</w:t>
-      </w:r>
-      <w:proofErr w:type="spellStart"/>
-      <w:r>
-        <w:t>tx_word_valid</w:t>
-      </w:r>
-      <w:proofErr w:type="spellEnd"/>
-      <w:r>
-        <w:t xml:space="preserve"> === 1'b1</w:t>
-      </w:r>
-      <w:proofErr w:type="gramStart"/>
-      <w:r>
-        <w:t>);</w:t>
-      </w:r>
-      <w:proofErr w:type="gramEnd"/>
     </w:p>
     <w:p>
       <w:pPr>
@@ -7788,70 +5412,985 @@
       </w:r>
       <w:proofErr w:type="gramStart"/>
       <w:r>
-        <w:t>#1;</w:t>
-      </w:r>
-      <w:proofErr w:type="gramEnd"/>
-    </w:p>
-    <w:p>
-      <w:pPr>
-        <w:pStyle w:val="NoSpacing"/>
-      </w:pPr>
-    </w:p>
-    <w:p>
-      <w:pPr>
-        <w:pStyle w:val="NoSpacing"/>
-      </w:pPr>
-      <w:r>
-        <w:t xml:space="preserve">        $write("[%0t] TX_WORD (Test 1) = ", $time</w:t>
-      </w:r>
-      <w:proofErr w:type="gramStart"/>
+        <w:t>#5;</w:t>
+      </w:r>
+      <w:proofErr w:type="gramEnd"/>
+    </w:p>
+    <w:p>
+      <w:pPr>
+        <w:pStyle w:val="NoSpacing"/>
+      </w:pPr>
+      <w:r>
+        <w:t xml:space="preserve">        $</w:t>
+      </w:r>
+      <w:proofErr w:type="gramStart"/>
+      <w:r>
+        <w:t>finish;</w:t>
+      </w:r>
+      <w:proofErr w:type="gramEnd"/>
+    </w:p>
+    <w:p>
+      <w:pPr>
+        <w:pStyle w:val="NoSpacing"/>
+      </w:pPr>
+      <w:r>
+        <w:t xml:space="preserve">    end</w:t>
+      </w:r>
+    </w:p>
+    <w:p>
+      <w:pPr>
+        <w:pStyle w:val="NoSpacing"/>
+      </w:pPr>
+    </w:p>
+    <w:p>
+      <w:pPr>
+        <w:pStyle w:val="NoSpacing"/>
+      </w:pPr>
+      <w:proofErr w:type="spellStart"/>
+      <w:r>
+        <w:t>endmodule</w:t>
+      </w:r>
+      <w:proofErr w:type="spellEnd"/>
+    </w:p>
+    <w:p>
+      <w:pPr>
+        <w:pStyle w:val="NoSpacing"/>
+      </w:pPr>
+      <w:r>
+        <w:t>`timescale 1ns/1ps</w:t>
+      </w:r>
+    </w:p>
+    <w:p>
+      <w:pPr>
+        <w:pStyle w:val="NoSpacing"/>
+      </w:pPr>
+    </w:p>
+    <w:p>
+      <w:pPr>
+        <w:pStyle w:val="NoSpacing"/>
+      </w:pPr>
+      <w:r>
+        <w:t xml:space="preserve">module </w:t>
+      </w:r>
+      <w:proofErr w:type="spellStart"/>
+      <w:r>
+        <w:t>tp_module_top_replica</w:t>
+      </w:r>
+      <w:proofErr w:type="spellEnd"/>
+      <w:r>
+        <w:t xml:space="preserve"> (</w:t>
+      </w:r>
+    </w:p>
+    <w:p>
+      <w:pPr>
+        <w:pStyle w:val="NoSpacing"/>
+      </w:pPr>
+      <w:r>
+        <w:t xml:space="preserve">    input              </w:t>
+      </w:r>
+      <w:proofErr w:type="spellStart"/>
+      <w:r>
+        <w:t>clk</w:t>
+      </w:r>
+      <w:proofErr w:type="spellEnd"/>
+      <w:r>
+        <w:t>,</w:t>
+      </w:r>
+    </w:p>
+    <w:p>
+      <w:pPr>
+        <w:pStyle w:val="NoSpacing"/>
+      </w:pPr>
+      <w:r>
+        <w:t xml:space="preserve">    input              </w:t>
+      </w:r>
+      <w:proofErr w:type="spellStart"/>
+      <w:r>
+        <w:t>rst</w:t>
+      </w:r>
+      <w:proofErr w:type="spellEnd"/>
+      <w:r>
+        <w:t>,</w:t>
+      </w:r>
+    </w:p>
+    <w:p>
+      <w:pPr>
+        <w:pStyle w:val="NoSpacing"/>
+      </w:pPr>
+      <w:r>
+        <w:t xml:space="preserve">    input              start,</w:t>
+      </w:r>
+    </w:p>
+    <w:p>
+      <w:pPr>
+        <w:pStyle w:val="NoSpacing"/>
+      </w:pPr>
+      <w:r>
+        <w:t xml:space="preserve">    input   </w:t>
+      </w:r>
+      <w:proofErr w:type="gramStart"/>
+      <w:r>
+        <w:t xml:space="preserve">   [</w:t>
+      </w:r>
+      <w:proofErr w:type="gramEnd"/>
+      <w:r>
+        <w:t xml:space="preserve">127:0] </w:t>
+      </w:r>
+      <w:proofErr w:type="spellStart"/>
+      <w:r>
+        <w:t>key_in</w:t>
+      </w:r>
+      <w:proofErr w:type="spellEnd"/>
+      <w:r>
+        <w:t>,</w:t>
+      </w:r>
+    </w:p>
+    <w:p>
+      <w:pPr>
+        <w:pStyle w:val="NoSpacing"/>
+      </w:pPr>
+      <w:r>
+        <w:t xml:space="preserve">    input   </w:t>
+      </w:r>
+      <w:proofErr w:type="gramStart"/>
+      <w:r>
+        <w:t xml:space="preserve">   [</w:t>
+      </w:r>
+      <w:proofErr w:type="gramEnd"/>
+      <w:r>
+        <w:t xml:space="preserve">127:0] </w:t>
+      </w:r>
+      <w:proofErr w:type="spellStart"/>
+      <w:r>
+        <w:t>byte_in</w:t>
+      </w:r>
+      <w:proofErr w:type="spellEnd"/>
+      <w:r>
+        <w:t>,</w:t>
+      </w:r>
+    </w:p>
+    <w:p>
+      <w:pPr>
+        <w:pStyle w:val="NoSpacing"/>
+      </w:pPr>
+      <w:r>
+        <w:t xml:space="preserve">    output reg [127:0] </w:t>
+      </w:r>
+      <w:proofErr w:type="spellStart"/>
+      <w:r>
+        <w:t>tx_word</w:t>
+      </w:r>
+      <w:proofErr w:type="spellEnd"/>
+      <w:r>
+        <w:t>,</w:t>
+      </w:r>
+    </w:p>
+    <w:p>
+      <w:pPr>
+        <w:pStyle w:val="NoSpacing"/>
+      </w:pPr>
+      <w:r>
+        <w:t xml:space="preserve">    output reg         </w:t>
+      </w:r>
+      <w:proofErr w:type="spellStart"/>
+      <w:r>
+        <w:t>tx_word_valid</w:t>
+      </w:r>
+      <w:proofErr w:type="spellEnd"/>
+    </w:p>
+    <w:p>
+      <w:pPr>
+        <w:pStyle w:val="NoSpacing"/>
+      </w:pPr>
       <w:r>
         <w:t>);</w:t>
       </w:r>
-      <w:proofErr w:type="gramEnd"/>
-    </w:p>
-    <w:p>
-      <w:pPr>
-        <w:pStyle w:val="NoSpacing"/>
-      </w:pPr>
-      <w:r>
-        <w:t xml:space="preserve">        print128(</w:t>
+    </w:p>
+    <w:p>
+      <w:pPr>
+        <w:pStyle w:val="NoSpacing"/>
+      </w:pPr>
+    </w:p>
+    <w:p>
+      <w:pPr>
+        <w:pStyle w:val="NoSpacing"/>
+      </w:pPr>
+      <w:r>
+        <w:t xml:space="preserve">    // Key expansion</w:t>
+      </w:r>
+    </w:p>
+    <w:p>
+      <w:pPr>
+        <w:pStyle w:val="NoSpacing"/>
+      </w:pPr>
+      <w:r>
+        <w:t xml:space="preserve">    wire [127:0] k0, </w:t>
+      </w:r>
+      <w:proofErr w:type="gramStart"/>
+      <w:r>
+        <w:t>k1;</w:t>
+      </w:r>
+      <w:proofErr w:type="gramEnd"/>
+    </w:p>
+    <w:p>
+      <w:pPr>
+        <w:pStyle w:val="NoSpacing"/>
+      </w:pPr>
+      <w:r>
+        <w:t xml:space="preserve">    wire [127:0] dummy [2:10</w:t>
+      </w:r>
+      <w:proofErr w:type="gramStart"/>
+      <w:r>
+        <w:t>];</w:t>
+      </w:r>
+      <w:proofErr w:type="gramEnd"/>
+    </w:p>
+    <w:p>
+      <w:pPr>
+        <w:pStyle w:val="NoSpacing"/>
+      </w:pPr>
+    </w:p>
+    <w:p>
+      <w:pPr>
+        <w:pStyle w:val="NoSpacing"/>
+      </w:pPr>
+      <w:r>
+        <w:t xml:space="preserve">    </w:t>
+      </w:r>
+      <w:proofErr w:type="spellStart"/>
+      <w:r>
+        <w:t>key_generator</w:t>
+      </w:r>
+      <w:proofErr w:type="spellEnd"/>
+      <w:r>
+        <w:t xml:space="preserve"> </w:t>
+      </w:r>
+      <w:proofErr w:type="spellStart"/>
+      <w:r>
+        <w:t>u_keygen</w:t>
+      </w:r>
+      <w:proofErr w:type="spellEnd"/>
+      <w:r>
+        <w:t xml:space="preserve"> (</w:t>
+      </w:r>
+    </w:p>
+    <w:p>
+      <w:pPr>
+        <w:pStyle w:val="NoSpacing"/>
+      </w:pPr>
+      <w:r>
+        <w:t xml:space="preserve">        .</w:t>
+      </w:r>
+      <w:proofErr w:type="spellStart"/>
+      <w:r>
+        <w:t>key_in</w:t>
+      </w:r>
+      <w:proofErr w:type="spellEnd"/>
+      <w:r>
+        <w:t>(</w:t>
+      </w:r>
+      <w:proofErr w:type="spellStart"/>
+      <w:r>
+        <w:t>key_in</w:t>
+      </w:r>
+      <w:proofErr w:type="spellEnd"/>
+      <w:r>
+        <w:t>),</w:t>
+      </w:r>
+    </w:p>
+    <w:p>
+      <w:pPr>
+        <w:pStyle w:val="NoSpacing"/>
+      </w:pPr>
+      <w:r>
+        <w:t xml:space="preserve">        </w:t>
+      </w:r>
+      <w:proofErr w:type="gramStart"/>
+      <w:r>
+        <w:t>.k</w:t>
+      </w:r>
+      <w:proofErr w:type="gramEnd"/>
+      <w:r>
+        <w:t>0(k0)</w:t>
+      </w:r>
+      <w:proofErr w:type="gramStart"/>
+      <w:r>
+        <w:t>, .k</w:t>
+      </w:r>
+      <w:proofErr w:type="gramEnd"/>
+      <w:r>
+        <w:t>1(k1),</w:t>
+      </w:r>
+    </w:p>
+    <w:p>
+      <w:pPr>
+        <w:pStyle w:val="NoSpacing"/>
+      </w:pPr>
+      <w:r>
+        <w:t xml:space="preserve">        </w:t>
+      </w:r>
+      <w:proofErr w:type="gramStart"/>
+      <w:r>
+        <w:t>.k</w:t>
+      </w:r>
+      <w:proofErr w:type="gramEnd"/>
+      <w:r>
+        <w:t>2(</w:t>
+      </w:r>
+      <w:proofErr w:type="gramStart"/>
+      <w:r>
+        <w:t>dummy[</w:t>
+      </w:r>
+      <w:proofErr w:type="gramEnd"/>
+      <w:r>
+        <w:t>2])</w:t>
+      </w:r>
+      <w:proofErr w:type="gramStart"/>
+      <w:r>
+        <w:t>, .k</w:t>
+      </w:r>
+      <w:proofErr w:type="gramEnd"/>
+      <w:r>
+        <w:t>3(</w:t>
+      </w:r>
+      <w:proofErr w:type="gramStart"/>
+      <w:r>
+        <w:t>dummy[</w:t>
+      </w:r>
+      <w:proofErr w:type="gramEnd"/>
+      <w:r>
+        <w:t>3])</w:t>
+      </w:r>
+      <w:proofErr w:type="gramStart"/>
+      <w:r>
+        <w:t>, .k</w:t>
+      </w:r>
+      <w:proofErr w:type="gramEnd"/>
+      <w:r>
+        <w:t>4(</w:t>
+      </w:r>
+      <w:proofErr w:type="gramStart"/>
+      <w:r>
+        <w:t>dummy[</w:t>
+      </w:r>
+      <w:proofErr w:type="gramEnd"/>
+      <w:r>
+        <w:t>4]),</w:t>
+      </w:r>
+    </w:p>
+    <w:p>
+      <w:pPr>
+        <w:pStyle w:val="NoSpacing"/>
+      </w:pPr>
+      <w:r>
+        <w:t xml:space="preserve">        </w:t>
+      </w:r>
+      <w:proofErr w:type="gramStart"/>
+      <w:r>
+        <w:t>.k</w:t>
+      </w:r>
+      <w:proofErr w:type="gramEnd"/>
+      <w:r>
+        <w:t>5(</w:t>
+      </w:r>
+      <w:proofErr w:type="gramStart"/>
+      <w:r>
+        <w:t>dummy[</w:t>
+      </w:r>
+      <w:proofErr w:type="gramEnd"/>
+      <w:r>
+        <w:t>5])</w:t>
+      </w:r>
+      <w:proofErr w:type="gramStart"/>
+      <w:r>
+        <w:t>, .k</w:t>
+      </w:r>
+      <w:proofErr w:type="gramEnd"/>
+      <w:r>
+        <w:t>6(</w:t>
+      </w:r>
+      <w:proofErr w:type="gramStart"/>
+      <w:r>
+        <w:t>dummy[</w:t>
+      </w:r>
+      <w:proofErr w:type="gramEnd"/>
+      <w:r>
+        <w:t>6])</w:t>
+      </w:r>
+      <w:proofErr w:type="gramStart"/>
+      <w:r>
+        <w:t>, .k</w:t>
+      </w:r>
+      <w:proofErr w:type="gramEnd"/>
+      <w:r>
+        <w:t>7(</w:t>
+      </w:r>
+      <w:proofErr w:type="gramStart"/>
+      <w:r>
+        <w:t>dummy[</w:t>
+      </w:r>
+      <w:proofErr w:type="gramEnd"/>
+      <w:r>
+        <w:t>7]),</w:t>
+      </w:r>
+    </w:p>
+    <w:p>
+      <w:pPr>
+        <w:pStyle w:val="NoSpacing"/>
+      </w:pPr>
+      <w:r>
+        <w:t xml:space="preserve">        </w:t>
+      </w:r>
+      <w:proofErr w:type="gramStart"/>
+      <w:r>
+        <w:t>.k</w:t>
+      </w:r>
+      <w:proofErr w:type="gramEnd"/>
+      <w:r>
+        <w:t>8(</w:t>
+      </w:r>
+      <w:proofErr w:type="gramStart"/>
+      <w:r>
+        <w:t>dummy[</w:t>
+      </w:r>
+      <w:proofErr w:type="gramEnd"/>
+      <w:r>
+        <w:t>8])</w:t>
+      </w:r>
+      <w:proofErr w:type="gramStart"/>
+      <w:r>
+        <w:t>, .k</w:t>
+      </w:r>
+      <w:proofErr w:type="gramEnd"/>
+      <w:r>
+        <w:t>9(</w:t>
+      </w:r>
+      <w:proofErr w:type="gramStart"/>
+      <w:r>
+        <w:t>dummy[</w:t>
+      </w:r>
+      <w:proofErr w:type="gramEnd"/>
+      <w:r>
+        <w:t>9])</w:t>
+      </w:r>
+      <w:proofErr w:type="gramStart"/>
+      <w:r>
+        <w:t>, .k</w:t>
+      </w:r>
+      <w:proofErr w:type="gramEnd"/>
+      <w:r>
+        <w:t>10(</w:t>
+      </w:r>
+      <w:proofErr w:type="gramStart"/>
+      <w:r>
+        <w:t>dummy[</w:t>
+      </w:r>
+      <w:proofErr w:type="gramEnd"/>
+      <w:r>
+        <w:t>10])</w:t>
+      </w:r>
+    </w:p>
+    <w:p>
+      <w:pPr>
+        <w:pStyle w:val="NoSpacing"/>
+      </w:pPr>
+      <w:r>
+        <w:t xml:space="preserve">    );</w:t>
+      </w:r>
+    </w:p>
+    <w:p>
+      <w:pPr>
+        <w:pStyle w:val="NoSpacing"/>
+      </w:pPr>
+    </w:p>
+    <w:p>
+      <w:pPr>
+        <w:pStyle w:val="NoSpacing"/>
+      </w:pPr>
+      <w:r>
+        <w:t xml:space="preserve">    // AES first-round data path (as in </w:t>
+      </w:r>
+      <w:proofErr w:type="spellStart"/>
+      <w:proofErr w:type="gramStart"/>
+      <w:r>
+        <w:t>top.v</w:t>
+      </w:r>
+      <w:proofErr w:type="spellEnd"/>
+      <w:proofErr w:type="gramEnd"/>
+      <w:r>
+        <w:t>)</w:t>
+      </w:r>
+    </w:p>
+    <w:p>
+      <w:pPr>
+        <w:pStyle w:val="NoSpacing"/>
+      </w:pPr>
+      <w:r>
+        <w:t xml:space="preserve">    wire [127:0] </w:t>
+      </w:r>
+      <w:proofErr w:type="spellStart"/>
+      <w:r>
+        <w:t>sub_bytes_</w:t>
+      </w:r>
+      <w:proofErr w:type="gramStart"/>
+      <w:r>
+        <w:t>out</w:t>
+      </w:r>
+      <w:proofErr w:type="spellEnd"/>
+      <w:r>
+        <w:t>;</w:t>
+      </w:r>
+      <w:proofErr w:type="gramEnd"/>
+    </w:p>
+    <w:p>
+      <w:pPr>
+        <w:pStyle w:val="NoSpacing"/>
+      </w:pPr>
+      <w:r>
+        <w:t xml:space="preserve">    wire [127:0] </w:t>
+      </w:r>
+      <w:proofErr w:type="spellStart"/>
+      <w:r>
+        <w:t>shift_rows_</w:t>
+      </w:r>
+      <w:proofErr w:type="gramStart"/>
+      <w:r>
+        <w:t>out</w:t>
+      </w:r>
+      <w:proofErr w:type="spellEnd"/>
+      <w:r>
+        <w:t>;</w:t>
+      </w:r>
+      <w:proofErr w:type="gramEnd"/>
+    </w:p>
+    <w:p>
+      <w:pPr>
+        <w:pStyle w:val="NoSpacing"/>
+      </w:pPr>
+      <w:r>
+        <w:t xml:space="preserve">    wire [127:0] </w:t>
+      </w:r>
+      <w:proofErr w:type="spellStart"/>
+      <w:r>
+        <w:t>mix_columns_</w:t>
+      </w:r>
+      <w:proofErr w:type="gramStart"/>
+      <w:r>
+        <w:t>out</w:t>
+      </w:r>
+      <w:proofErr w:type="spellEnd"/>
+      <w:r>
+        <w:t>;</w:t>
+      </w:r>
+      <w:proofErr w:type="gramEnd"/>
+    </w:p>
+    <w:p>
+      <w:pPr>
+        <w:pStyle w:val="NoSpacing"/>
+      </w:pPr>
+    </w:p>
+    <w:p>
+      <w:pPr>
+        <w:pStyle w:val="NoSpacing"/>
+      </w:pPr>
+      <w:r>
+        <w:t xml:space="preserve">    </w:t>
+      </w:r>
+      <w:proofErr w:type="spellStart"/>
+      <w:r>
+        <w:t>sub_</w:t>
+      </w:r>
+      <w:proofErr w:type="gramStart"/>
+      <w:r>
+        <w:t>bytes</w:t>
+      </w:r>
+      <w:proofErr w:type="spellEnd"/>
+      <w:r>
+        <w:t xml:space="preserve">  </w:t>
+      </w:r>
+      <w:proofErr w:type="spellStart"/>
+      <w:r>
+        <w:t>u</w:t>
+      </w:r>
+      <w:proofErr w:type="gramEnd"/>
+      <w:r>
+        <w:t>_sub_</w:t>
+      </w:r>
+      <w:proofErr w:type="gramStart"/>
+      <w:r>
+        <w:t>bytes</w:t>
+      </w:r>
+      <w:proofErr w:type="spellEnd"/>
+      <w:r>
+        <w:t xml:space="preserve">  (</w:t>
+      </w:r>
+      <w:proofErr w:type="gramEnd"/>
+      <w:r>
+        <w:t>.in(</w:t>
+      </w:r>
+      <w:proofErr w:type="spellStart"/>
+      <w:r>
+        <w:t>byte_in</w:t>
+      </w:r>
+      <w:proofErr w:type="spellEnd"/>
+      <w:proofErr w:type="gramStart"/>
+      <w:r>
+        <w:t xml:space="preserve">),   </w:t>
+      </w:r>
+      <w:proofErr w:type="gramEnd"/>
+      <w:r>
+        <w:t xml:space="preserve">     .out(</w:t>
+      </w:r>
+      <w:proofErr w:type="spellStart"/>
+      <w:r>
+        <w:t>sub_bytes_out</w:t>
+      </w:r>
+      <w:proofErr w:type="spellEnd"/>
+      <w:r>
+        <w:t>)</w:t>
+      </w:r>
+      <w:proofErr w:type="gramStart"/>
+      <w:r>
+        <w:t>);</w:t>
+      </w:r>
+      <w:proofErr w:type="gramEnd"/>
+    </w:p>
+    <w:p>
+      <w:pPr>
+        <w:pStyle w:val="NoSpacing"/>
+      </w:pPr>
+      <w:r>
+        <w:t xml:space="preserve">    </w:t>
+      </w:r>
+      <w:proofErr w:type="spellStart"/>
+      <w:r>
+        <w:t>shift_rows</w:t>
+      </w:r>
+      <w:proofErr w:type="spellEnd"/>
+      <w:r>
+        <w:t xml:space="preserve"> </w:t>
+      </w:r>
+      <w:proofErr w:type="spellStart"/>
+      <w:r>
+        <w:t>u_shift_rows</w:t>
+      </w:r>
+      <w:proofErr w:type="spellEnd"/>
+      <w:r>
+        <w:t xml:space="preserve"> (.in(</w:t>
+      </w:r>
+      <w:proofErr w:type="spellStart"/>
+      <w:r>
+        <w:t>sub_bytes_out</w:t>
+      </w:r>
+      <w:proofErr w:type="spellEnd"/>
+      <w:proofErr w:type="gramStart"/>
+      <w:r>
+        <w:t>),  .</w:t>
+      </w:r>
+      <w:proofErr w:type="gramEnd"/>
+      <w:r>
+        <w:t>out(</w:t>
+      </w:r>
+      <w:proofErr w:type="spellStart"/>
+      <w:r>
+        <w:t>shift_rows_out</w:t>
+      </w:r>
+      <w:proofErr w:type="spellEnd"/>
+      <w:r>
+        <w:t>)</w:t>
+      </w:r>
+      <w:proofErr w:type="gramStart"/>
+      <w:r>
+        <w:t>);</w:t>
+      </w:r>
+      <w:proofErr w:type="gramEnd"/>
+    </w:p>
+    <w:p>
+      <w:pPr>
+        <w:pStyle w:val="NoSpacing"/>
+      </w:pPr>
+      <w:r>
+        <w:t xml:space="preserve">    </w:t>
+      </w:r>
+      <w:proofErr w:type="spellStart"/>
+      <w:r>
+        <w:t>mix_columns</w:t>
+      </w:r>
+      <w:proofErr w:type="spellEnd"/>
+      <w:r>
+        <w:t xml:space="preserve"> </w:t>
+      </w:r>
+      <w:proofErr w:type="spellStart"/>
+      <w:r>
+        <w:t>u_mix_</w:t>
+      </w:r>
+      <w:proofErr w:type="gramStart"/>
+      <w:r>
+        <w:t>cols</w:t>
+      </w:r>
+      <w:proofErr w:type="spellEnd"/>
+      <w:r>
+        <w:t xml:space="preserve">  (</w:t>
+      </w:r>
+      <w:proofErr w:type="gramEnd"/>
+      <w:r>
+        <w:t>.in(</w:t>
+      </w:r>
+      <w:proofErr w:type="spellStart"/>
+      <w:r>
+        <w:t>shift_rows_out</w:t>
+      </w:r>
+      <w:proofErr w:type="spellEnd"/>
+      <w:r>
+        <w:t>), .out(</w:t>
+      </w:r>
+      <w:proofErr w:type="spellStart"/>
+      <w:r>
+        <w:t>mix_columns_out</w:t>
+      </w:r>
+      <w:proofErr w:type="spellEnd"/>
+      <w:r>
+        <w:t>)</w:t>
+      </w:r>
+      <w:proofErr w:type="gramStart"/>
+      <w:r>
+        <w:t>);</w:t>
+      </w:r>
+      <w:proofErr w:type="gramEnd"/>
+    </w:p>
+    <w:p>
+      <w:pPr>
+        <w:pStyle w:val="NoSpacing"/>
+      </w:pPr>
+    </w:p>
+    <w:p>
+      <w:pPr>
+        <w:pStyle w:val="NoSpacing"/>
+      </w:pPr>
+      <w:r>
+        <w:t xml:space="preserve">    // Latch result on 'start' to mirror COMPUTE -&gt; START_TX handoff point</w:t>
+      </w:r>
+    </w:p>
+    <w:p>
+      <w:pPr>
+        <w:pStyle w:val="NoSpacing"/>
+      </w:pPr>
+      <w:r>
+        <w:t xml:space="preserve">    always </w:t>
+      </w:r>
+      <w:proofErr w:type="gramStart"/>
+      <w:r>
+        <w:t>@(</w:t>
+      </w:r>
+      <w:proofErr w:type="gramEnd"/>
+      <w:r>
+        <w:t xml:space="preserve">posedge </w:t>
+      </w:r>
+      <w:proofErr w:type="spellStart"/>
+      <w:r>
+        <w:t>clk</w:t>
+      </w:r>
+      <w:proofErr w:type="spellEnd"/>
+      <w:r>
+        <w:t>) begin</w:t>
+      </w:r>
+    </w:p>
+    <w:p>
+      <w:pPr>
+        <w:pStyle w:val="NoSpacing"/>
+      </w:pPr>
+      <w:r>
+        <w:t xml:space="preserve">        if (</w:t>
+      </w:r>
+      <w:proofErr w:type="spellStart"/>
+      <w:r>
+        <w:t>rst</w:t>
+      </w:r>
+      <w:proofErr w:type="spellEnd"/>
+      <w:r>
+        <w:t>) begin</w:t>
+      </w:r>
+    </w:p>
+    <w:p>
+      <w:pPr>
+        <w:pStyle w:val="NoSpacing"/>
+      </w:pPr>
+      <w:r>
+        <w:t xml:space="preserve">            </w:t>
       </w:r>
       <w:proofErr w:type="spellStart"/>
       <w:r>
         <w:t>tx_word</w:t>
       </w:r>
       <w:proofErr w:type="spellEnd"/>
-      <w:proofErr w:type="gramStart"/>
-      <w:r>
-        <w:t>);</w:t>
-      </w:r>
-      <w:proofErr w:type="gramEnd"/>
-    </w:p>
-    <w:p>
-      <w:pPr>
-        <w:pStyle w:val="NoSpacing"/>
-      </w:pPr>
-      <w:r>
-        <w:t xml:space="preserve">        $write("\n"</w:t>
-      </w:r>
-      <w:proofErr w:type="gramStart"/>
-      <w:r>
-        <w:t>);</w:t>
-      </w:r>
-      <w:proofErr w:type="gramEnd"/>
-    </w:p>
-    <w:p>
-      <w:pPr>
-        <w:pStyle w:val="NoSpacing"/>
-      </w:pPr>
-    </w:p>
-    <w:p>
-      <w:pPr>
-        <w:pStyle w:val="NoSpacing"/>
-      </w:pPr>
-      <w:r>
-        <w:t xml:space="preserve">        /</w:t>
+      <w:r>
+        <w:t xml:space="preserve">       &lt;= 128'</w:t>
+      </w:r>
+      <w:proofErr w:type="gramStart"/>
+      <w:r>
+        <w:t>b0;</w:t>
+      </w:r>
+      <w:proofErr w:type="gramEnd"/>
+    </w:p>
+    <w:p>
+      <w:pPr>
+        <w:pStyle w:val="NoSpacing"/>
+      </w:pPr>
+      <w:r>
+        <w:t xml:space="preserve">            </w:t>
+      </w:r>
+      <w:proofErr w:type="spellStart"/>
+      <w:r>
+        <w:t>tx_word_valid</w:t>
+      </w:r>
+      <w:proofErr w:type="spellEnd"/>
+      <w:r>
+        <w:t xml:space="preserve"> &lt;= 1'</w:t>
+      </w:r>
+      <w:proofErr w:type="gramStart"/>
+      <w:r>
+        <w:t>b0;</w:t>
+      </w:r>
+      <w:proofErr w:type="gramEnd"/>
+    </w:p>
+    <w:p>
+      <w:pPr>
+        <w:pStyle w:val="NoSpacing"/>
+      </w:pPr>
+      <w:r>
+        <w:t xml:space="preserve">        end else begin</w:t>
+      </w:r>
+    </w:p>
+    <w:p>
+      <w:pPr>
+        <w:pStyle w:val="NoSpacing"/>
+      </w:pPr>
+      <w:r>
+        <w:lastRenderedPageBreak/>
+        <w:t xml:space="preserve">            </w:t>
+      </w:r>
+      <w:proofErr w:type="spellStart"/>
+      <w:r>
+        <w:t>tx_word_valid</w:t>
+      </w:r>
+      <w:proofErr w:type="spellEnd"/>
+      <w:r>
+        <w:t xml:space="preserve"> &lt;= 1'</w:t>
+      </w:r>
+      <w:proofErr w:type="gramStart"/>
+      <w:r>
+        <w:t>b0;</w:t>
+      </w:r>
+      <w:proofErr w:type="gramEnd"/>
+    </w:p>
+    <w:p>
+      <w:pPr>
+        <w:pStyle w:val="NoSpacing"/>
+      </w:pPr>
+      <w:r>
+        <w:t xml:space="preserve">            if (start) begin</w:t>
+      </w:r>
+    </w:p>
+    <w:p>
+      <w:pPr>
+        <w:pStyle w:val="NoSpacing"/>
+      </w:pPr>
+      <w:r>
+        <w:t xml:space="preserve">                </w:t>
+      </w:r>
+      <w:proofErr w:type="spellStart"/>
+      <w:r>
+        <w:t>tx_word</w:t>
+      </w:r>
+      <w:proofErr w:type="spellEnd"/>
+      <w:r>
+        <w:t xml:space="preserve">       &lt;= </w:t>
+      </w:r>
+      <w:proofErr w:type="spellStart"/>
+      <w:r>
+        <w:t>mix_columns_out</w:t>
+      </w:r>
+      <w:proofErr w:type="spellEnd"/>
+      <w:r>
+        <w:t xml:space="preserve"> ^ </w:t>
+      </w:r>
+      <w:proofErr w:type="gramStart"/>
+      <w:r>
+        <w:t>k1;</w:t>
+      </w:r>
+      <w:proofErr w:type="gramEnd"/>
+    </w:p>
+    <w:p>
+      <w:pPr>
+        <w:pStyle w:val="NoSpacing"/>
+      </w:pPr>
+      <w:r>
+        <w:t xml:space="preserve">                </w:t>
+      </w:r>
+      <w:proofErr w:type="spellStart"/>
+      <w:r>
+        <w:t>tx_word_valid</w:t>
+      </w:r>
+      <w:proofErr w:type="spellEnd"/>
+      <w:r>
+        <w:t xml:space="preserve"> &lt;= 1'</w:t>
+      </w:r>
+      <w:proofErr w:type="gramStart"/>
+      <w:r>
+        <w:t>b1;</w:t>
+      </w:r>
+      <w:proofErr w:type="gramEnd"/>
+    </w:p>
+    <w:p>
+      <w:pPr>
+        <w:pStyle w:val="NoSpacing"/>
+      </w:pPr>
+      <w:r>
+        <w:t xml:space="preserve">            end</w:t>
+      </w:r>
+    </w:p>
+    <w:p>
+      <w:pPr>
+        <w:pStyle w:val="NoSpacing"/>
+      </w:pPr>
+      <w:r>
+        <w:t xml:space="preserve">        end</w:t>
+      </w:r>
+    </w:p>
+    <w:p>
+      <w:pPr>
+        <w:pStyle w:val="NoSpacing"/>
+      </w:pPr>
+      <w:r>
+        <w:t xml:space="preserve">    end</w:t>
+      </w:r>
+    </w:p>
+    <w:p>
+      <w:pPr>
+        <w:pStyle w:val="NoSpacing"/>
+      </w:pPr>
+    </w:p>
+    <w:p>
+      <w:pPr>
+        <w:pStyle w:val="NoSpacing"/>
+      </w:pPr>
+      <w:proofErr w:type="spellStart"/>
+      <w:r>
+        <w:t>endmodule</w:t>
+      </w:r>
+      <w:proofErr w:type="spellEnd"/>
+    </w:p>
+    <w:p>
+      <w:pPr>
+        <w:pStyle w:val="NoSpacing"/>
+      </w:pPr>
+    </w:p>
+    <w:p>
+      <w:pPr>
+        <w:pStyle w:val="NoSpacing"/>
+      </w:pPr>
+      <w:r>
+        <w:t>/</w:t>
       </w:r>
       <w:proofErr w:type="gramStart"/>
       <w:r>
@@ -7859,7 +6398,282 @@
       </w:r>
       <w:proofErr w:type="gramEnd"/>
       <w:r>
-        <w:t>--------------- Test Case 2 ----------------</w:t>
+        <w:t>----------------------------------------------------------------------------</w:t>
+      </w:r>
+    </w:p>
+    <w:p>
+      <w:pPr>
+        <w:pStyle w:val="NoSpacing"/>
+      </w:pPr>
+      <w:r>
+        <w:t xml:space="preserve">// Testbench: </w:t>
+      </w:r>
+      <w:proofErr w:type="spellStart"/>
+      <w:r>
+        <w:t>tb_top_sans_uart</w:t>
+      </w:r>
+      <w:proofErr w:type="spellEnd"/>
+    </w:p>
+    <w:p>
+      <w:pPr>
+        <w:pStyle w:val="NoSpacing"/>
+      </w:pPr>
+      <w:r>
+        <w:t xml:space="preserve">// Drives key and </w:t>
+      </w:r>
+      <w:proofErr w:type="gramStart"/>
+      <w:r>
+        <w:t>plaintext</w:t>
+      </w:r>
+      <w:proofErr w:type="gramEnd"/>
+      <w:r>
+        <w:t xml:space="preserve"> directly.</w:t>
+      </w:r>
+    </w:p>
+    <w:p>
+      <w:pPr>
+        <w:pStyle w:val="NoSpacing"/>
+      </w:pPr>
+      <w:r>
+        <w:t xml:space="preserve">// Prints the 128-bit </w:t>
+      </w:r>
+      <w:proofErr w:type="spellStart"/>
+      <w:r>
+        <w:t>tx_word</w:t>
+      </w:r>
+      <w:proofErr w:type="spellEnd"/>
+      <w:r>
+        <w:t xml:space="preserve"> produced by the replicated pipeline.</w:t>
+      </w:r>
+    </w:p>
+    <w:p>
+      <w:pPr>
+        <w:pStyle w:val="NoSpacing"/>
+      </w:pPr>
+      <w:r>
+        <w:t>/</w:t>
+      </w:r>
+      <w:proofErr w:type="gramStart"/>
+      <w:r>
+        <w:t>/ -</w:t>
+      </w:r>
+      <w:proofErr w:type="gramEnd"/>
+      <w:r>
+        <w:t>----------------------------------------------------------------------------</w:t>
+      </w:r>
+    </w:p>
+    <w:p>
+      <w:pPr>
+        <w:pStyle w:val="NoSpacing"/>
+      </w:pPr>
+      <w:r>
+        <w:t xml:space="preserve">module </w:t>
+      </w:r>
+      <w:proofErr w:type="spellStart"/>
+      <w:r>
+        <w:t>tb_top_all_</w:t>
+      </w:r>
+      <w:proofErr w:type="gramStart"/>
+      <w:r>
+        <w:t>modules</w:t>
+      </w:r>
+      <w:proofErr w:type="spellEnd"/>
+      <w:r>
+        <w:t>;</w:t>
+      </w:r>
+      <w:proofErr w:type="gramEnd"/>
+    </w:p>
+    <w:p>
+      <w:pPr>
+        <w:pStyle w:val="NoSpacing"/>
+      </w:pPr>
+    </w:p>
+    <w:p>
+      <w:pPr>
+        <w:pStyle w:val="NoSpacing"/>
+      </w:pPr>
+      <w:r>
+        <w:t xml:space="preserve">    // Clock/reset</w:t>
+      </w:r>
+    </w:p>
+    <w:p>
+      <w:pPr>
+        <w:pStyle w:val="NoSpacing"/>
+      </w:pPr>
+      <w:r>
+        <w:t xml:space="preserve">    reg </w:t>
+      </w:r>
+      <w:proofErr w:type="spellStart"/>
+      <w:proofErr w:type="gramStart"/>
+      <w:r>
+        <w:t>clk</w:t>
+      </w:r>
+      <w:proofErr w:type="spellEnd"/>
+      <w:r>
+        <w:t>;</w:t>
+      </w:r>
+      <w:proofErr w:type="gramEnd"/>
+    </w:p>
+    <w:p>
+      <w:pPr>
+        <w:pStyle w:val="NoSpacing"/>
+      </w:pPr>
+      <w:r>
+        <w:t xml:space="preserve">    reg </w:t>
+      </w:r>
+      <w:proofErr w:type="spellStart"/>
+      <w:proofErr w:type="gramStart"/>
+      <w:r>
+        <w:t>rst</w:t>
+      </w:r>
+      <w:proofErr w:type="spellEnd"/>
+      <w:r>
+        <w:t>;</w:t>
+      </w:r>
+      <w:proofErr w:type="gramEnd"/>
+    </w:p>
+    <w:p>
+      <w:pPr>
+        <w:pStyle w:val="NoSpacing"/>
+      </w:pPr>
+    </w:p>
+    <w:p>
+      <w:pPr>
+        <w:pStyle w:val="NoSpacing"/>
+      </w:pPr>
+      <w:r>
+        <w:t xml:space="preserve">    // Stimulus</w:t>
+      </w:r>
+    </w:p>
+    <w:p>
+      <w:pPr>
+        <w:pStyle w:val="NoSpacing"/>
+      </w:pPr>
+      <w:r>
+        <w:t xml:space="preserve">    reg         </w:t>
+      </w:r>
+      <w:proofErr w:type="gramStart"/>
+      <w:r>
+        <w:t>start;</w:t>
+      </w:r>
+      <w:proofErr w:type="gramEnd"/>
+    </w:p>
+    <w:p>
+      <w:pPr>
+        <w:pStyle w:val="NoSpacing"/>
+      </w:pPr>
+      <w:r>
+        <w:t xml:space="preserve">    reg [127:0] </w:t>
+      </w:r>
+      <w:proofErr w:type="spellStart"/>
+      <w:r>
+        <w:t>key_</w:t>
+      </w:r>
+      <w:proofErr w:type="gramStart"/>
+      <w:r>
+        <w:t>in</w:t>
+      </w:r>
+      <w:proofErr w:type="spellEnd"/>
+      <w:r>
+        <w:t>;</w:t>
+      </w:r>
+      <w:proofErr w:type="gramEnd"/>
+    </w:p>
+    <w:p>
+      <w:pPr>
+        <w:pStyle w:val="NoSpacing"/>
+      </w:pPr>
+      <w:r>
+        <w:t xml:space="preserve">    reg [127:0] </w:t>
+      </w:r>
+      <w:proofErr w:type="spellStart"/>
+      <w:r>
+        <w:t>byte_</w:t>
+      </w:r>
+      <w:proofErr w:type="gramStart"/>
+      <w:r>
+        <w:t>in</w:t>
+      </w:r>
+      <w:proofErr w:type="spellEnd"/>
+      <w:r>
+        <w:t>;</w:t>
+      </w:r>
+      <w:proofErr w:type="gramEnd"/>
+    </w:p>
+    <w:p>
+      <w:pPr>
+        <w:pStyle w:val="NoSpacing"/>
+      </w:pPr>
+    </w:p>
+    <w:p>
+      <w:pPr>
+        <w:pStyle w:val="NoSpacing"/>
+      </w:pPr>
+      <w:r>
+        <w:t xml:space="preserve">    // Outputs from DUT</w:t>
+      </w:r>
+    </w:p>
+    <w:p>
+      <w:pPr>
+        <w:pStyle w:val="NoSpacing"/>
+      </w:pPr>
+      <w:r>
+        <w:t xml:space="preserve">    wire [127:0] </w:t>
+      </w:r>
+      <w:proofErr w:type="spellStart"/>
+      <w:r>
+        <w:t>tx_</w:t>
+      </w:r>
+      <w:proofErr w:type="gramStart"/>
+      <w:r>
+        <w:t>word</w:t>
+      </w:r>
+      <w:proofErr w:type="spellEnd"/>
+      <w:r>
+        <w:t>;</w:t>
+      </w:r>
+      <w:proofErr w:type="gramEnd"/>
+    </w:p>
+    <w:p>
+      <w:pPr>
+        <w:pStyle w:val="NoSpacing"/>
+      </w:pPr>
+      <w:r>
+        <w:t xml:space="preserve">    wire         </w:t>
+      </w:r>
+      <w:proofErr w:type="spellStart"/>
+      <w:r>
+        <w:t>tx_word_</w:t>
+      </w:r>
+      <w:proofErr w:type="gramStart"/>
+      <w:r>
+        <w:t>valid</w:t>
+      </w:r>
+      <w:proofErr w:type="spellEnd"/>
+      <w:r>
+        <w:t>;</w:t>
+      </w:r>
+      <w:proofErr w:type="gramEnd"/>
+    </w:p>
+    <w:p>
+      <w:pPr>
+        <w:pStyle w:val="NoSpacing"/>
+      </w:pPr>
+    </w:p>
+    <w:p>
+      <w:pPr>
+        <w:pStyle w:val="NoSpacing"/>
+      </w:pPr>
+      <w:r>
+        <w:t xml:space="preserve">    </w:t>
+      </w:r>
+      <w:proofErr w:type="spellStart"/>
+      <w:r>
+        <w:t>tp_module_top_replica</w:t>
+      </w:r>
+      <w:proofErr w:type="spellEnd"/>
+      <w:r>
+        <w:t xml:space="preserve"> dut (</w:t>
       </w:r>
     </w:p>
     <w:p>
@@ -7869,27 +6683,27 @@
       <w:r>
         <w:t xml:space="preserve">        </w:t>
       </w:r>
-      <w:proofErr w:type="spellStart"/>
-      <w:r>
-        <w:t>key_</w:t>
-      </w:r>
-      <w:proofErr w:type="gramStart"/>
-      <w:r>
-        <w:t>in</w:t>
-      </w:r>
-      <w:proofErr w:type="spellEnd"/>
-      <w:r>
-        <w:t xml:space="preserve">  =</w:t>
-      </w:r>
-      <w:proofErr w:type="gramEnd"/>
-      <w:r>
-        <w:t xml:space="preserve"> 128'h00000000_00000000_00000000_</w:t>
-      </w:r>
-      <w:proofErr w:type="gramStart"/>
-      <w:r>
-        <w:t>00000000;</w:t>
-      </w:r>
-      <w:proofErr w:type="gramEnd"/>
+      <w:proofErr w:type="gramStart"/>
+      <w:r>
+        <w:t>.</w:t>
+      </w:r>
+      <w:proofErr w:type="spellStart"/>
+      <w:r>
+        <w:t>clk</w:t>
+      </w:r>
+      <w:proofErr w:type="spellEnd"/>
+      <w:proofErr w:type="gramEnd"/>
+      <w:r>
+        <w:t>(</w:t>
+      </w:r>
+      <w:proofErr w:type="spellStart"/>
+      <w:r>
+        <w:t>clk</w:t>
+      </w:r>
+      <w:proofErr w:type="spellEnd"/>
+      <w:r>
+        <w:t>),</w:t>
+      </w:r>
     </w:p>
     <w:p>
       <w:pPr>
@@ -7898,24 +6712,99 @@
       <w:r>
         <w:t xml:space="preserve">        </w:t>
       </w:r>
+      <w:proofErr w:type="gramStart"/>
+      <w:r>
+        <w:t>.</w:t>
+      </w:r>
+      <w:proofErr w:type="spellStart"/>
+      <w:r>
+        <w:t>rst</w:t>
+      </w:r>
+      <w:proofErr w:type="spellEnd"/>
+      <w:proofErr w:type="gramEnd"/>
+      <w:r>
+        <w:t>(</w:t>
+      </w:r>
+      <w:proofErr w:type="spellStart"/>
+      <w:r>
+        <w:t>rst</w:t>
+      </w:r>
+      <w:proofErr w:type="spellEnd"/>
+      <w:r>
+        <w:t>),</w:t>
+      </w:r>
+    </w:p>
+    <w:p>
+      <w:pPr>
+        <w:pStyle w:val="NoSpacing"/>
+      </w:pPr>
+      <w:r>
+        <w:t xml:space="preserve">        </w:t>
+      </w:r>
+      <w:proofErr w:type="gramStart"/>
+      <w:r>
+        <w:t>.start</w:t>
+      </w:r>
+      <w:proofErr w:type="gramEnd"/>
+      <w:r>
+        <w:t>(start),</w:t>
+      </w:r>
+    </w:p>
+    <w:p>
+      <w:pPr>
+        <w:pStyle w:val="NoSpacing"/>
+      </w:pPr>
+      <w:r>
+        <w:t xml:space="preserve">        .</w:t>
+      </w:r>
+      <w:proofErr w:type="spellStart"/>
+      <w:r>
+        <w:t>key_in</w:t>
+      </w:r>
+      <w:proofErr w:type="spellEnd"/>
+      <w:r>
+        <w:t>(</w:t>
+      </w:r>
+      <w:proofErr w:type="spellStart"/>
+      <w:r>
+        <w:t>key_in</w:t>
+      </w:r>
+      <w:proofErr w:type="spellEnd"/>
+      <w:r>
+        <w:t>),</w:t>
+      </w:r>
+    </w:p>
+    <w:p>
+      <w:pPr>
+        <w:pStyle w:val="NoSpacing"/>
+      </w:pPr>
+      <w:r>
+        <w:t xml:space="preserve">        </w:t>
+      </w:r>
+      <w:proofErr w:type="gramStart"/>
+      <w:r>
+        <w:t>.</w:t>
+      </w:r>
+      <w:proofErr w:type="spellStart"/>
+      <w:r>
+        <w:t>byte</w:t>
+      </w:r>
+      <w:proofErr w:type="gramEnd"/>
+      <w:r>
+        <w:t>_in</w:t>
+      </w:r>
+      <w:proofErr w:type="spellEnd"/>
+      <w:r>
+        <w:t>(</w:t>
+      </w:r>
       <w:proofErr w:type="spellStart"/>
       <w:r>
         <w:t>byte_in</w:t>
       </w:r>
       <w:proofErr w:type="spellEnd"/>
       <w:r>
-        <w:t xml:space="preserve"> = 128'h00000000_00000000_00000000_</w:t>
-      </w:r>
-      <w:proofErr w:type="gramStart"/>
-      <w:r>
-        <w:t>00000000;</w:t>
-      </w:r>
-      <w:proofErr w:type="gramEnd"/>
-    </w:p>
-    <w:p>
-      <w:pPr>
-        <w:pStyle w:val="NoSpacing"/>
-      </w:pPr>
+        <w:t>),</w:t>
+      </w:r>
     </w:p>
     <w:p>
       <w:pPr>
@@ -7926,25 +6815,28 @@
       </w:r>
       <w:proofErr w:type="gramStart"/>
       <w:r>
-        <w:t>@(</w:t>
-      </w:r>
-      <w:proofErr w:type="gramEnd"/>
-      <w:r>
-        <w:t xml:space="preserve">posedge </w:t>
-      </w:r>
-      <w:proofErr w:type="spellStart"/>
-      <w:r>
-        <w:t>clk</w:t>
-      </w:r>
-      <w:proofErr w:type="spellEnd"/>
-      <w:r>
-        <w:t>); start &lt;= 1'</w:t>
-      </w:r>
-      <w:proofErr w:type="gramStart"/>
-      <w:r>
-        <w:t>b1;</w:t>
-      </w:r>
-      <w:proofErr w:type="gramEnd"/>
+        <w:t>.</w:t>
+      </w:r>
+      <w:proofErr w:type="spellStart"/>
+      <w:r>
+        <w:t>tx</w:t>
+      </w:r>
+      <w:proofErr w:type="gramEnd"/>
+      <w:r>
+        <w:t>_word</w:t>
+      </w:r>
+      <w:proofErr w:type="spellEnd"/>
+      <w:r>
+        <w:t>(</w:t>
+      </w:r>
+      <w:proofErr w:type="spellStart"/>
+      <w:r>
+        <w:t>tx_word</w:t>
+      </w:r>
+      <w:proofErr w:type="spellEnd"/>
+      <w:r>
+        <w:t>),</w:t>
+      </w:r>
     </w:p>
     <w:p>
       <w:pPr>
@@ -7955,37 +6847,19 @@
       </w:r>
       <w:proofErr w:type="gramStart"/>
       <w:r>
-        <w:t>@(</w:t>
-      </w:r>
-      <w:proofErr w:type="gramEnd"/>
-      <w:r>
-        <w:t xml:space="preserve">posedge </w:t>
-      </w:r>
-      <w:proofErr w:type="spellStart"/>
-      <w:r>
-        <w:t>clk</w:t>
-      </w:r>
-      <w:proofErr w:type="spellEnd"/>
-      <w:r>
-        <w:t>); start &lt;= 1'</w:t>
-      </w:r>
-      <w:proofErr w:type="gramStart"/>
-      <w:r>
-        <w:t>b0;</w:t>
-      </w:r>
-      <w:proofErr w:type="gramEnd"/>
-    </w:p>
-    <w:p>
-      <w:pPr>
-        <w:pStyle w:val="NoSpacing"/>
-      </w:pPr>
-    </w:p>
-    <w:p>
-      <w:pPr>
-        <w:pStyle w:val="NoSpacing"/>
-      </w:pPr>
-      <w:r>
-        <w:t xml:space="preserve">        wait (</w:t>
+        <w:t>.</w:t>
+      </w:r>
+      <w:proofErr w:type="spellStart"/>
+      <w:r>
+        <w:t>tx</w:t>
+      </w:r>
+      <w:proofErr w:type="gramEnd"/>
+      <w:r>
+        <w:t>_word_valid</w:t>
+      </w:r>
+      <w:proofErr w:type="spellEnd"/>
+      <w:r>
+        <w:t>(</w:t>
       </w:r>
       <w:proofErr w:type="spellStart"/>
       <w:r>
@@ -7993,507 +6867,6 @@
       </w:r>
       <w:proofErr w:type="spellEnd"/>
       <w:r>
-        <w:t xml:space="preserve"> === 1'b1</w:t>
-      </w:r>
-      <w:proofErr w:type="gramStart"/>
-      <w:r>
-        <w:t>);</w:t>
-      </w:r>
-      <w:proofErr w:type="gramEnd"/>
-    </w:p>
-    <w:p>
-      <w:pPr>
-        <w:pStyle w:val="NoSpacing"/>
-      </w:pPr>
-      <w:r>
-        <w:t xml:space="preserve">        </w:t>
-      </w:r>
-      <w:proofErr w:type="gramStart"/>
-      <w:r>
-        <w:t>#1;</w:t>
-      </w:r>
-      <w:proofErr w:type="gramEnd"/>
-    </w:p>
-    <w:p>
-      <w:pPr>
-        <w:pStyle w:val="NoSpacing"/>
-      </w:pPr>
-    </w:p>
-    <w:p>
-      <w:pPr>
-        <w:pStyle w:val="NoSpacing"/>
-      </w:pPr>
-      <w:r>
-        <w:t xml:space="preserve">        $write("[%0t] TX_WORD (Test 2) = ", $time</w:t>
-      </w:r>
-      <w:proofErr w:type="gramStart"/>
-      <w:r>
-        <w:t>);</w:t>
-      </w:r>
-      <w:proofErr w:type="gramEnd"/>
-    </w:p>
-    <w:p>
-      <w:pPr>
-        <w:pStyle w:val="NoSpacing"/>
-      </w:pPr>
-      <w:r>
-        <w:t xml:space="preserve">        print128(</w:t>
-      </w:r>
-      <w:proofErr w:type="spellStart"/>
-      <w:r>
-        <w:t>tx_word</w:t>
-      </w:r>
-      <w:proofErr w:type="spellEnd"/>
-      <w:proofErr w:type="gramStart"/>
-      <w:r>
-        <w:t>);</w:t>
-      </w:r>
-      <w:proofErr w:type="gramEnd"/>
-    </w:p>
-    <w:p>
-      <w:pPr>
-        <w:pStyle w:val="NoSpacing"/>
-      </w:pPr>
-      <w:r>
-        <w:t xml:space="preserve">        $write("\n"</w:t>
-      </w:r>
-      <w:proofErr w:type="gramStart"/>
-      <w:r>
-        <w:t>);</w:t>
-      </w:r>
-      <w:proofErr w:type="gramEnd"/>
-    </w:p>
-    <w:p>
-      <w:pPr>
-        <w:pStyle w:val="NoSpacing"/>
-      </w:pPr>
-    </w:p>
-    <w:p>
-      <w:pPr>
-        <w:pStyle w:val="NoSpacing"/>
-      </w:pPr>
-      <w:r>
-        <w:t xml:space="preserve">        // Grace delay then </w:t>
-      </w:r>
-      <w:proofErr w:type="gramStart"/>
-      <w:r>
-        <w:t>finish</w:t>
-      </w:r>
-      <w:proofErr w:type="gramEnd"/>
-    </w:p>
-    <w:p>
-      <w:pPr>
-        <w:pStyle w:val="NoSpacing"/>
-      </w:pPr>
-      <w:r>
-        <w:t xml:space="preserve">        #(10*CLK_PERIOD</w:t>
-      </w:r>
-      <w:proofErr w:type="gramStart"/>
-      <w:r>
-        <w:t>);</w:t>
-      </w:r>
-      <w:proofErr w:type="gramEnd"/>
-    </w:p>
-    <w:p>
-      <w:pPr>
-        <w:pStyle w:val="NoSpacing"/>
-      </w:pPr>
-      <w:r>
-        <w:t xml:space="preserve">        $display("[%0t] TB done. Calling $finish.", $time</w:t>
-      </w:r>
-      <w:proofErr w:type="gramStart"/>
-      <w:r>
-        <w:t>);</w:t>
-      </w:r>
-      <w:proofErr w:type="gramEnd"/>
-    </w:p>
-    <w:p>
-      <w:pPr>
-        <w:pStyle w:val="NoSpacing"/>
-      </w:pPr>
-      <w:r>
-        <w:t xml:space="preserve">        $</w:t>
-      </w:r>
-      <w:proofErr w:type="gramStart"/>
-      <w:r>
-        <w:t>finish;</w:t>
-      </w:r>
-      <w:proofErr w:type="gramEnd"/>
-    </w:p>
-    <w:p>
-      <w:pPr>
-        <w:pStyle w:val="NoSpacing"/>
-      </w:pPr>
-      <w:r>
-        <w:t xml:space="preserve">    end</w:t>
-      </w:r>
-    </w:p>
-    <w:p>
-      <w:pPr>
-        <w:pStyle w:val="NoSpacing"/>
-      </w:pPr>
-    </w:p>
-    <w:p>
-      <w:pPr>
-        <w:pStyle w:val="NoSpacing"/>
-      </w:pPr>
-      <w:proofErr w:type="spellStart"/>
-      <w:r>
-        <w:t>endmodule</w:t>
-      </w:r>
-      <w:proofErr w:type="spellEnd"/>
-    </w:p>
-    <w:p>
-      <w:pPr>
-        <w:pStyle w:val="NoSpacing"/>
-      </w:pPr>
-    </w:p>
-    <w:p>
-      <w:pPr>
-        <w:pStyle w:val="NoSpacing"/>
-      </w:pPr>
-    </w:p>
-    <w:p>
-      <w:pPr>
-        <w:pStyle w:val="NoSpacing"/>
-      </w:pPr>
-    </w:p>
-    <w:p>
-      <w:pPr>
-        <w:pStyle w:val="NoSpacing"/>
-      </w:pPr>
-    </w:p>
-    <w:p>
-      <w:pPr>
-        <w:pStyle w:val="NoSpacing"/>
-      </w:pPr>
-    </w:p>
-    <w:p>
-      <w:pPr>
-        <w:pStyle w:val="NoSpacing"/>
-      </w:pPr>
-    </w:p>
-    <w:p>
-      <w:pPr>
-        <w:pStyle w:val="NoSpacing"/>
-      </w:pPr>
-    </w:p>
-    <w:p>
-      <w:pPr>
-        <w:pStyle w:val="NoSpacing"/>
-      </w:pPr>
-    </w:p>
-    <w:p>
-      <w:pPr>
-        <w:pStyle w:val="NoSpacing"/>
-      </w:pPr>
-    </w:p>
-    <w:p>
-      <w:pPr>
-        <w:pStyle w:val="NoSpacing"/>
-      </w:pPr>
-    </w:p>
-    <w:p>
-      <w:pPr>
-        <w:pStyle w:val="NoSpacing"/>
-      </w:pPr>
-    </w:p>
-    <w:p>
-      <w:pPr>
-        <w:pStyle w:val="NoSpacing"/>
-      </w:pPr>
-    </w:p>
-    <w:p>
-      <w:pPr>
-        <w:pStyle w:val="NoSpacing"/>
-      </w:pPr>
-    </w:p>
-    <w:p>
-      <w:pPr>
-        <w:pStyle w:val="NoSpacing"/>
-      </w:pPr>
-    </w:p>
-    <w:p>
-      <w:pPr>
-        <w:pStyle w:val="NoSpacing"/>
-      </w:pPr>
-    </w:p>
-    <w:p>
-      <w:pPr>
-        <w:pStyle w:val="NoSpacing"/>
-      </w:pPr>
-    </w:p>
-    <w:p>
-      <w:pPr>
-        <w:pStyle w:val="NoSpacing"/>
-      </w:pPr>
-    </w:p>
-    <w:p>
-      <w:pPr>
-        <w:pStyle w:val="NoSpacing"/>
-      </w:pPr>
-    </w:p>
-    <w:p>
-      <w:pPr>
-        <w:pStyle w:val="NoSpacing"/>
-      </w:pPr>
-    </w:p>
-    <w:p>
-      <w:pPr>
-        <w:pStyle w:val="NoSpacing"/>
-      </w:pPr>
-    </w:p>
-    <w:p>
-      <w:pPr>
-        <w:pStyle w:val="NoSpacing"/>
-      </w:pPr>
-    </w:p>
-    <w:p>
-      <w:pPr>
-        <w:pStyle w:val="NoSpacing"/>
-      </w:pPr>
-    </w:p>
-    <w:p>
-      <w:pPr>
-        <w:pStyle w:val="NoSpacing"/>
-      </w:pPr>
-    </w:p>
-    <w:p>
-      <w:pPr>
-        <w:pStyle w:val="NoSpacing"/>
-      </w:pPr>
-      <w:r>
-        <w:t>import sys, time, serial, random</w:t>
-      </w:r>
-    </w:p>
-    <w:p>
-      <w:pPr>
-        <w:pStyle w:val="NoSpacing"/>
-      </w:pPr>
-    </w:p>
-    <w:p>
-      <w:pPr>
-        <w:pStyle w:val="NoSpacing"/>
-      </w:pPr>
-      <w:r>
-        <w:t>SERIAL_PORT = "COM3"</w:t>
-      </w:r>
-    </w:p>
-    <w:p>
-      <w:pPr>
-        <w:pStyle w:val="NoSpacing"/>
-      </w:pPr>
-      <w:r>
-        <w:t>BAUD_RATE = 115200</w:t>
-      </w:r>
-    </w:p>
-    <w:p>
-      <w:pPr>
-        <w:pStyle w:val="NoSpacing"/>
-      </w:pPr>
-      <w:r>
-        <w:t>NUM_TESTS = 20</w:t>
-      </w:r>
-    </w:p>
-    <w:p>
-      <w:pPr>
-        <w:pStyle w:val="NoSpacing"/>
-      </w:pPr>
-    </w:p>
-    <w:p>
-      <w:pPr>
-        <w:pStyle w:val="NoSpacing"/>
-      </w:pPr>
-      <w:r>
-        <w:t>SBOX = [</w:t>
-      </w:r>
-    </w:p>
-    <w:p>
-      <w:pPr>
-        <w:pStyle w:val="NoSpacing"/>
-      </w:pPr>
-      <w:r>
-        <w:t>0x63,0x7c,0x77,0x7b,0xf2,0x6b,0x6f,0xc5,0x30,0x01,0x67,0x2b,0xfe,0xd7,0xab,0x76,</w:t>
-      </w:r>
-    </w:p>
-    <w:p>
-      <w:pPr>
-        <w:pStyle w:val="NoSpacing"/>
-      </w:pPr>
-      <w:r>
-        <w:t>0xca,0x82,0xc9,0x7d,0xfa,0x59,0x47,0xf0,0xad,0xd4,0xa2,0xaf,0x9c,0xa4,0x72,0xc0,</w:t>
-      </w:r>
-    </w:p>
-    <w:p>
-      <w:pPr>
-        <w:pStyle w:val="NoSpacing"/>
-      </w:pPr>
-      <w:r>
-        <w:t>0xb7,0xfd,0x93,0x26,0x36,0x3f,0xf7,0xcc,0x34,0xa5,0xe5,0xf1,0x71,0xd8,0x31,0x15,</w:t>
-      </w:r>
-    </w:p>
-    <w:p>
-      <w:pPr>
-        <w:pStyle w:val="NoSpacing"/>
-      </w:pPr>
-      <w:r>
-        <w:t>0x04,0xc7,0x23,0xc3,0x18,0x96,0x05,0x9a,0x07,0x12,0x80,0xe2,0xeb,0x27,0xb2,0x75,</w:t>
-      </w:r>
-    </w:p>
-    <w:p>
-      <w:pPr>
-        <w:pStyle w:val="NoSpacing"/>
-      </w:pPr>
-      <w:r>
-        <w:t>0x09,0x83,0x2c,0x1a,0x1b,0x6e,0x5a,0xa0,0x52,0x3b,0xd6,0xb3,0x29,0xe3,0x2f,0x84,</w:t>
-      </w:r>
-    </w:p>
-    <w:p>
-      <w:pPr>
-        <w:pStyle w:val="NoSpacing"/>
-      </w:pPr>
-      <w:r>
-        <w:t>0x53,0xd1,0x00,0xed,0x20,0xfc,0xb1,0x5b,0x6a,0xcb,0xbe,0x39,0x4a,0x4c,0x58,0xcf,</w:t>
-      </w:r>
-    </w:p>
-    <w:p>
-      <w:pPr>
-        <w:pStyle w:val="NoSpacing"/>
-      </w:pPr>
-      <w:r>
-        <w:t>0xd0,0xef,0xaa,0xfb,0x43,0x4d,0x33,0x85,0x45,0xf9,0x02,0x7f,0x50,0x3c,0x9f,0xa8,</w:t>
-      </w:r>
-    </w:p>
-    <w:p>
-      <w:pPr>
-        <w:pStyle w:val="NoSpacing"/>
-      </w:pPr>
-      <w:r>
-        <w:t>0x51,0xa3,0x40,0x8f,0x92,0x9d,0x38,0xf5,0xbc,0xb6,0xda,0x21,0x10,0xff,0xf3,0xd2,</w:t>
-      </w:r>
-    </w:p>
-    <w:p>
-      <w:pPr>
-        <w:pStyle w:val="NoSpacing"/>
-      </w:pPr>
-      <w:r>
-        <w:t>0xcd,0x0c,0x13,0xec,0x5f,0x97,0x44,0x17,0xc4,0xa7,0x7e,0x3d,0x64,0x5d,0x19,0x73,</w:t>
-      </w:r>
-    </w:p>
-    <w:p>
-      <w:pPr>
-        <w:pStyle w:val="NoSpacing"/>
-      </w:pPr>
-      <w:r>
-        <w:t>0x60,0x81,0x4f,0xdc,0x22,0x2a,0x90,0x88,0x46,0xee,0xb8,0x14,0xde,0x5e,0x0b,0xdb,</w:t>
-      </w:r>
-    </w:p>
-    <w:p>
-      <w:pPr>
-        <w:pStyle w:val="NoSpacing"/>
-      </w:pPr>
-      <w:r>
-        <w:t>0xe0,0x32,0x3a,0x0a,0x49,0x06,0x24,0x5c,0xc2,0xd3,0xac,0x62,0x91,0x95,0xe4,0x79,</w:t>
-      </w:r>
-    </w:p>
-    <w:p>
-      <w:pPr>
-        <w:pStyle w:val="NoSpacing"/>
-      </w:pPr>
-      <w:r>
-        <w:t>0xe7,0xc8,0x37,0x6d,0x8d,0xd5,0x4e,0xa9,0x6c,0x56,0xf4,0xea,0x65,0x7a,0xae,0x08,</w:t>
-      </w:r>
-    </w:p>
-    <w:p>
-      <w:pPr>
-        <w:pStyle w:val="NoSpacing"/>
-      </w:pPr>
-      <w:r>
-        <w:t>0xba,0x78,0x25,0x2e,0x1c,0xa6,0xb4,0xc6,0xe8,0xdd,0x74,0x1f,0x4b,0xbd,0x8b,0x8a,</w:t>
-      </w:r>
-    </w:p>
-    <w:p>
-      <w:pPr>
-        <w:pStyle w:val="NoSpacing"/>
-      </w:pPr>
-      <w:r>
-        <w:t>0x70,0x3e,0xb5,0x66,0x48,0x03,0xf6,0x0e,0x61,0x35,0x57,0xb9,0x86,0xc1,0x1d,0x9e,</w:t>
-      </w:r>
-    </w:p>
-    <w:p>
-      <w:pPr>
-        <w:pStyle w:val="NoSpacing"/>
-      </w:pPr>
-      <w:r>
-        <w:t>0xe1,0xf8,0x98,0x11,0x69,0xd9,0x8e,0x94,0x9b,0x1e,0x87,0xe9,0xce,0x55,0x28,0xdf,</w:t>
-      </w:r>
-    </w:p>
-    <w:p>
-      <w:pPr>
-        <w:pStyle w:val="NoSpacing"/>
-      </w:pPr>
-      <w:r>
-        <w:t>0x8c,0xa1,0x89,0x0d,0xbf,0xe6,0x42,0x68,0x41,0x99,0x2d,0x0f,0xb0,0x54,0xbb,0x16</w:t>
-      </w:r>
-    </w:p>
-    <w:p>
-      <w:pPr>
-        <w:pStyle w:val="NoSpacing"/>
-      </w:pPr>
-      <w:r>
-        <w:t>]</w:t>
-      </w:r>
-    </w:p>
-    <w:p>
-      <w:pPr>
-        <w:pStyle w:val="NoSpacing"/>
-      </w:pPr>
-    </w:p>
-    <w:p>
-      <w:pPr>
-        <w:pStyle w:val="NoSpacing"/>
-      </w:pPr>
-      <w:r>
-        <w:t xml:space="preserve">def </w:t>
-      </w:r>
-      <w:proofErr w:type="spellStart"/>
-      <w:r>
-        <w:t>sub_bytes</w:t>
-      </w:r>
-      <w:proofErr w:type="spellEnd"/>
-      <w:r>
-        <w:t>(</w:t>
-      </w:r>
-      <w:proofErr w:type="spellStart"/>
-      <w:r>
-        <w:t>state_bytes</w:t>
-      </w:r>
-      <w:proofErr w:type="spellEnd"/>
-      <w:r>
-        <w:t>):</w:t>
-      </w:r>
-    </w:p>
-    <w:p>
-      <w:pPr>
-        <w:pStyle w:val="NoSpacing"/>
-      </w:pPr>
-      <w:r>
-        <w:t xml:space="preserve">    return </w:t>
-      </w:r>
-      <w:proofErr w:type="gramStart"/>
-      <w:r>
-        <w:t>bytes(</w:t>
-      </w:r>
-      <w:proofErr w:type="gramEnd"/>
-      <w:r>
-        <w:t xml:space="preserve">SBOX[b] for b in </w:t>
-      </w:r>
-      <w:proofErr w:type="spellStart"/>
-      <w:r>
-        <w:t>state_bytes</w:t>
-      </w:r>
-      <w:proofErr w:type="spellEnd"/>
-      <w:r>
         <w:t>)</w:t>
       </w:r>
     </w:p>
@@ -8501,277 +6874,71 @@
       <w:pPr>
         <w:pStyle w:val="NoSpacing"/>
       </w:pPr>
-    </w:p>
-    <w:p>
-      <w:pPr>
-        <w:pStyle w:val="NoSpacing"/>
-      </w:pPr>
-      <w:r>
-        <w:t xml:space="preserve">def </w:t>
-      </w:r>
-      <w:proofErr w:type="spellStart"/>
-      <w:r>
-        <w:t>shift_rows</w:t>
-      </w:r>
-      <w:proofErr w:type="spellEnd"/>
-      <w:r>
-        <w:t>(</w:t>
-      </w:r>
-      <w:proofErr w:type="spellStart"/>
-      <w:r>
-        <w:t>state_bytes</w:t>
-      </w:r>
-      <w:proofErr w:type="spellEnd"/>
-      <w:r>
-        <w:t>):</w:t>
-      </w:r>
-    </w:p>
-    <w:p>
-      <w:pPr>
-        <w:pStyle w:val="NoSpacing"/>
-      </w:pPr>
-      <w:r>
-        <w:t xml:space="preserve">    s = list(</w:t>
-      </w:r>
-      <w:proofErr w:type="spellStart"/>
-      <w:r>
-        <w:t>state_bytes</w:t>
-      </w:r>
-      <w:proofErr w:type="spellEnd"/>
-      <w:r>
-        <w:t>)</w:t>
-      </w:r>
-    </w:p>
-    <w:p>
-      <w:pPr>
-        <w:pStyle w:val="NoSpacing"/>
-      </w:pPr>
-      <w:r>
-        <w:t xml:space="preserve">    m = [</w:t>
-      </w:r>
-    </w:p>
-    <w:p>
-      <w:pPr>
-        <w:pStyle w:val="NoSpacing"/>
-      </w:pPr>
-      <w:r>
-        <w:t xml:space="preserve">        [</w:t>
-      </w:r>
-      <w:proofErr w:type="gramStart"/>
-      <w:r>
-        <w:t>s[</w:t>
-      </w:r>
-      <w:proofErr w:type="gramEnd"/>
-      <w:r>
-        <w:t>0</w:t>
-      </w:r>
-      <w:proofErr w:type="gramStart"/>
-      <w:r>
-        <w:t>],  s</w:t>
-      </w:r>
-      <w:proofErr w:type="gramEnd"/>
-      <w:r>
-        <w:t>[4</w:t>
-      </w:r>
-      <w:proofErr w:type="gramStart"/>
-      <w:r>
-        <w:t>],  s</w:t>
-      </w:r>
-      <w:proofErr w:type="gramEnd"/>
-      <w:r>
-        <w:t>[8</w:t>
-      </w:r>
-      <w:proofErr w:type="gramStart"/>
-      <w:r>
-        <w:t>],  s</w:t>
-      </w:r>
-      <w:proofErr w:type="gramEnd"/>
-      <w:r>
-        <w:t>[12]</w:t>
-      </w:r>
-      <w:proofErr w:type="gramStart"/>
-      <w:r>
-        <w:t>],  #</w:t>
-      </w:r>
-      <w:proofErr w:type="gramEnd"/>
-      <w:r>
-        <w:t xml:space="preserve"> row 0</w:t>
-      </w:r>
-    </w:p>
-    <w:p>
-      <w:pPr>
-        <w:pStyle w:val="NoSpacing"/>
-      </w:pPr>
-      <w:r>
-        <w:t xml:space="preserve">        [</w:t>
-      </w:r>
-      <w:proofErr w:type="gramStart"/>
-      <w:r>
-        <w:t>s[</w:t>
-      </w:r>
-      <w:proofErr w:type="gramEnd"/>
-      <w:r>
-        <w:t>1</w:t>
-      </w:r>
-      <w:proofErr w:type="gramStart"/>
-      <w:r>
-        <w:t>],  s</w:t>
-      </w:r>
-      <w:proofErr w:type="gramEnd"/>
-      <w:r>
-        <w:t>[5</w:t>
-      </w:r>
-      <w:proofErr w:type="gramStart"/>
-      <w:r>
-        <w:t>],  s</w:t>
-      </w:r>
-      <w:proofErr w:type="gramEnd"/>
-      <w:r>
-        <w:t>[9</w:t>
-      </w:r>
-      <w:proofErr w:type="gramStart"/>
-      <w:r>
-        <w:t>],  s</w:t>
-      </w:r>
-      <w:proofErr w:type="gramEnd"/>
-      <w:r>
-        <w:t>[13]</w:t>
-      </w:r>
-      <w:proofErr w:type="gramStart"/>
-      <w:r>
-        <w:t>],  #</w:t>
-      </w:r>
-      <w:proofErr w:type="gramEnd"/>
-      <w:r>
-        <w:t xml:space="preserve"> row 1</w:t>
-      </w:r>
-    </w:p>
-    <w:p>
-      <w:pPr>
-        <w:pStyle w:val="NoSpacing"/>
-      </w:pPr>
-      <w:r>
-        <w:t xml:space="preserve">        [</w:t>
-      </w:r>
-      <w:proofErr w:type="gramStart"/>
-      <w:r>
-        <w:t>s[</w:t>
-      </w:r>
-      <w:proofErr w:type="gramEnd"/>
-      <w:r>
-        <w:t>2</w:t>
-      </w:r>
-      <w:proofErr w:type="gramStart"/>
-      <w:r>
-        <w:t>],  s</w:t>
-      </w:r>
-      <w:proofErr w:type="gramEnd"/>
-      <w:r>
-        <w:t>[6</w:t>
-      </w:r>
-      <w:proofErr w:type="gramStart"/>
-      <w:r>
-        <w:t>],  s</w:t>
-      </w:r>
-      <w:proofErr w:type="gramEnd"/>
-      <w:r>
-        <w:t xml:space="preserve">[10], </w:t>
-      </w:r>
-      <w:proofErr w:type="gramStart"/>
-      <w:r>
-        <w:t>s[</w:t>
-      </w:r>
-      <w:proofErr w:type="gramEnd"/>
-      <w:r>
-        <w:t>14]</w:t>
-      </w:r>
-      <w:proofErr w:type="gramStart"/>
-      <w:r>
-        <w:t>],  #</w:t>
-      </w:r>
-      <w:proofErr w:type="gramEnd"/>
-      <w:r>
-        <w:t xml:space="preserve"> row 2</w:t>
-      </w:r>
-    </w:p>
-    <w:p>
-      <w:pPr>
-        <w:pStyle w:val="NoSpacing"/>
-      </w:pPr>
-      <w:r>
-        <w:t xml:space="preserve">        [</w:t>
-      </w:r>
-      <w:proofErr w:type="gramStart"/>
-      <w:r>
-        <w:t>s[</w:t>
-      </w:r>
-      <w:proofErr w:type="gramEnd"/>
-      <w:r>
-        <w:t>3</w:t>
-      </w:r>
-      <w:proofErr w:type="gramStart"/>
-      <w:r>
-        <w:t>],  s</w:t>
-      </w:r>
-      <w:proofErr w:type="gramEnd"/>
-      <w:r>
-        <w:t>[7</w:t>
-      </w:r>
-      <w:proofErr w:type="gramStart"/>
-      <w:r>
-        <w:t>],  s</w:t>
-      </w:r>
-      <w:proofErr w:type="gramEnd"/>
-      <w:r>
-        <w:t xml:space="preserve">[11], </w:t>
-      </w:r>
-      <w:proofErr w:type="gramStart"/>
-      <w:r>
-        <w:t>s[</w:t>
-      </w:r>
-      <w:proofErr w:type="gramEnd"/>
-      <w:r>
-        <w:t>15]</w:t>
-      </w:r>
-      <w:proofErr w:type="gramStart"/>
-      <w:r>
-        <w:t>],  #</w:t>
-      </w:r>
-      <w:proofErr w:type="gramEnd"/>
-      <w:r>
-        <w:t xml:space="preserve"> row 3</w:t>
-      </w:r>
-    </w:p>
-    <w:p>
-      <w:pPr>
-        <w:pStyle w:val="NoSpacing"/>
-      </w:pPr>
-      <w:r>
-        <w:t xml:space="preserve">    ]</w:t>
-      </w:r>
-    </w:p>
-    <w:p>
-      <w:pPr>
-        <w:pStyle w:val="NoSpacing"/>
-      </w:pPr>
-      <w:r>
-        <w:t xml:space="preserve">    out = []</w:t>
-      </w:r>
-    </w:p>
-    <w:p>
-      <w:pPr>
-        <w:pStyle w:val="NoSpacing"/>
-      </w:pPr>
-      <w:r>
-        <w:t xml:space="preserve">    for </w:t>
-      </w:r>
-      <w:proofErr w:type="spellStart"/>
-      <w:r>
-        <w:t>i</w:t>
-      </w:r>
-      <w:proofErr w:type="spellEnd"/>
-      <w:r>
-        <w:t>, row in enumerate(m):</w:t>
+      <w:r>
+        <w:t xml:space="preserve">    );</w:t>
+      </w:r>
+    </w:p>
+    <w:p>
+      <w:pPr>
+        <w:pStyle w:val="NoSpacing"/>
+      </w:pPr>
+    </w:p>
+    <w:p>
+      <w:pPr>
+        <w:pStyle w:val="NoSpacing"/>
+      </w:pPr>
+      <w:r>
+        <w:t xml:space="preserve">    </w:t>
+      </w:r>
+      <w:proofErr w:type="spellStart"/>
+      <w:r>
+        <w:t>localparam</w:t>
+      </w:r>
+      <w:proofErr w:type="spellEnd"/>
+      <w:r>
+        <w:t xml:space="preserve"> integer CLK_HZ     = 12_000_</w:t>
+      </w:r>
+      <w:proofErr w:type="gramStart"/>
+      <w:r>
+        <w:t>000;</w:t>
+      </w:r>
+      <w:proofErr w:type="gramEnd"/>
+    </w:p>
+    <w:p>
+      <w:pPr>
+        <w:pStyle w:val="NoSpacing"/>
+      </w:pPr>
+      <w:r>
+        <w:t xml:space="preserve">    </w:t>
+      </w:r>
+      <w:proofErr w:type="spellStart"/>
+      <w:r>
+        <w:t>localparam</w:t>
+      </w:r>
+      <w:proofErr w:type="spellEnd"/>
+      <w:r>
+        <w:t xml:space="preserve"> integer CLK_PERIOD = 1_000_000_000 / CLK_HZ; // ns</w:t>
+      </w:r>
+    </w:p>
+    <w:p>
+      <w:pPr>
+        <w:pStyle w:val="NoSpacing"/>
+      </w:pPr>
+    </w:p>
+    <w:p>
+      <w:pPr>
+        <w:pStyle w:val="NoSpacing"/>
+      </w:pPr>
+      <w:r>
+        <w:t xml:space="preserve">    </w:t>
+      </w:r>
+      <w:proofErr w:type="gramStart"/>
+      <w:r>
+        <w:t>initial</w:t>
+      </w:r>
+      <w:proofErr w:type="gramEnd"/>
+      <w:r>
+        <w:t xml:space="preserve"> begin</w:t>
       </w:r>
     </w:p>
     <w:p>
@@ -8783,6 +6950,1821 @@
         <w:t xml:space="preserve">        </w:t>
       </w:r>
       <w:proofErr w:type="spellStart"/>
+      <w:r>
+        <w:t>clk</w:t>
+      </w:r>
+      <w:proofErr w:type="spellEnd"/>
+      <w:r>
+        <w:t xml:space="preserve"> = 1'</w:t>
+      </w:r>
+      <w:proofErr w:type="gramStart"/>
+      <w:r>
+        <w:t>b0;</w:t>
+      </w:r>
+      <w:proofErr w:type="gramEnd"/>
+    </w:p>
+    <w:p>
+      <w:pPr>
+        <w:pStyle w:val="NoSpacing"/>
+      </w:pPr>
+      <w:r>
+        <w:t xml:space="preserve">        </w:t>
+      </w:r>
+      <w:proofErr w:type="gramStart"/>
+      <w:r>
+        <w:t>forever #(</w:t>
+      </w:r>
+      <w:proofErr w:type="gramEnd"/>
+      <w:r>
+        <w:t xml:space="preserve">CLK_PERIOD/2) </w:t>
+      </w:r>
+      <w:proofErr w:type="spellStart"/>
+      <w:r>
+        <w:t>clk</w:t>
+      </w:r>
+      <w:proofErr w:type="spellEnd"/>
+      <w:r>
+        <w:t xml:space="preserve"> = ~</w:t>
+      </w:r>
+      <w:proofErr w:type="spellStart"/>
+      <w:proofErr w:type="gramStart"/>
+      <w:r>
+        <w:t>clk</w:t>
+      </w:r>
+      <w:proofErr w:type="spellEnd"/>
+      <w:r>
+        <w:t>;</w:t>
+      </w:r>
+      <w:proofErr w:type="gramEnd"/>
+    </w:p>
+    <w:p>
+      <w:pPr>
+        <w:pStyle w:val="NoSpacing"/>
+      </w:pPr>
+      <w:r>
+        <w:t xml:space="preserve">    end</w:t>
+      </w:r>
+    </w:p>
+    <w:p>
+      <w:pPr>
+        <w:pStyle w:val="NoSpacing"/>
+      </w:pPr>
+    </w:p>
+    <w:p>
+      <w:pPr>
+        <w:pStyle w:val="NoSpacing"/>
+      </w:pPr>
+      <w:r>
+        <w:t xml:space="preserve">    </w:t>
+      </w:r>
+      <w:proofErr w:type="gramStart"/>
+      <w:r>
+        <w:t>initial</w:t>
+      </w:r>
+      <w:proofErr w:type="gramEnd"/>
+      <w:r>
+        <w:t xml:space="preserve"> begin</w:t>
+      </w:r>
+    </w:p>
+    <w:p>
+      <w:pPr>
+        <w:pStyle w:val="NoSpacing"/>
+      </w:pPr>
+      <w:r>
+        <w:t xml:space="preserve">        </w:t>
+      </w:r>
+      <w:proofErr w:type="gramStart"/>
+      <w:r>
+        <w:t>#10_000</w:t>
+      </w:r>
+      <w:proofErr w:type="gramEnd"/>
+      <w:r>
+        <w:t>_</w:t>
+      </w:r>
+      <w:proofErr w:type="gramStart"/>
+      <w:r>
+        <w:t>000;</w:t>
+      </w:r>
+      <w:proofErr w:type="gramEnd"/>
+    </w:p>
+    <w:p>
+      <w:pPr>
+        <w:pStyle w:val="NoSpacing"/>
+      </w:pPr>
+      <w:r>
+        <w:t xml:space="preserve">        $display("[%0t] TIMEOUT: ending simulation via watchdog.", $time</w:t>
+      </w:r>
+      <w:proofErr w:type="gramStart"/>
+      <w:r>
+        <w:t>);</w:t>
+      </w:r>
+      <w:proofErr w:type="gramEnd"/>
+    </w:p>
+    <w:p>
+      <w:pPr>
+        <w:pStyle w:val="NoSpacing"/>
+      </w:pPr>
+      <w:r>
+        <w:t xml:space="preserve">        $</w:t>
+      </w:r>
+      <w:proofErr w:type="gramStart"/>
+      <w:r>
+        <w:t>finish;</w:t>
+      </w:r>
+      <w:proofErr w:type="gramEnd"/>
+    </w:p>
+    <w:p>
+      <w:pPr>
+        <w:pStyle w:val="NoSpacing"/>
+      </w:pPr>
+      <w:r>
+        <w:t xml:space="preserve">    end</w:t>
+      </w:r>
+    </w:p>
+    <w:p>
+      <w:pPr>
+        <w:pStyle w:val="NoSpacing"/>
+      </w:pPr>
+    </w:p>
+    <w:p>
+      <w:pPr>
+        <w:pStyle w:val="NoSpacing"/>
+      </w:pPr>
+      <w:r>
+        <w:t xml:space="preserve">    // Pretty-print helper</w:t>
+      </w:r>
+    </w:p>
+    <w:p>
+      <w:pPr>
+        <w:pStyle w:val="NoSpacing"/>
+      </w:pPr>
+      <w:r>
+        <w:t xml:space="preserve">    task </w:t>
+      </w:r>
+      <w:proofErr w:type="gramStart"/>
+      <w:r>
+        <w:t>print128;</w:t>
+      </w:r>
+      <w:proofErr w:type="gramEnd"/>
+    </w:p>
+    <w:p>
+      <w:pPr>
+        <w:pStyle w:val="NoSpacing"/>
+      </w:pPr>
+      <w:r>
+        <w:t xml:space="preserve">        input [127:0] </w:t>
+      </w:r>
+      <w:proofErr w:type="gramStart"/>
+      <w:r>
+        <w:t>v;</w:t>
+      </w:r>
+      <w:proofErr w:type="gramEnd"/>
+    </w:p>
+    <w:p>
+      <w:pPr>
+        <w:pStyle w:val="NoSpacing"/>
+      </w:pPr>
+      <w:r>
+        <w:t xml:space="preserve">        integer </w:t>
+      </w:r>
+      <w:proofErr w:type="spellStart"/>
+      <w:proofErr w:type="gramStart"/>
+      <w:r>
+        <w:t>i</w:t>
+      </w:r>
+      <w:proofErr w:type="spellEnd"/>
+      <w:r>
+        <w:t>;</w:t>
+      </w:r>
+      <w:proofErr w:type="gramEnd"/>
+    </w:p>
+    <w:p>
+      <w:pPr>
+        <w:pStyle w:val="NoSpacing"/>
+      </w:pPr>
+      <w:r>
+        <w:t xml:space="preserve">        reg [7:0] b [0:15</w:t>
+      </w:r>
+      <w:proofErr w:type="gramStart"/>
+      <w:r>
+        <w:t>];</w:t>
+      </w:r>
+      <w:proofErr w:type="gramEnd"/>
+    </w:p>
+    <w:p>
+      <w:pPr>
+        <w:pStyle w:val="NoSpacing"/>
+      </w:pPr>
+      <w:r>
+        <w:t xml:space="preserve">    begin</w:t>
+      </w:r>
+    </w:p>
+    <w:p>
+      <w:pPr>
+        <w:pStyle w:val="NoSpacing"/>
+      </w:pPr>
+      <w:r>
+        <w:t xml:space="preserve">        {</w:t>
+      </w:r>
+      <w:proofErr w:type="gramStart"/>
+      <w:r>
+        <w:t>b[</w:t>
+      </w:r>
+      <w:proofErr w:type="gramEnd"/>
+      <w:r>
+        <w:t xml:space="preserve">0], </w:t>
+      </w:r>
+      <w:proofErr w:type="gramStart"/>
+      <w:r>
+        <w:t>b[</w:t>
+      </w:r>
+      <w:proofErr w:type="gramEnd"/>
+      <w:r>
+        <w:t xml:space="preserve">1], </w:t>
+      </w:r>
+      <w:proofErr w:type="gramStart"/>
+      <w:r>
+        <w:t>b[</w:t>
+      </w:r>
+      <w:proofErr w:type="gramEnd"/>
+      <w:r>
+        <w:t xml:space="preserve">2], </w:t>
+      </w:r>
+      <w:proofErr w:type="gramStart"/>
+      <w:r>
+        <w:t>b[</w:t>
+      </w:r>
+      <w:proofErr w:type="gramEnd"/>
+      <w:r>
+        <w:t xml:space="preserve">3], </w:t>
+      </w:r>
+      <w:proofErr w:type="gramStart"/>
+      <w:r>
+        <w:t>b[</w:t>
+      </w:r>
+      <w:proofErr w:type="gramEnd"/>
+      <w:r>
+        <w:t xml:space="preserve">4], </w:t>
+      </w:r>
+      <w:proofErr w:type="gramStart"/>
+      <w:r>
+        <w:t>b[</w:t>
+      </w:r>
+      <w:proofErr w:type="gramEnd"/>
+      <w:r>
+        <w:t xml:space="preserve">5], </w:t>
+      </w:r>
+      <w:proofErr w:type="gramStart"/>
+      <w:r>
+        <w:t>b[</w:t>
+      </w:r>
+      <w:proofErr w:type="gramEnd"/>
+      <w:r>
+        <w:t xml:space="preserve">6], </w:t>
+      </w:r>
+      <w:proofErr w:type="gramStart"/>
+      <w:r>
+        <w:t>b[</w:t>
+      </w:r>
+      <w:proofErr w:type="gramEnd"/>
+      <w:r>
+        <w:t>7],</w:t>
+      </w:r>
+    </w:p>
+    <w:p>
+      <w:pPr>
+        <w:pStyle w:val="NoSpacing"/>
+      </w:pPr>
+      <w:r>
+        <w:t xml:space="preserve">         </w:t>
+      </w:r>
+      <w:proofErr w:type="gramStart"/>
+      <w:r>
+        <w:t>b[</w:t>
+      </w:r>
+      <w:proofErr w:type="gramEnd"/>
+      <w:r>
+        <w:t xml:space="preserve">8], </w:t>
+      </w:r>
+      <w:proofErr w:type="gramStart"/>
+      <w:r>
+        <w:t>b[</w:t>
+      </w:r>
+      <w:proofErr w:type="gramEnd"/>
+      <w:r>
+        <w:t xml:space="preserve">9], </w:t>
+      </w:r>
+      <w:proofErr w:type="gramStart"/>
+      <w:r>
+        <w:t>b[</w:t>
+      </w:r>
+      <w:proofErr w:type="gramEnd"/>
+      <w:r>
+        <w:t xml:space="preserve">10], </w:t>
+      </w:r>
+      <w:proofErr w:type="gramStart"/>
+      <w:r>
+        <w:t>b[</w:t>
+      </w:r>
+      <w:proofErr w:type="gramEnd"/>
+      <w:r>
+        <w:t xml:space="preserve">11], </w:t>
+      </w:r>
+      <w:proofErr w:type="gramStart"/>
+      <w:r>
+        <w:t>b[</w:t>
+      </w:r>
+      <w:proofErr w:type="gramEnd"/>
+      <w:r>
+        <w:t xml:space="preserve">12], </w:t>
+      </w:r>
+      <w:proofErr w:type="gramStart"/>
+      <w:r>
+        <w:t>b[</w:t>
+      </w:r>
+      <w:proofErr w:type="gramEnd"/>
+      <w:r>
+        <w:t xml:space="preserve">13], </w:t>
+      </w:r>
+      <w:proofErr w:type="gramStart"/>
+      <w:r>
+        <w:t>b[</w:t>
+      </w:r>
+      <w:proofErr w:type="gramEnd"/>
+      <w:r>
+        <w:t xml:space="preserve">14], </w:t>
+      </w:r>
+      <w:proofErr w:type="gramStart"/>
+      <w:r>
+        <w:t>b[15]}</w:t>
+      </w:r>
+      <w:proofErr w:type="gramEnd"/>
+      <w:r>
+        <w:t xml:space="preserve"> = </w:t>
+      </w:r>
+      <w:proofErr w:type="gramStart"/>
+      <w:r>
+        <w:t>v;</w:t>
+      </w:r>
+      <w:proofErr w:type="gramEnd"/>
+    </w:p>
+    <w:p>
+      <w:pPr>
+        <w:pStyle w:val="NoSpacing"/>
+      </w:pPr>
+      <w:r>
+        <w:t xml:space="preserve">        $write("0x"</w:t>
+      </w:r>
+      <w:proofErr w:type="gramStart"/>
+      <w:r>
+        <w:t>);</w:t>
+      </w:r>
+      <w:proofErr w:type="gramEnd"/>
+    </w:p>
+    <w:p>
+      <w:pPr>
+        <w:pStyle w:val="NoSpacing"/>
+      </w:pPr>
+      <w:r>
+        <w:t xml:space="preserve">        for (</w:t>
+      </w:r>
+      <w:proofErr w:type="spellStart"/>
+      <w:r>
+        <w:t>i</w:t>
+      </w:r>
+      <w:proofErr w:type="spellEnd"/>
+      <w:r>
+        <w:t xml:space="preserve"> = 0; </w:t>
+      </w:r>
+      <w:proofErr w:type="spellStart"/>
+      <w:r>
+        <w:t>i</w:t>
+      </w:r>
+      <w:proofErr w:type="spellEnd"/>
+      <w:r>
+        <w:t xml:space="preserve"> &lt; 16; </w:t>
+      </w:r>
+      <w:proofErr w:type="spellStart"/>
+      <w:r>
+        <w:t>i</w:t>
+      </w:r>
+      <w:proofErr w:type="spellEnd"/>
+      <w:r>
+        <w:t xml:space="preserve"> = </w:t>
+      </w:r>
+      <w:proofErr w:type="spellStart"/>
+      <w:r>
+        <w:t>i</w:t>
+      </w:r>
+      <w:proofErr w:type="spellEnd"/>
+      <w:r>
+        <w:t xml:space="preserve"> + 1) $</w:t>
+      </w:r>
+      <w:proofErr w:type="gramStart"/>
+      <w:r>
+        <w:t>write(</w:t>
+      </w:r>
+      <w:proofErr w:type="gramEnd"/>
+      <w:r>
+        <w:t>"%02x", b[</w:t>
+      </w:r>
+      <w:proofErr w:type="spellStart"/>
+      <w:r>
+        <w:t>i</w:t>
+      </w:r>
+      <w:proofErr w:type="spellEnd"/>
+      <w:r>
+        <w:t>]</w:t>
+      </w:r>
+      <w:proofErr w:type="gramStart"/>
+      <w:r>
+        <w:t>);</w:t>
+      </w:r>
+      <w:proofErr w:type="gramEnd"/>
+    </w:p>
+    <w:p>
+      <w:pPr>
+        <w:pStyle w:val="NoSpacing"/>
+      </w:pPr>
+      <w:r>
+        <w:t xml:space="preserve">    end</w:t>
+      </w:r>
+    </w:p>
+    <w:p>
+      <w:pPr>
+        <w:pStyle w:val="NoSpacing"/>
+      </w:pPr>
+      <w:r>
+        <w:t xml:space="preserve">    </w:t>
+      </w:r>
+      <w:proofErr w:type="spellStart"/>
+      <w:r>
+        <w:t>endtask</w:t>
+      </w:r>
+      <w:proofErr w:type="spellEnd"/>
+    </w:p>
+    <w:p>
+      <w:pPr>
+        <w:pStyle w:val="NoSpacing"/>
+      </w:pPr>
+    </w:p>
+    <w:p>
+      <w:pPr>
+        <w:pStyle w:val="NoSpacing"/>
+      </w:pPr>
+      <w:r>
+        <w:t xml:space="preserve">    </w:t>
+      </w:r>
+      <w:proofErr w:type="gramStart"/>
+      <w:r>
+        <w:t>initial</w:t>
+      </w:r>
+      <w:proofErr w:type="gramEnd"/>
+      <w:r>
+        <w:t xml:space="preserve"> begin</w:t>
+      </w:r>
+    </w:p>
+    <w:p>
+      <w:pPr>
+        <w:pStyle w:val="NoSpacing"/>
+      </w:pPr>
+      <w:r>
+        <w:t xml:space="preserve">        // Reset</w:t>
+      </w:r>
+    </w:p>
+    <w:p>
+      <w:pPr>
+        <w:pStyle w:val="NoSpacing"/>
+      </w:pPr>
+      <w:r>
+        <w:t xml:space="preserve">        start   = 1'</w:t>
+      </w:r>
+      <w:proofErr w:type="gramStart"/>
+      <w:r>
+        <w:t>b0;</w:t>
+      </w:r>
+      <w:proofErr w:type="gramEnd"/>
+    </w:p>
+    <w:p>
+      <w:pPr>
+        <w:pStyle w:val="NoSpacing"/>
+      </w:pPr>
+      <w:r>
+        <w:t xml:space="preserve">        </w:t>
+      </w:r>
+      <w:proofErr w:type="spellStart"/>
+      <w:r>
+        <w:t>key_</w:t>
+      </w:r>
+      <w:proofErr w:type="gramStart"/>
+      <w:r>
+        <w:t>in</w:t>
+      </w:r>
+      <w:proofErr w:type="spellEnd"/>
+      <w:r>
+        <w:t xml:space="preserve">  =</w:t>
+      </w:r>
+      <w:proofErr w:type="gramEnd"/>
+      <w:r>
+        <w:t xml:space="preserve"> 128'</w:t>
+      </w:r>
+      <w:proofErr w:type="gramStart"/>
+      <w:r>
+        <w:t>b0;</w:t>
+      </w:r>
+      <w:proofErr w:type="gramEnd"/>
+    </w:p>
+    <w:p>
+      <w:pPr>
+        <w:pStyle w:val="NoSpacing"/>
+      </w:pPr>
+      <w:r>
+        <w:t xml:space="preserve">        </w:t>
+      </w:r>
+      <w:proofErr w:type="spellStart"/>
+      <w:r>
+        <w:t>byte_in</w:t>
+      </w:r>
+      <w:proofErr w:type="spellEnd"/>
+      <w:r>
+        <w:t xml:space="preserve"> = 128'</w:t>
+      </w:r>
+      <w:proofErr w:type="gramStart"/>
+      <w:r>
+        <w:t>b0;</w:t>
+      </w:r>
+      <w:proofErr w:type="gramEnd"/>
+    </w:p>
+    <w:p>
+      <w:pPr>
+        <w:pStyle w:val="NoSpacing"/>
+      </w:pPr>
+    </w:p>
+    <w:p>
+      <w:pPr>
+        <w:pStyle w:val="NoSpacing"/>
+      </w:pPr>
+      <w:r>
+        <w:t xml:space="preserve">        </w:t>
+      </w:r>
+      <w:proofErr w:type="spellStart"/>
+      <w:r>
+        <w:t>rst</w:t>
+      </w:r>
+      <w:proofErr w:type="spellEnd"/>
+      <w:r>
+        <w:t xml:space="preserve"> = 1'</w:t>
+      </w:r>
+      <w:proofErr w:type="gramStart"/>
+      <w:r>
+        <w:t>b1;</w:t>
+      </w:r>
+      <w:proofErr w:type="gramEnd"/>
+    </w:p>
+    <w:p>
+      <w:pPr>
+        <w:pStyle w:val="NoSpacing"/>
+      </w:pPr>
+      <w:r>
+        <w:t xml:space="preserve">        repeat (8) </w:t>
+      </w:r>
+      <w:proofErr w:type="gramStart"/>
+      <w:r>
+        <w:t>@(</w:t>
+      </w:r>
+      <w:proofErr w:type="gramEnd"/>
+      <w:r>
+        <w:t xml:space="preserve">posedge </w:t>
+      </w:r>
+      <w:proofErr w:type="spellStart"/>
+      <w:r>
+        <w:t>clk</w:t>
+      </w:r>
+      <w:proofErr w:type="spellEnd"/>
+      <w:proofErr w:type="gramStart"/>
+      <w:r>
+        <w:t>);</w:t>
+      </w:r>
+      <w:proofErr w:type="gramEnd"/>
+    </w:p>
+    <w:p>
+      <w:pPr>
+        <w:pStyle w:val="NoSpacing"/>
+      </w:pPr>
+      <w:r>
+        <w:t xml:space="preserve">        </w:t>
+      </w:r>
+      <w:proofErr w:type="spellStart"/>
+      <w:r>
+        <w:t>rst</w:t>
+      </w:r>
+      <w:proofErr w:type="spellEnd"/>
+      <w:r>
+        <w:t xml:space="preserve"> = 1'</w:t>
+      </w:r>
+      <w:proofErr w:type="gramStart"/>
+      <w:r>
+        <w:t>b0;</w:t>
+      </w:r>
+      <w:proofErr w:type="gramEnd"/>
+    </w:p>
+    <w:p>
+      <w:pPr>
+        <w:pStyle w:val="NoSpacing"/>
+      </w:pPr>
+      <w:r>
+        <w:t xml:space="preserve">        repeat (4) </w:t>
+      </w:r>
+      <w:proofErr w:type="gramStart"/>
+      <w:r>
+        <w:t>@(</w:t>
+      </w:r>
+      <w:proofErr w:type="gramEnd"/>
+      <w:r>
+        <w:t xml:space="preserve">posedge </w:t>
+      </w:r>
+      <w:proofErr w:type="spellStart"/>
+      <w:r>
+        <w:t>clk</w:t>
+      </w:r>
+      <w:proofErr w:type="spellEnd"/>
+      <w:proofErr w:type="gramStart"/>
+      <w:r>
+        <w:t>);</w:t>
+      </w:r>
+      <w:proofErr w:type="gramEnd"/>
+    </w:p>
+    <w:p>
+      <w:pPr>
+        <w:pStyle w:val="NoSpacing"/>
+      </w:pPr>
+    </w:p>
+    <w:p>
+      <w:pPr>
+        <w:pStyle w:val="NoSpacing"/>
+      </w:pPr>
+      <w:r>
+        <w:t xml:space="preserve">        /</w:t>
+      </w:r>
+      <w:proofErr w:type="gramStart"/>
+      <w:r>
+        <w:t>/ -</w:t>
+      </w:r>
+      <w:proofErr w:type="gramEnd"/>
+      <w:r>
+        <w:t>--------------- Test Case 1 ----------------</w:t>
+      </w:r>
+    </w:p>
+    <w:p>
+      <w:pPr>
+        <w:pStyle w:val="NoSpacing"/>
+      </w:pPr>
+      <w:r>
+        <w:t xml:space="preserve">        </w:t>
+      </w:r>
+      <w:proofErr w:type="spellStart"/>
+      <w:r>
+        <w:t>key_</w:t>
+      </w:r>
+      <w:proofErr w:type="gramStart"/>
+      <w:r>
+        <w:t>in</w:t>
+      </w:r>
+      <w:proofErr w:type="spellEnd"/>
+      <w:r>
+        <w:t xml:space="preserve">  =</w:t>
+      </w:r>
+      <w:proofErr w:type="gramEnd"/>
+      <w:r>
+        <w:t xml:space="preserve"> 128'h2b7e1516_28aed2a6_abf71588_</w:t>
+      </w:r>
+      <w:proofErr w:type="gramStart"/>
+      <w:r>
+        <w:t>09cf4f3c;</w:t>
+      </w:r>
+      <w:proofErr w:type="gramEnd"/>
+    </w:p>
+    <w:p>
+      <w:pPr>
+        <w:pStyle w:val="NoSpacing"/>
+      </w:pPr>
+      <w:r>
+        <w:t xml:space="preserve">        </w:t>
+      </w:r>
+      <w:proofErr w:type="spellStart"/>
+      <w:r>
+        <w:t>byte_in</w:t>
+      </w:r>
+      <w:proofErr w:type="spellEnd"/>
+      <w:r>
+        <w:t xml:space="preserve"> = 128'h3243f6a8_885a308d_313198a2_</w:t>
+      </w:r>
+      <w:proofErr w:type="gramStart"/>
+      <w:r>
+        <w:t>e0370734;</w:t>
+      </w:r>
+      <w:proofErr w:type="gramEnd"/>
+    </w:p>
+    <w:p>
+      <w:pPr>
+        <w:pStyle w:val="NoSpacing"/>
+      </w:pPr>
+    </w:p>
+    <w:p>
+      <w:pPr>
+        <w:pStyle w:val="NoSpacing"/>
+      </w:pPr>
+      <w:r>
+        <w:t xml:space="preserve">        // Pulse 'start' for 1 cycle</w:t>
+      </w:r>
+    </w:p>
+    <w:p>
+      <w:pPr>
+        <w:pStyle w:val="NoSpacing"/>
+      </w:pPr>
+      <w:r>
+        <w:t xml:space="preserve">        </w:t>
+      </w:r>
+      <w:proofErr w:type="gramStart"/>
+      <w:r>
+        <w:t>@(</w:t>
+      </w:r>
+      <w:proofErr w:type="gramEnd"/>
+      <w:r>
+        <w:t xml:space="preserve">posedge </w:t>
+      </w:r>
+      <w:proofErr w:type="spellStart"/>
+      <w:r>
+        <w:t>clk</w:t>
+      </w:r>
+      <w:proofErr w:type="spellEnd"/>
+      <w:r>
+        <w:t>); start &lt;= 1'</w:t>
+      </w:r>
+      <w:proofErr w:type="gramStart"/>
+      <w:r>
+        <w:t>b1;</w:t>
+      </w:r>
+      <w:proofErr w:type="gramEnd"/>
+    </w:p>
+    <w:p>
+      <w:pPr>
+        <w:pStyle w:val="NoSpacing"/>
+      </w:pPr>
+      <w:r>
+        <w:t xml:space="preserve">        </w:t>
+      </w:r>
+      <w:proofErr w:type="gramStart"/>
+      <w:r>
+        <w:t>@(</w:t>
+      </w:r>
+      <w:proofErr w:type="gramEnd"/>
+      <w:r>
+        <w:t xml:space="preserve">posedge </w:t>
+      </w:r>
+      <w:proofErr w:type="spellStart"/>
+      <w:r>
+        <w:t>clk</w:t>
+      </w:r>
+      <w:proofErr w:type="spellEnd"/>
+      <w:r>
+        <w:t>); start &lt;= 1'</w:t>
+      </w:r>
+      <w:proofErr w:type="gramStart"/>
+      <w:r>
+        <w:t>b0;</w:t>
+      </w:r>
+      <w:proofErr w:type="gramEnd"/>
+    </w:p>
+    <w:p>
+      <w:pPr>
+        <w:pStyle w:val="NoSpacing"/>
+      </w:pPr>
+    </w:p>
+    <w:p>
+      <w:pPr>
+        <w:pStyle w:val="NoSpacing"/>
+      </w:pPr>
+      <w:r>
+        <w:t xml:space="preserve">        wait (</w:t>
+      </w:r>
+      <w:proofErr w:type="spellStart"/>
+      <w:r>
+        <w:t>tx_word_valid</w:t>
+      </w:r>
+      <w:proofErr w:type="spellEnd"/>
+      <w:r>
+        <w:t xml:space="preserve"> === 1'b1</w:t>
+      </w:r>
+      <w:proofErr w:type="gramStart"/>
+      <w:r>
+        <w:t>);</w:t>
+      </w:r>
+      <w:proofErr w:type="gramEnd"/>
+    </w:p>
+    <w:p>
+      <w:pPr>
+        <w:pStyle w:val="NoSpacing"/>
+      </w:pPr>
+      <w:r>
+        <w:t xml:space="preserve">        </w:t>
+      </w:r>
+      <w:proofErr w:type="gramStart"/>
+      <w:r>
+        <w:t>#1;</w:t>
+      </w:r>
+      <w:proofErr w:type="gramEnd"/>
+    </w:p>
+    <w:p>
+      <w:pPr>
+        <w:pStyle w:val="NoSpacing"/>
+      </w:pPr>
+    </w:p>
+    <w:p>
+      <w:pPr>
+        <w:pStyle w:val="NoSpacing"/>
+      </w:pPr>
+      <w:r>
+        <w:t xml:space="preserve">        $write("[%0t] TX_WORD (Test 1) = ", $time</w:t>
+      </w:r>
+      <w:proofErr w:type="gramStart"/>
+      <w:r>
+        <w:t>);</w:t>
+      </w:r>
+      <w:proofErr w:type="gramEnd"/>
+    </w:p>
+    <w:p>
+      <w:pPr>
+        <w:pStyle w:val="NoSpacing"/>
+      </w:pPr>
+      <w:r>
+        <w:t xml:space="preserve">        print128(</w:t>
+      </w:r>
+      <w:proofErr w:type="spellStart"/>
+      <w:r>
+        <w:t>tx_word</w:t>
+      </w:r>
+      <w:proofErr w:type="spellEnd"/>
+      <w:proofErr w:type="gramStart"/>
+      <w:r>
+        <w:t>);</w:t>
+      </w:r>
+      <w:proofErr w:type="gramEnd"/>
+    </w:p>
+    <w:p>
+      <w:pPr>
+        <w:pStyle w:val="NoSpacing"/>
+      </w:pPr>
+      <w:r>
+        <w:t xml:space="preserve">        $write("\n"</w:t>
+      </w:r>
+      <w:proofErr w:type="gramStart"/>
+      <w:r>
+        <w:t>);</w:t>
+      </w:r>
+      <w:proofErr w:type="gramEnd"/>
+    </w:p>
+    <w:p>
+      <w:pPr>
+        <w:pStyle w:val="NoSpacing"/>
+      </w:pPr>
+    </w:p>
+    <w:p>
+      <w:pPr>
+        <w:pStyle w:val="NoSpacing"/>
+      </w:pPr>
+      <w:r>
+        <w:t xml:space="preserve">        /</w:t>
+      </w:r>
+      <w:proofErr w:type="gramStart"/>
+      <w:r>
+        <w:t>/ -</w:t>
+      </w:r>
+      <w:proofErr w:type="gramEnd"/>
+      <w:r>
+        <w:t>--------------- Test Case 2 ----------------</w:t>
+      </w:r>
+    </w:p>
+    <w:p>
+      <w:pPr>
+        <w:pStyle w:val="NoSpacing"/>
+      </w:pPr>
+      <w:r>
+        <w:t xml:space="preserve">        </w:t>
+      </w:r>
+      <w:proofErr w:type="spellStart"/>
+      <w:r>
+        <w:t>key_</w:t>
+      </w:r>
+      <w:proofErr w:type="gramStart"/>
+      <w:r>
+        <w:t>in</w:t>
+      </w:r>
+      <w:proofErr w:type="spellEnd"/>
+      <w:r>
+        <w:t xml:space="preserve">  =</w:t>
+      </w:r>
+      <w:proofErr w:type="gramEnd"/>
+      <w:r>
+        <w:t xml:space="preserve"> 128'h00000000_00000000_00000000_</w:t>
+      </w:r>
+      <w:proofErr w:type="gramStart"/>
+      <w:r>
+        <w:t>00000000;</w:t>
+      </w:r>
+      <w:proofErr w:type="gramEnd"/>
+    </w:p>
+    <w:p>
+      <w:pPr>
+        <w:pStyle w:val="NoSpacing"/>
+      </w:pPr>
+      <w:r>
+        <w:t xml:space="preserve">        </w:t>
+      </w:r>
+      <w:proofErr w:type="spellStart"/>
+      <w:r>
+        <w:t>byte_in</w:t>
+      </w:r>
+      <w:proofErr w:type="spellEnd"/>
+      <w:r>
+        <w:t xml:space="preserve"> = 128'h00000000_00000000_00000000_</w:t>
+      </w:r>
+      <w:proofErr w:type="gramStart"/>
+      <w:r>
+        <w:t>00000000;</w:t>
+      </w:r>
+      <w:proofErr w:type="gramEnd"/>
+    </w:p>
+    <w:p>
+      <w:pPr>
+        <w:pStyle w:val="NoSpacing"/>
+      </w:pPr>
+    </w:p>
+    <w:p>
+      <w:pPr>
+        <w:pStyle w:val="NoSpacing"/>
+      </w:pPr>
+      <w:r>
+        <w:t xml:space="preserve">        </w:t>
+      </w:r>
+      <w:proofErr w:type="gramStart"/>
+      <w:r>
+        <w:t>@(</w:t>
+      </w:r>
+      <w:proofErr w:type="gramEnd"/>
+      <w:r>
+        <w:t xml:space="preserve">posedge </w:t>
+      </w:r>
+      <w:proofErr w:type="spellStart"/>
+      <w:r>
+        <w:t>clk</w:t>
+      </w:r>
+      <w:proofErr w:type="spellEnd"/>
+      <w:r>
+        <w:t>); start &lt;= 1'</w:t>
+      </w:r>
+      <w:proofErr w:type="gramStart"/>
+      <w:r>
+        <w:t>b1;</w:t>
+      </w:r>
+      <w:proofErr w:type="gramEnd"/>
+    </w:p>
+    <w:p>
+      <w:pPr>
+        <w:pStyle w:val="NoSpacing"/>
+      </w:pPr>
+      <w:r>
+        <w:t xml:space="preserve">        </w:t>
+      </w:r>
+      <w:proofErr w:type="gramStart"/>
+      <w:r>
+        <w:t>@(</w:t>
+      </w:r>
+      <w:proofErr w:type="gramEnd"/>
+      <w:r>
+        <w:t xml:space="preserve">posedge </w:t>
+      </w:r>
+      <w:proofErr w:type="spellStart"/>
+      <w:r>
+        <w:t>clk</w:t>
+      </w:r>
+      <w:proofErr w:type="spellEnd"/>
+      <w:r>
+        <w:t>); start &lt;= 1'</w:t>
+      </w:r>
+      <w:proofErr w:type="gramStart"/>
+      <w:r>
+        <w:t>b0;</w:t>
+      </w:r>
+      <w:proofErr w:type="gramEnd"/>
+    </w:p>
+    <w:p>
+      <w:pPr>
+        <w:pStyle w:val="NoSpacing"/>
+      </w:pPr>
+    </w:p>
+    <w:p>
+      <w:pPr>
+        <w:pStyle w:val="NoSpacing"/>
+      </w:pPr>
+      <w:r>
+        <w:t xml:space="preserve">        wait (</w:t>
+      </w:r>
+      <w:proofErr w:type="spellStart"/>
+      <w:r>
+        <w:t>tx_word_valid</w:t>
+      </w:r>
+      <w:proofErr w:type="spellEnd"/>
+      <w:r>
+        <w:t xml:space="preserve"> === 1'b1</w:t>
+      </w:r>
+      <w:proofErr w:type="gramStart"/>
+      <w:r>
+        <w:t>);</w:t>
+      </w:r>
+      <w:proofErr w:type="gramEnd"/>
+    </w:p>
+    <w:p>
+      <w:pPr>
+        <w:pStyle w:val="NoSpacing"/>
+      </w:pPr>
+      <w:r>
+        <w:t xml:space="preserve">        </w:t>
+      </w:r>
+      <w:proofErr w:type="gramStart"/>
+      <w:r>
+        <w:t>#1;</w:t>
+      </w:r>
+      <w:proofErr w:type="gramEnd"/>
+    </w:p>
+    <w:p>
+      <w:pPr>
+        <w:pStyle w:val="NoSpacing"/>
+      </w:pPr>
+    </w:p>
+    <w:p>
+      <w:pPr>
+        <w:pStyle w:val="NoSpacing"/>
+      </w:pPr>
+      <w:r>
+        <w:t xml:space="preserve">        $write("[%0t] TX_WORD (Test 2) = ", $time</w:t>
+      </w:r>
+      <w:proofErr w:type="gramStart"/>
+      <w:r>
+        <w:t>);</w:t>
+      </w:r>
+      <w:proofErr w:type="gramEnd"/>
+    </w:p>
+    <w:p>
+      <w:pPr>
+        <w:pStyle w:val="NoSpacing"/>
+      </w:pPr>
+      <w:r>
+        <w:t xml:space="preserve">        print128(</w:t>
+      </w:r>
+      <w:proofErr w:type="spellStart"/>
+      <w:r>
+        <w:t>tx_word</w:t>
+      </w:r>
+      <w:proofErr w:type="spellEnd"/>
+      <w:proofErr w:type="gramStart"/>
+      <w:r>
+        <w:t>);</w:t>
+      </w:r>
+      <w:proofErr w:type="gramEnd"/>
+    </w:p>
+    <w:p>
+      <w:pPr>
+        <w:pStyle w:val="NoSpacing"/>
+      </w:pPr>
+      <w:r>
+        <w:t xml:space="preserve">        $write("\n"</w:t>
+      </w:r>
+      <w:proofErr w:type="gramStart"/>
+      <w:r>
+        <w:t>);</w:t>
+      </w:r>
+      <w:proofErr w:type="gramEnd"/>
+    </w:p>
+    <w:p>
+      <w:pPr>
+        <w:pStyle w:val="NoSpacing"/>
+      </w:pPr>
+    </w:p>
+    <w:p>
+      <w:pPr>
+        <w:pStyle w:val="NoSpacing"/>
+      </w:pPr>
+      <w:r>
+        <w:t xml:space="preserve">        // Grace delay then </w:t>
+      </w:r>
+      <w:proofErr w:type="gramStart"/>
+      <w:r>
+        <w:t>finish</w:t>
+      </w:r>
+      <w:proofErr w:type="gramEnd"/>
+    </w:p>
+    <w:p>
+      <w:pPr>
+        <w:pStyle w:val="NoSpacing"/>
+      </w:pPr>
+      <w:r>
+        <w:t xml:space="preserve">        #(10*CLK_PERIOD</w:t>
+      </w:r>
+      <w:proofErr w:type="gramStart"/>
+      <w:r>
+        <w:t>);</w:t>
+      </w:r>
+      <w:proofErr w:type="gramEnd"/>
+    </w:p>
+    <w:p>
+      <w:pPr>
+        <w:pStyle w:val="NoSpacing"/>
+      </w:pPr>
+      <w:r>
+        <w:t xml:space="preserve">        $display("[%0t] TB done. Calling $finish.", $time</w:t>
+      </w:r>
+      <w:proofErr w:type="gramStart"/>
+      <w:r>
+        <w:t>);</w:t>
+      </w:r>
+      <w:proofErr w:type="gramEnd"/>
+    </w:p>
+    <w:p>
+      <w:pPr>
+        <w:pStyle w:val="NoSpacing"/>
+      </w:pPr>
+      <w:r>
+        <w:t xml:space="preserve">        $</w:t>
+      </w:r>
+      <w:proofErr w:type="gramStart"/>
+      <w:r>
+        <w:t>finish;</w:t>
+      </w:r>
+      <w:proofErr w:type="gramEnd"/>
+    </w:p>
+    <w:p>
+      <w:pPr>
+        <w:pStyle w:val="NoSpacing"/>
+      </w:pPr>
+      <w:r>
+        <w:t xml:space="preserve">    end</w:t>
+      </w:r>
+    </w:p>
+    <w:p>
+      <w:pPr>
+        <w:pStyle w:val="NoSpacing"/>
+      </w:pPr>
+    </w:p>
+    <w:p>
+      <w:pPr>
+        <w:pStyle w:val="NoSpacing"/>
+      </w:pPr>
+      <w:proofErr w:type="spellStart"/>
+      <w:r>
+        <w:t>endmodule</w:t>
+      </w:r>
+      <w:proofErr w:type="spellEnd"/>
+    </w:p>
+    <w:p>
+      <w:pPr>
+        <w:pStyle w:val="NoSpacing"/>
+      </w:pPr>
+    </w:p>
+    <w:p>
+      <w:pPr>
+        <w:pStyle w:val="NoSpacing"/>
+      </w:pPr>
+    </w:p>
+    <w:p>
+      <w:pPr>
+        <w:pStyle w:val="NoSpacing"/>
+      </w:pPr>
+    </w:p>
+    <w:p>
+      <w:pPr>
+        <w:pStyle w:val="NoSpacing"/>
+      </w:pPr>
+    </w:p>
+    <w:p>
+      <w:pPr>
+        <w:pStyle w:val="NoSpacing"/>
+      </w:pPr>
+    </w:p>
+    <w:p>
+      <w:pPr>
+        <w:pStyle w:val="NoSpacing"/>
+      </w:pPr>
+    </w:p>
+    <w:p>
+      <w:pPr>
+        <w:pStyle w:val="NoSpacing"/>
+      </w:pPr>
+    </w:p>
+    <w:p>
+      <w:pPr>
+        <w:pStyle w:val="NoSpacing"/>
+      </w:pPr>
+    </w:p>
+    <w:p>
+      <w:pPr>
+        <w:pStyle w:val="NoSpacing"/>
+      </w:pPr>
+    </w:p>
+    <w:p>
+      <w:pPr>
+        <w:pStyle w:val="NoSpacing"/>
+      </w:pPr>
+    </w:p>
+    <w:p>
+      <w:pPr>
+        <w:pStyle w:val="NoSpacing"/>
+      </w:pPr>
+    </w:p>
+    <w:p>
+      <w:pPr>
+        <w:pStyle w:val="NoSpacing"/>
+      </w:pPr>
+    </w:p>
+    <w:p>
+      <w:pPr>
+        <w:pStyle w:val="NoSpacing"/>
+      </w:pPr>
+    </w:p>
+    <w:p>
+      <w:pPr>
+        <w:pStyle w:val="NoSpacing"/>
+      </w:pPr>
+    </w:p>
+    <w:p>
+      <w:pPr>
+        <w:pStyle w:val="NoSpacing"/>
+      </w:pPr>
+    </w:p>
+    <w:p>
+      <w:pPr>
+        <w:pStyle w:val="NoSpacing"/>
+      </w:pPr>
+    </w:p>
+    <w:p>
+      <w:pPr>
+        <w:pStyle w:val="NoSpacing"/>
+      </w:pPr>
+    </w:p>
+    <w:p>
+      <w:pPr>
+        <w:pStyle w:val="NoSpacing"/>
+      </w:pPr>
+    </w:p>
+    <w:p>
+      <w:pPr>
+        <w:pStyle w:val="NoSpacing"/>
+      </w:pPr>
+    </w:p>
+    <w:p>
+      <w:pPr>
+        <w:pStyle w:val="NoSpacing"/>
+      </w:pPr>
+    </w:p>
+    <w:p>
+      <w:pPr>
+        <w:pStyle w:val="NoSpacing"/>
+      </w:pPr>
+    </w:p>
+    <w:p>
+      <w:pPr>
+        <w:pStyle w:val="NoSpacing"/>
+      </w:pPr>
+    </w:p>
+    <w:p>
+      <w:pPr>
+        <w:pStyle w:val="NoSpacing"/>
+      </w:pPr>
+    </w:p>
+    <w:p>
+      <w:pPr>
+        <w:pStyle w:val="NoSpacing"/>
+      </w:pPr>
+      <w:r>
+        <w:t>import sys, time, serial, random</w:t>
+      </w:r>
+    </w:p>
+    <w:p>
+      <w:pPr>
+        <w:pStyle w:val="NoSpacing"/>
+      </w:pPr>
+    </w:p>
+    <w:p>
+      <w:pPr>
+        <w:pStyle w:val="NoSpacing"/>
+      </w:pPr>
+      <w:r>
+        <w:t>SERIAL_PORT = "COM3"</w:t>
+      </w:r>
+    </w:p>
+    <w:p>
+      <w:pPr>
+        <w:pStyle w:val="NoSpacing"/>
+      </w:pPr>
+      <w:r>
+        <w:t>BAUD_RATE = 115200</w:t>
+      </w:r>
+    </w:p>
+    <w:p>
+      <w:pPr>
+        <w:pStyle w:val="NoSpacing"/>
+      </w:pPr>
+      <w:r>
+        <w:t>NUM_TESTS = 20</w:t>
+      </w:r>
+    </w:p>
+    <w:p>
+      <w:pPr>
+        <w:pStyle w:val="NoSpacing"/>
+      </w:pPr>
+    </w:p>
+    <w:p>
+      <w:pPr>
+        <w:pStyle w:val="NoSpacing"/>
+      </w:pPr>
+      <w:r>
+        <w:t>SBOX = [</w:t>
+      </w:r>
+    </w:p>
+    <w:p>
+      <w:pPr>
+        <w:pStyle w:val="NoSpacing"/>
+      </w:pPr>
+      <w:r>
+        <w:t>0x63,0x7c,0x77,0x7b,0xf2,0x6b,0x6f,0xc5,0x30,0x01,0x67,0x2b,0xfe,0xd7,0xab,0x76,</w:t>
+      </w:r>
+    </w:p>
+    <w:p>
+      <w:pPr>
+        <w:pStyle w:val="NoSpacing"/>
+      </w:pPr>
+      <w:r>
+        <w:t>0xca,0x82,0xc9,0x7d,0xfa,0x59,0x47,0xf0,0xad,0xd4,0xa2,0xaf,0x9c,0xa4,0x72,0xc0,</w:t>
+      </w:r>
+    </w:p>
+    <w:p>
+      <w:pPr>
+        <w:pStyle w:val="NoSpacing"/>
+      </w:pPr>
+      <w:r>
+        <w:t>0xb7,0xfd,0x93,0x26,0x36,0x3f,0xf7,0xcc,0x34,0xa5,0xe5,0xf1,0x71,0xd8,0x31,0x15,</w:t>
+      </w:r>
+    </w:p>
+    <w:p>
+      <w:pPr>
+        <w:pStyle w:val="NoSpacing"/>
+      </w:pPr>
+      <w:r>
+        <w:t>0x04,0xc7,0x23,0xc3,0x18,0x96,0x05,0x9a,0x07,0x12,0x80,0xe2,0xeb,0x27,0xb2,0x75,</w:t>
+      </w:r>
+    </w:p>
+    <w:p>
+      <w:pPr>
+        <w:pStyle w:val="NoSpacing"/>
+      </w:pPr>
+      <w:r>
+        <w:t>0x09,0x83,0x2c,0x1a,0x1b,0x6e,0x5a,0xa0,0x52,0x3b,0xd6,0xb3,0x29,0xe3,0x2f,0x84,</w:t>
+      </w:r>
+    </w:p>
+    <w:p>
+      <w:pPr>
+        <w:pStyle w:val="NoSpacing"/>
+      </w:pPr>
+      <w:r>
+        <w:t>0x53,0xd1,0x00,0xed,0x20,0xfc,0xb1,0x5b,0x6a,0xcb,0xbe,0x39,0x4a,0x4c,0x58,0xcf,</w:t>
+      </w:r>
+    </w:p>
+    <w:p>
+      <w:pPr>
+        <w:pStyle w:val="NoSpacing"/>
+      </w:pPr>
+      <w:r>
+        <w:t>0xd0,0xef,0xaa,0xfb,0x43,0x4d,0x33,0x85,0x45,0xf9,0x02,0x7f,0x50,0x3c,0x9f,0xa8,</w:t>
+      </w:r>
+    </w:p>
+    <w:p>
+      <w:pPr>
+        <w:pStyle w:val="NoSpacing"/>
+      </w:pPr>
+      <w:r>
+        <w:t>0x51,0xa3,0x40,0x8f,0x92,0x9d,0x38,0xf5,0xbc,0xb6,0xda,0x21,0x10,0xff,0xf3,0xd2,</w:t>
+      </w:r>
+    </w:p>
+    <w:p>
+      <w:pPr>
+        <w:pStyle w:val="NoSpacing"/>
+      </w:pPr>
+      <w:r>
+        <w:t>0xcd,0x0c,0x13,0xec,0x5f,0x97,0x44,0x17,0xc4,0xa7,0x7e,0x3d,0x64,0x5d,0x19,0x73,</w:t>
+      </w:r>
+    </w:p>
+    <w:p>
+      <w:pPr>
+        <w:pStyle w:val="NoSpacing"/>
+      </w:pPr>
+      <w:r>
+        <w:t>0x60,0x81,0x4f,0xdc,0x22,0x2a,0x90,0x88,0x46,0xee,0xb8,0x14,0xde,0x5e,0x0b,0xdb,</w:t>
+      </w:r>
+    </w:p>
+    <w:p>
+      <w:pPr>
+        <w:pStyle w:val="NoSpacing"/>
+      </w:pPr>
+      <w:r>
+        <w:t>0xe0,0x32,0x3a,0x0a,0x49,0x06,0x24,0x5c,0xc2,0xd3,0xac,0x62,0x91,0x95,0xe4,0x79,</w:t>
+      </w:r>
+    </w:p>
+    <w:p>
+      <w:pPr>
+        <w:pStyle w:val="NoSpacing"/>
+      </w:pPr>
+      <w:r>
+        <w:t>0xe7,0xc8,0x37,0x6d,0x8d,0xd5,0x4e,0xa9,0x6c,0x56,0xf4,0xea,0x65,0x7a,0xae,0x08,</w:t>
+      </w:r>
+    </w:p>
+    <w:p>
+      <w:pPr>
+        <w:pStyle w:val="NoSpacing"/>
+      </w:pPr>
+      <w:r>
+        <w:t>0xba,0x78,0x25,0x2e,0x1c,0xa6,0xb4,0xc6,0xe8,0xdd,0x74,0x1f,0x4b,0xbd,0x8b,0x8a,</w:t>
+      </w:r>
+    </w:p>
+    <w:p>
+      <w:pPr>
+        <w:pStyle w:val="NoSpacing"/>
+      </w:pPr>
+      <w:r>
+        <w:t>0x70,0x3e,0xb5,0x66,0x48,0x03,0xf6,0x0e,0x61,0x35,0x57,0xb9,0x86,0xc1,0x1d,0x9e,</w:t>
+      </w:r>
+    </w:p>
+    <w:p>
+      <w:pPr>
+        <w:pStyle w:val="NoSpacing"/>
+      </w:pPr>
+      <w:r>
+        <w:t>0xe1,0xf8,0x98,0x11,0x69,0xd9,0x8e,0x94,0x9b,0x1e,0x87,0xe9,0xce,0x55,0x28,0xdf,</w:t>
+      </w:r>
+    </w:p>
+    <w:p>
+      <w:pPr>
+        <w:pStyle w:val="NoSpacing"/>
+      </w:pPr>
+      <w:r>
+        <w:t>0x8c,0xa1,0x89,0x0d,0xbf,0xe6,0x42,0x68,0x41,0x99,0x2d,0x0f,0xb0,0x54,0xbb,0x16</w:t>
+      </w:r>
+    </w:p>
+    <w:p>
+      <w:pPr>
+        <w:pStyle w:val="NoSpacing"/>
+      </w:pPr>
+      <w:r>
+        <w:t>]</w:t>
+      </w:r>
+    </w:p>
+    <w:p>
+      <w:pPr>
+        <w:pStyle w:val="NoSpacing"/>
+      </w:pPr>
+    </w:p>
+    <w:p>
+      <w:pPr>
+        <w:pStyle w:val="NoSpacing"/>
+      </w:pPr>
+      <w:r>
+        <w:t xml:space="preserve">def </w:t>
+      </w:r>
+      <w:proofErr w:type="spellStart"/>
+      <w:r>
+        <w:t>sub_bytes</w:t>
+      </w:r>
+      <w:proofErr w:type="spellEnd"/>
+      <w:r>
+        <w:t>(</w:t>
+      </w:r>
+      <w:proofErr w:type="spellStart"/>
+      <w:r>
+        <w:t>state_bytes</w:t>
+      </w:r>
+      <w:proofErr w:type="spellEnd"/>
+      <w:r>
+        <w:t>):</w:t>
+      </w:r>
+    </w:p>
+    <w:p>
+      <w:pPr>
+        <w:pStyle w:val="NoSpacing"/>
+      </w:pPr>
+      <w:r>
+        <w:t xml:space="preserve">    return </w:t>
+      </w:r>
+      <w:proofErr w:type="gramStart"/>
+      <w:r>
+        <w:t>bytes(</w:t>
+      </w:r>
+      <w:proofErr w:type="gramEnd"/>
+      <w:r>
+        <w:t xml:space="preserve">SBOX[b] for b in </w:t>
+      </w:r>
+      <w:proofErr w:type="spellStart"/>
+      <w:r>
+        <w:t>state_bytes</w:t>
+      </w:r>
+      <w:proofErr w:type="spellEnd"/>
+      <w:r>
+        <w:t>)</w:t>
+      </w:r>
+    </w:p>
+    <w:p>
+      <w:pPr>
+        <w:pStyle w:val="NoSpacing"/>
+      </w:pPr>
+    </w:p>
+    <w:p>
+      <w:pPr>
+        <w:pStyle w:val="NoSpacing"/>
+      </w:pPr>
+      <w:r>
+        <w:t xml:space="preserve">def </w:t>
+      </w:r>
+      <w:proofErr w:type="spellStart"/>
+      <w:r>
+        <w:t>shift_rows</w:t>
+      </w:r>
+      <w:proofErr w:type="spellEnd"/>
+      <w:r>
+        <w:t>(</w:t>
+      </w:r>
+      <w:proofErr w:type="spellStart"/>
+      <w:r>
+        <w:t>state_bytes</w:t>
+      </w:r>
+      <w:proofErr w:type="spellEnd"/>
+      <w:r>
+        <w:t>):</w:t>
+      </w:r>
+    </w:p>
+    <w:p>
+      <w:pPr>
+        <w:pStyle w:val="NoSpacing"/>
+      </w:pPr>
+      <w:r>
+        <w:t xml:space="preserve">    s = list(</w:t>
+      </w:r>
+      <w:proofErr w:type="spellStart"/>
+      <w:r>
+        <w:t>state_bytes</w:t>
+      </w:r>
+      <w:proofErr w:type="spellEnd"/>
+      <w:r>
+        <w:t>)</w:t>
+      </w:r>
+    </w:p>
+    <w:p>
+      <w:pPr>
+        <w:pStyle w:val="NoSpacing"/>
+      </w:pPr>
+      <w:r>
+        <w:t xml:space="preserve">    m = [</w:t>
+      </w:r>
+    </w:p>
+    <w:p>
+      <w:pPr>
+        <w:pStyle w:val="NoSpacing"/>
+      </w:pPr>
+      <w:r>
+        <w:t xml:space="preserve">        [</w:t>
+      </w:r>
+      <w:proofErr w:type="gramStart"/>
+      <w:r>
+        <w:t>s[</w:t>
+      </w:r>
+      <w:proofErr w:type="gramEnd"/>
+      <w:r>
+        <w:t>0</w:t>
+      </w:r>
+      <w:proofErr w:type="gramStart"/>
+      <w:r>
+        <w:t>],  s</w:t>
+      </w:r>
+      <w:proofErr w:type="gramEnd"/>
+      <w:r>
+        <w:t>[4</w:t>
+      </w:r>
+      <w:proofErr w:type="gramStart"/>
+      <w:r>
+        <w:t>],  s</w:t>
+      </w:r>
+      <w:proofErr w:type="gramEnd"/>
+      <w:r>
+        <w:t>[8</w:t>
+      </w:r>
+      <w:proofErr w:type="gramStart"/>
+      <w:r>
+        <w:t>],  s</w:t>
+      </w:r>
+      <w:proofErr w:type="gramEnd"/>
+      <w:r>
+        <w:t>[12]</w:t>
+      </w:r>
+      <w:proofErr w:type="gramStart"/>
+      <w:r>
+        <w:t>],  #</w:t>
+      </w:r>
+      <w:proofErr w:type="gramEnd"/>
+      <w:r>
+        <w:t xml:space="preserve"> row 0</w:t>
+      </w:r>
+    </w:p>
+    <w:p>
+      <w:pPr>
+        <w:pStyle w:val="NoSpacing"/>
+      </w:pPr>
+      <w:r>
+        <w:t xml:space="preserve">        [</w:t>
+      </w:r>
+      <w:proofErr w:type="gramStart"/>
+      <w:r>
+        <w:t>s[</w:t>
+      </w:r>
+      <w:proofErr w:type="gramEnd"/>
+      <w:r>
+        <w:t>1</w:t>
+      </w:r>
+      <w:proofErr w:type="gramStart"/>
+      <w:r>
+        <w:t>],  s</w:t>
+      </w:r>
+      <w:proofErr w:type="gramEnd"/>
+      <w:r>
+        <w:t>[5</w:t>
+      </w:r>
+      <w:proofErr w:type="gramStart"/>
+      <w:r>
+        <w:t>],  s</w:t>
+      </w:r>
+      <w:proofErr w:type="gramEnd"/>
+      <w:r>
+        <w:t>[9</w:t>
+      </w:r>
+      <w:proofErr w:type="gramStart"/>
+      <w:r>
+        <w:t>],  s</w:t>
+      </w:r>
+      <w:proofErr w:type="gramEnd"/>
+      <w:r>
+        <w:t>[13]</w:t>
+      </w:r>
+      <w:proofErr w:type="gramStart"/>
+      <w:r>
+        <w:t>],  #</w:t>
+      </w:r>
+      <w:proofErr w:type="gramEnd"/>
+      <w:r>
+        <w:t xml:space="preserve"> row 1</w:t>
+      </w:r>
+    </w:p>
+    <w:p>
+      <w:pPr>
+        <w:pStyle w:val="NoSpacing"/>
+      </w:pPr>
+      <w:r>
+        <w:t xml:space="preserve">        [</w:t>
+      </w:r>
+      <w:proofErr w:type="gramStart"/>
+      <w:r>
+        <w:t>s[</w:t>
+      </w:r>
+      <w:proofErr w:type="gramEnd"/>
+      <w:r>
+        <w:t>2</w:t>
+      </w:r>
+      <w:proofErr w:type="gramStart"/>
+      <w:r>
+        <w:t>],  s</w:t>
+      </w:r>
+      <w:proofErr w:type="gramEnd"/>
+      <w:r>
+        <w:t>[6</w:t>
+      </w:r>
+      <w:proofErr w:type="gramStart"/>
+      <w:r>
+        <w:t>],  s</w:t>
+      </w:r>
+      <w:proofErr w:type="gramEnd"/>
+      <w:r>
+        <w:t xml:space="preserve">[10], </w:t>
+      </w:r>
+      <w:proofErr w:type="gramStart"/>
+      <w:r>
+        <w:t>s[</w:t>
+      </w:r>
+      <w:proofErr w:type="gramEnd"/>
+      <w:r>
+        <w:t>14]</w:t>
+      </w:r>
+      <w:proofErr w:type="gramStart"/>
+      <w:r>
+        <w:t>],  #</w:t>
+      </w:r>
+      <w:proofErr w:type="gramEnd"/>
+      <w:r>
+        <w:t xml:space="preserve"> row 2</w:t>
+      </w:r>
+    </w:p>
+    <w:p>
+      <w:pPr>
+        <w:pStyle w:val="NoSpacing"/>
+      </w:pPr>
+      <w:r>
+        <w:t xml:space="preserve">        [</w:t>
+      </w:r>
+      <w:proofErr w:type="gramStart"/>
+      <w:r>
+        <w:t>s[</w:t>
+      </w:r>
+      <w:proofErr w:type="gramEnd"/>
+      <w:r>
+        <w:t>3</w:t>
+      </w:r>
+      <w:proofErr w:type="gramStart"/>
+      <w:r>
+        <w:t>],  s</w:t>
+      </w:r>
+      <w:proofErr w:type="gramEnd"/>
+      <w:r>
+        <w:t>[7</w:t>
+      </w:r>
+      <w:proofErr w:type="gramStart"/>
+      <w:r>
+        <w:t>],  s</w:t>
+      </w:r>
+      <w:proofErr w:type="gramEnd"/>
+      <w:r>
+        <w:t xml:space="preserve">[11], </w:t>
+      </w:r>
+      <w:proofErr w:type="gramStart"/>
+      <w:r>
+        <w:t>s[</w:t>
+      </w:r>
+      <w:proofErr w:type="gramEnd"/>
+      <w:r>
+        <w:t>15]</w:t>
+      </w:r>
+      <w:proofErr w:type="gramStart"/>
+      <w:r>
+        <w:t>],  #</w:t>
+      </w:r>
+      <w:proofErr w:type="gramEnd"/>
+      <w:r>
+        <w:t xml:space="preserve"> row 3</w:t>
+      </w:r>
+    </w:p>
+    <w:p>
+      <w:pPr>
+        <w:pStyle w:val="NoSpacing"/>
+      </w:pPr>
+      <w:r>
+        <w:t xml:space="preserve">    ]</w:t>
+      </w:r>
+    </w:p>
+    <w:p>
+      <w:pPr>
+        <w:pStyle w:val="NoSpacing"/>
+      </w:pPr>
+      <w:r>
+        <w:t xml:space="preserve">    out = []</w:t>
+      </w:r>
+    </w:p>
+    <w:p>
+      <w:pPr>
+        <w:pStyle w:val="NoSpacing"/>
+      </w:pPr>
+      <w:r>
+        <w:t xml:space="preserve">    for </w:t>
+      </w:r>
+      <w:proofErr w:type="spellStart"/>
+      <w:r>
+        <w:t>i</w:t>
+      </w:r>
+      <w:proofErr w:type="spellEnd"/>
+      <w:r>
+        <w:t>, row in enumerate(m):</w:t>
+      </w:r>
+    </w:p>
+    <w:p>
+      <w:pPr>
+        <w:pStyle w:val="NoSpacing"/>
+      </w:pPr>
+      <w:r>
+        <w:t xml:space="preserve">        </w:t>
+      </w:r>
+      <w:proofErr w:type="spellStart"/>
       <w:proofErr w:type="gramStart"/>
       <w:r>
         <w:t>out.extend</w:t>
@@ -8819,6 +8801,7 @@
         <w:pStyle w:val="NoSpacing"/>
       </w:pPr>
       <w:r>
+        <w:lastRenderedPageBreak/>
         <w:t xml:space="preserve">    return bytes(out)</w:t>
       </w:r>
     </w:p>
@@ -9641,96 +9624,228 @@
         <w:pStyle w:val="NoSpacing"/>
       </w:pPr>
       <w:r>
+        <w:t xml:space="preserve">    temp=</w:t>
+      </w:r>
+      <w:proofErr w:type="spellStart"/>
+      <w:r>
+        <w:t>sub_word</w:t>
+      </w:r>
+      <w:proofErr w:type="spellEnd"/>
+      <w:r>
+        <w:t>(</w:t>
+      </w:r>
+      <w:proofErr w:type="spellStart"/>
+      <w:r>
+        <w:t>rot_word</w:t>
+      </w:r>
+      <w:proofErr w:type="spellEnd"/>
+      <w:r>
+        <w:t>(w[3]</w:t>
+      </w:r>
+      <w:proofErr w:type="gramStart"/>
+      <w:r>
+        <w:t>))^</w:t>
+      </w:r>
+      <w:proofErr w:type="gramEnd"/>
+      <w:r>
+        <w:t>(RC&lt;&lt;24)</w:t>
+      </w:r>
+    </w:p>
+    <w:p>
+      <w:pPr>
+        <w:pStyle w:val="NoSpacing"/>
+      </w:pPr>
+      <w:r>
         <w:lastRenderedPageBreak/>
-        <w:t xml:space="preserve">    temp=</w:t>
-      </w:r>
-      <w:proofErr w:type="spellStart"/>
-      <w:r>
-        <w:t>sub_word</w:t>
-      </w:r>
-      <w:proofErr w:type="spellEnd"/>
+        <w:t xml:space="preserve">    w4=</w:t>
+      </w:r>
+      <w:proofErr w:type="gramStart"/>
+      <w:r>
+        <w:t>w[0]^</w:t>
+      </w:r>
+      <w:proofErr w:type="gramEnd"/>
+      <w:r>
+        <w:t>temp</w:t>
+      </w:r>
+    </w:p>
+    <w:p>
+      <w:pPr>
+        <w:pStyle w:val="NoSpacing"/>
+      </w:pPr>
+      <w:r>
+        <w:t xml:space="preserve">    w5=</w:t>
+      </w:r>
+      <w:proofErr w:type="gramStart"/>
+      <w:r>
+        <w:t>w[1]^</w:t>
+      </w:r>
+      <w:proofErr w:type="gramEnd"/>
+      <w:r>
+        <w:t>w4</w:t>
+      </w:r>
+    </w:p>
+    <w:p>
+      <w:pPr>
+        <w:pStyle w:val="NoSpacing"/>
+      </w:pPr>
+      <w:r>
+        <w:t xml:space="preserve">    w6=</w:t>
+      </w:r>
+      <w:proofErr w:type="gramStart"/>
+      <w:r>
+        <w:t>w[2]^</w:t>
+      </w:r>
+      <w:proofErr w:type="gramEnd"/>
+      <w:r>
+        <w:t>w5</w:t>
+      </w:r>
+    </w:p>
+    <w:p>
+      <w:pPr>
+        <w:pStyle w:val="NoSpacing"/>
+      </w:pPr>
+      <w:r>
+        <w:t xml:space="preserve">    w7=</w:t>
+      </w:r>
+      <w:proofErr w:type="gramStart"/>
+      <w:r>
+        <w:t>w[3]^</w:t>
+      </w:r>
+      <w:proofErr w:type="gramEnd"/>
+      <w:r>
+        <w:t>w6</w:t>
+      </w:r>
+    </w:p>
+    <w:p>
+      <w:pPr>
+        <w:pStyle w:val="NoSpacing"/>
+      </w:pPr>
+      <w:r>
+        <w:t xml:space="preserve">    return </w:t>
+      </w:r>
+      <w:proofErr w:type="spellStart"/>
+      <w:r>
+        <w:t>b'</w:t>
+      </w:r>
+      <w:proofErr w:type="gramStart"/>
+      <w:r>
+        <w:t>'.join</w:t>
+      </w:r>
+      <w:proofErr w:type="spellEnd"/>
+      <w:proofErr w:type="gramEnd"/>
       <w:r>
         <w:t>(</w:t>
       </w:r>
       <w:proofErr w:type="spellStart"/>
       <w:r>
-        <w:t>rot_word</w:t>
-      </w:r>
-      <w:proofErr w:type="spellEnd"/>
-      <w:r>
-        <w:t>(w[3]</w:t>
-      </w:r>
-      <w:proofErr w:type="gramStart"/>
-      <w:r>
-        <w:t>))^</w:t>
-      </w:r>
-      <w:proofErr w:type="gramEnd"/>
-      <w:r>
-        <w:t>(RC&lt;&lt;24)</w:t>
-      </w:r>
-    </w:p>
-    <w:p>
-      <w:pPr>
-        <w:pStyle w:val="NoSpacing"/>
-      </w:pPr>
-      <w:r>
-        <w:t xml:space="preserve">    w4=</w:t>
-      </w:r>
-      <w:proofErr w:type="gramStart"/>
-      <w:r>
-        <w:t>w[0]^</w:t>
-      </w:r>
-      <w:proofErr w:type="gramEnd"/>
-      <w:r>
-        <w:t>temp</w:t>
-      </w:r>
-    </w:p>
-    <w:p>
-      <w:pPr>
-        <w:pStyle w:val="NoSpacing"/>
-      </w:pPr>
-      <w:r>
-        <w:t xml:space="preserve">    w5=</w:t>
-      </w:r>
-      <w:proofErr w:type="gramStart"/>
-      <w:r>
-        <w:t>w[1]^</w:t>
-      </w:r>
-      <w:proofErr w:type="gramEnd"/>
-      <w:r>
-        <w:t>w4</w:t>
-      </w:r>
-    </w:p>
-    <w:p>
-      <w:pPr>
-        <w:pStyle w:val="NoSpacing"/>
-      </w:pPr>
-      <w:r>
-        <w:t xml:space="preserve">    w6=</w:t>
-      </w:r>
-      <w:proofErr w:type="gramStart"/>
-      <w:r>
-        <w:t>w[2]^</w:t>
-      </w:r>
-      <w:proofErr w:type="gramEnd"/>
-      <w:r>
-        <w:t>w5</w:t>
-      </w:r>
-    </w:p>
-    <w:p>
-      <w:pPr>
-        <w:pStyle w:val="NoSpacing"/>
-      </w:pPr>
-      <w:r>
-        <w:t xml:space="preserve">    w7=</w:t>
-      </w:r>
-      <w:proofErr w:type="gramStart"/>
-      <w:r>
-        <w:t>w[3]^</w:t>
-      </w:r>
-      <w:proofErr w:type="gramEnd"/>
-      <w:r>
-        <w:t>w6</w:t>
+        <w:t>x.to_bytes</w:t>
+      </w:r>
+      <w:proofErr w:type="spellEnd"/>
+      <w:r>
+        <w:t>(4,'big') for x in [w</w:t>
+      </w:r>
+      <w:proofErr w:type="gramStart"/>
+      <w:r>
+        <w:t>4,w5,w6,w</w:t>
+      </w:r>
+      <w:proofErr w:type="gramEnd"/>
+      <w:r>
+        <w:t>7])</w:t>
+      </w:r>
+    </w:p>
+    <w:p>
+      <w:pPr>
+        <w:pStyle w:val="NoSpacing"/>
+      </w:pPr>
+    </w:p>
+    <w:p>
+      <w:pPr>
+        <w:pStyle w:val="NoSpacing"/>
+      </w:pPr>
+      <w:r>
+        <w:t xml:space="preserve">def </w:t>
+      </w:r>
+      <w:proofErr w:type="spellStart"/>
+      <w:r>
+        <w:t>one_round_encrypt</w:t>
+      </w:r>
+      <w:proofErr w:type="spellEnd"/>
+      <w:r>
+        <w:t>(</w:t>
+      </w:r>
+      <w:proofErr w:type="spellStart"/>
+      <w:proofErr w:type="gramStart"/>
+      <w:r>
+        <w:t>state,key</w:t>
+      </w:r>
+      <w:proofErr w:type="spellEnd"/>
+      <w:proofErr w:type="gramEnd"/>
+      <w:r>
+        <w:t>):</w:t>
+      </w:r>
+    </w:p>
+    <w:p>
+      <w:pPr>
+        <w:pStyle w:val="NoSpacing"/>
+      </w:pPr>
+      <w:r>
+        <w:t xml:space="preserve">    k1=</w:t>
+      </w:r>
+      <w:proofErr w:type="spellStart"/>
+      <w:r>
+        <w:t>next_round_key</w:t>
+      </w:r>
+      <w:proofErr w:type="spellEnd"/>
+      <w:r>
+        <w:t>(key)</w:t>
+      </w:r>
+    </w:p>
+    <w:p>
+      <w:pPr>
+        <w:pStyle w:val="NoSpacing"/>
+      </w:pPr>
+      <w:r>
+        <w:t xml:space="preserve">    s=</w:t>
+      </w:r>
+      <w:proofErr w:type="spellStart"/>
+      <w:r>
+        <w:t>sub_bytes</w:t>
+      </w:r>
+      <w:proofErr w:type="spellEnd"/>
+      <w:r>
+        <w:t>(state)</w:t>
+      </w:r>
+    </w:p>
+    <w:p>
+      <w:pPr>
+        <w:pStyle w:val="NoSpacing"/>
+      </w:pPr>
+      <w:r>
+        <w:t xml:space="preserve">    s=</w:t>
+      </w:r>
+      <w:proofErr w:type="spellStart"/>
+      <w:r>
+        <w:t>shift_rows</w:t>
+      </w:r>
+      <w:proofErr w:type="spellEnd"/>
+      <w:r>
+        <w:t>(s)</w:t>
+      </w:r>
+    </w:p>
+    <w:p>
+      <w:pPr>
+        <w:pStyle w:val="NoSpacing"/>
+      </w:pPr>
+      <w:r>
+        <w:t xml:space="preserve">    s=</w:t>
+      </w:r>
+      <w:proofErr w:type="spellStart"/>
+      <w:r>
+        <w:t>mix_columns</w:t>
+      </w:r>
+      <w:proofErr w:type="spellEnd"/>
+      <w:r>
+        <w:t>(s)</w:t>
       </w:r>
     </w:p>
     <w:p>
@@ -9740,34 +9855,231 @@
       <w:r>
         <w:t xml:space="preserve">    return </w:t>
       </w:r>
-      <w:proofErr w:type="spellStart"/>
-      <w:r>
-        <w:t>b'</w:t>
-      </w:r>
-      <w:proofErr w:type="gramStart"/>
-      <w:r>
-        <w:t>'.join</w:t>
-      </w:r>
-      <w:proofErr w:type="spellEnd"/>
-      <w:proofErr w:type="gramEnd"/>
+      <w:proofErr w:type="gramStart"/>
+      <w:r>
+        <w:t>bytes(</w:t>
+      </w:r>
+      <w:proofErr w:type="spellStart"/>
+      <w:proofErr w:type="gramEnd"/>
+      <w:r>
+        <w:t>a^b</w:t>
+      </w:r>
+      <w:proofErr w:type="spellEnd"/>
+      <w:r>
+        <w:t xml:space="preserve"> for </w:t>
+      </w:r>
+      <w:proofErr w:type="spellStart"/>
+      <w:proofErr w:type="gramStart"/>
+      <w:r>
+        <w:t>a,b</w:t>
+      </w:r>
+      <w:proofErr w:type="spellEnd"/>
+      <w:proofErr w:type="gramEnd"/>
+      <w:r>
+        <w:t xml:space="preserve"> in zip(</w:t>
+      </w:r>
+      <w:proofErr w:type="gramStart"/>
+      <w:r>
+        <w:t>s,k</w:t>
+      </w:r>
+      <w:proofErr w:type="gramEnd"/>
+      <w:r>
+        <w:t>1))</w:t>
+      </w:r>
+    </w:p>
+    <w:p>
+      <w:pPr>
+        <w:pStyle w:val="NoSpacing"/>
+      </w:pPr>
+    </w:p>
+    <w:p>
+      <w:pPr>
+        <w:pStyle w:val="NoSpacing"/>
+      </w:pPr>
+      <w:r>
+        <w:t xml:space="preserve">def </w:t>
+      </w:r>
+      <w:proofErr w:type="spellStart"/>
+      <w:r>
+        <w:t>send_and_receive</w:t>
+      </w:r>
+      <w:proofErr w:type="spellEnd"/>
       <w:r>
         <w:t>(</w:t>
       </w:r>
       <w:proofErr w:type="spellStart"/>
-      <w:r>
-        <w:t>x.to_bytes</w:t>
-      </w:r>
-      <w:proofErr w:type="spellEnd"/>
-      <w:r>
-        <w:t>(4,'big') for x in [w</w:t>
-      </w:r>
-      <w:proofErr w:type="gramStart"/>
-      <w:r>
-        <w:t>4,w5,w6,w</w:t>
-      </w:r>
-      <w:proofErr w:type="gramEnd"/>
-      <w:r>
-        <w:t>7])</w:t>
+      <w:proofErr w:type="gramStart"/>
+      <w:r>
+        <w:t>port,baud</w:t>
+      </w:r>
+      <w:proofErr w:type="gramEnd"/>
+      <w:r>
+        <w:t>,data</w:t>
+      </w:r>
+      <w:proofErr w:type="spellEnd"/>
+      <w:r>
+        <w:t>):</w:t>
+      </w:r>
+    </w:p>
+    <w:p>
+      <w:pPr>
+        <w:pStyle w:val="NoSpacing"/>
+      </w:pPr>
+      <w:r>
+        <w:t xml:space="preserve">    with </w:t>
+      </w:r>
+      <w:proofErr w:type="spellStart"/>
+      <w:proofErr w:type="gramStart"/>
+      <w:r>
+        <w:t>serial.Serial</w:t>
+      </w:r>
+      <w:proofErr w:type="spellEnd"/>
+      <w:proofErr w:type="gramEnd"/>
+      <w:r>
+        <w:t>(</w:t>
+      </w:r>
+      <w:proofErr w:type="spellStart"/>
+      <w:proofErr w:type="gramStart"/>
+      <w:r>
+        <w:t>port,baud</w:t>
+      </w:r>
+      <w:proofErr w:type="gramEnd"/>
+      <w:r>
+        <w:t>,timeout</w:t>
+      </w:r>
+      <w:proofErr w:type="spellEnd"/>
+      <w:r>
+        <w:t>=1.0) as ser:</w:t>
+      </w:r>
+    </w:p>
+    <w:p>
+      <w:pPr>
+        <w:pStyle w:val="NoSpacing"/>
+      </w:pPr>
+      <w:r>
+        <w:t xml:space="preserve">        </w:t>
+      </w:r>
+      <w:proofErr w:type="spellStart"/>
+      <w:proofErr w:type="gramStart"/>
+      <w:r>
+        <w:t>ser.reset</w:t>
+      </w:r>
+      <w:proofErr w:type="gramEnd"/>
+      <w:r>
+        <w:t>_input_</w:t>
+      </w:r>
+      <w:proofErr w:type="gramStart"/>
+      <w:r>
+        <w:t>buffer</w:t>
+      </w:r>
+      <w:proofErr w:type="spellEnd"/>
+      <w:r>
+        <w:t>(</w:t>
+      </w:r>
+      <w:proofErr w:type="gramEnd"/>
+      <w:r>
+        <w:t>)</w:t>
+      </w:r>
+    </w:p>
+    <w:p>
+      <w:pPr>
+        <w:pStyle w:val="NoSpacing"/>
+      </w:pPr>
+      <w:r>
+        <w:t xml:space="preserve">        </w:t>
+      </w:r>
+      <w:proofErr w:type="spellStart"/>
+      <w:proofErr w:type="gramStart"/>
+      <w:r>
+        <w:t>ser.reset</w:t>
+      </w:r>
+      <w:proofErr w:type="gramEnd"/>
+      <w:r>
+        <w:t>_output_</w:t>
+      </w:r>
+      <w:proofErr w:type="gramStart"/>
+      <w:r>
+        <w:t>buffer</w:t>
+      </w:r>
+      <w:proofErr w:type="spellEnd"/>
+      <w:r>
+        <w:t>(</w:t>
+      </w:r>
+      <w:proofErr w:type="gramEnd"/>
+      <w:r>
+        <w:t>)</w:t>
+      </w:r>
+    </w:p>
+    <w:p>
+      <w:pPr>
+        <w:pStyle w:val="NoSpacing"/>
+      </w:pPr>
+      <w:r>
+        <w:t xml:space="preserve">        </w:t>
+      </w:r>
+      <w:proofErr w:type="spellStart"/>
+      <w:proofErr w:type="gramStart"/>
+      <w:r>
+        <w:t>time.sleep</w:t>
+      </w:r>
+      <w:proofErr w:type="spellEnd"/>
+      <w:proofErr w:type="gramEnd"/>
+      <w:r>
+        <w:t>(0.02)</w:t>
+      </w:r>
+    </w:p>
+    <w:p>
+      <w:pPr>
+        <w:pStyle w:val="NoSpacing"/>
+      </w:pPr>
+      <w:r>
+        <w:t xml:space="preserve">        </w:t>
+      </w:r>
+      <w:proofErr w:type="spellStart"/>
+      <w:proofErr w:type="gramStart"/>
+      <w:r>
+        <w:t>ser.write</w:t>
+      </w:r>
+      <w:proofErr w:type="spellEnd"/>
+      <w:proofErr w:type="gramEnd"/>
+      <w:r>
+        <w:t>(data)</w:t>
+      </w:r>
+    </w:p>
+    <w:p>
+      <w:pPr>
+        <w:pStyle w:val="NoSpacing"/>
+      </w:pPr>
+      <w:r>
+        <w:t xml:space="preserve">        </w:t>
+      </w:r>
+      <w:proofErr w:type="spellStart"/>
+      <w:proofErr w:type="gramStart"/>
+      <w:r>
+        <w:t>ser.flush</w:t>
+      </w:r>
+      <w:proofErr w:type="spellEnd"/>
+      <w:proofErr w:type="gramEnd"/>
+      <w:r>
+        <w:t>()</w:t>
+      </w:r>
+    </w:p>
+    <w:p>
+      <w:pPr>
+        <w:pStyle w:val="NoSpacing"/>
+      </w:pPr>
+      <w:r>
+        <w:t xml:space="preserve">        return </w:t>
+      </w:r>
+      <w:proofErr w:type="spellStart"/>
+      <w:proofErr w:type="gramStart"/>
+      <w:r>
+        <w:t>ser.read</w:t>
+      </w:r>
+      <w:proofErr w:type="spellEnd"/>
+      <w:proofErr w:type="gramEnd"/>
+      <w:r>
+        <w:t>(16)</w:t>
       </w:r>
     </w:p>
     <w:p>
@@ -9782,6 +10094,148 @@
       <w:r>
         <w:t xml:space="preserve">def </w:t>
       </w:r>
+      <w:proofErr w:type="gramStart"/>
+      <w:r>
+        <w:t>main(</w:t>
+      </w:r>
+      <w:proofErr w:type="gramEnd"/>
+      <w:r>
+        <w:t>):</w:t>
+      </w:r>
+    </w:p>
+    <w:p>
+      <w:pPr>
+        <w:pStyle w:val="NoSpacing"/>
+      </w:pPr>
+      <w:r>
+        <w:t xml:space="preserve">    </w:t>
+      </w:r>
+      <w:proofErr w:type="gramStart"/>
+      <w:r>
+        <w:t>print(</w:t>
+      </w:r>
+      <w:proofErr w:type="spellStart"/>
+      <w:proofErr w:type="gramEnd"/>
+      <w:r>
+        <w:t>f"Testing</w:t>
+      </w:r>
+      <w:proofErr w:type="spellEnd"/>
+      <w:r>
+        <w:t xml:space="preserve"> one AES round via UART on {SERIAL_PORT} @ {BAUD_</w:t>
+      </w:r>
+      <w:proofErr w:type="gramStart"/>
+      <w:r>
+        <w:t>RATE}"</w:t>
+      </w:r>
+      <w:proofErr w:type="gramEnd"/>
+      <w:r>
+        <w:t>)</w:t>
+      </w:r>
+    </w:p>
+    <w:p>
+      <w:pPr>
+        <w:pStyle w:val="NoSpacing"/>
+      </w:pPr>
+      <w:r>
+        <w:t xml:space="preserve">    total = 0</w:t>
+      </w:r>
+    </w:p>
+    <w:p>
+      <w:pPr>
+        <w:pStyle w:val="NoSpacing"/>
+      </w:pPr>
+      <w:r>
+        <w:t xml:space="preserve">    passed = 0</w:t>
+      </w:r>
+    </w:p>
+    <w:p>
+      <w:pPr>
+        <w:pStyle w:val="NoSpacing"/>
+      </w:pPr>
+      <w:r>
+        <w:t xml:space="preserve">    for </w:t>
+      </w:r>
+      <w:proofErr w:type="spellStart"/>
+      <w:r>
+        <w:t>i</w:t>
+      </w:r>
+      <w:proofErr w:type="spellEnd"/>
+      <w:r>
+        <w:t xml:space="preserve"> in </w:t>
+      </w:r>
+      <w:proofErr w:type="gramStart"/>
+      <w:r>
+        <w:t>range(</w:t>
+      </w:r>
+      <w:proofErr w:type="gramEnd"/>
+      <w:r>
+        <w:t>NUM_TESTS):</w:t>
+      </w:r>
+    </w:p>
+    <w:p>
+      <w:pPr>
+        <w:pStyle w:val="NoSpacing"/>
+      </w:pPr>
+      <w:r>
+        <w:t xml:space="preserve">        key=bytes(</w:t>
+      </w:r>
+      <w:proofErr w:type="spellStart"/>
+      <w:proofErr w:type="gramStart"/>
+      <w:r>
+        <w:t>random.getrandbits</w:t>
+      </w:r>
+      <w:proofErr w:type="spellEnd"/>
+      <w:proofErr w:type="gramEnd"/>
+      <w:r>
+        <w:t xml:space="preserve">(8) for _ in </w:t>
+      </w:r>
+      <w:proofErr w:type="gramStart"/>
+      <w:r>
+        <w:t>range(</w:t>
+      </w:r>
+      <w:proofErr w:type="gramEnd"/>
+      <w:r>
+        <w:t>16))</w:t>
+      </w:r>
+    </w:p>
+    <w:p>
+      <w:pPr>
+        <w:pStyle w:val="NoSpacing"/>
+      </w:pPr>
+      <w:r>
+        <w:t xml:space="preserve">        plaintext=bytes(</w:t>
+      </w:r>
+      <w:proofErr w:type="spellStart"/>
+      <w:proofErr w:type="gramStart"/>
+      <w:r>
+        <w:t>random.getrandbits</w:t>
+      </w:r>
+      <w:proofErr w:type="spellEnd"/>
+      <w:proofErr w:type="gramEnd"/>
+      <w:r>
+        <w:t xml:space="preserve">(8) for _ in </w:t>
+      </w:r>
+      <w:proofErr w:type="gramStart"/>
+      <w:r>
+        <w:t>range(</w:t>
+      </w:r>
+      <w:proofErr w:type="gramEnd"/>
+      <w:r>
+        <w:t>16))</w:t>
+      </w:r>
+    </w:p>
+    <w:p>
+      <w:pPr>
+        <w:pStyle w:val="NoSpacing"/>
+      </w:pPr>
+    </w:p>
+    <w:p>
+      <w:pPr>
+        <w:pStyle w:val="NoSpacing"/>
+      </w:pPr>
+      <w:r>
+        <w:t xml:space="preserve">        expected=</w:t>
+      </w:r>
       <w:proofErr w:type="spellStart"/>
       <w:r>
         <w:t>one_round_encrypt</w:t>
@@ -9793,180 +10247,158 @@
       <w:proofErr w:type="spellStart"/>
       <w:proofErr w:type="gramStart"/>
       <w:r>
-        <w:t>state,key</w:t>
-      </w:r>
-      <w:proofErr w:type="spellEnd"/>
-      <w:proofErr w:type="gramEnd"/>
-      <w:r>
-        <w:t>):</w:t>
-      </w:r>
-    </w:p>
-    <w:p>
-      <w:pPr>
-        <w:pStyle w:val="NoSpacing"/>
-      </w:pPr>
-      <w:r>
-        <w:t xml:space="preserve">    k1=</w:t>
-      </w:r>
-      <w:proofErr w:type="spellStart"/>
-      <w:r>
-        <w:t>next_round_key</w:t>
-      </w:r>
-      <w:proofErr w:type="spellEnd"/>
-      <w:r>
-        <w:t>(key)</w:t>
-      </w:r>
-    </w:p>
-    <w:p>
-      <w:pPr>
-        <w:pStyle w:val="NoSpacing"/>
-      </w:pPr>
-      <w:r>
-        <w:t xml:space="preserve">    s=</w:t>
-      </w:r>
-      <w:proofErr w:type="spellStart"/>
-      <w:r>
-        <w:t>sub_bytes</w:t>
-      </w:r>
-      <w:proofErr w:type="spellEnd"/>
-      <w:r>
-        <w:t>(state)</w:t>
-      </w:r>
-    </w:p>
-    <w:p>
-      <w:pPr>
-        <w:pStyle w:val="NoSpacing"/>
-      </w:pPr>
-      <w:r>
-        <w:t xml:space="preserve">    s=</w:t>
-      </w:r>
-      <w:proofErr w:type="spellStart"/>
-      <w:r>
-        <w:t>shift_rows</w:t>
-      </w:r>
-      <w:proofErr w:type="spellEnd"/>
-      <w:r>
-        <w:t>(s)</w:t>
-      </w:r>
-    </w:p>
-    <w:p>
-      <w:pPr>
-        <w:pStyle w:val="NoSpacing"/>
-      </w:pPr>
-      <w:r>
-        <w:t xml:space="preserve">    s=</w:t>
-      </w:r>
-      <w:proofErr w:type="spellStart"/>
-      <w:r>
-        <w:t>mix_columns</w:t>
-      </w:r>
-      <w:proofErr w:type="spellEnd"/>
-      <w:r>
-        <w:t>(s)</w:t>
-      </w:r>
-    </w:p>
-    <w:p>
-      <w:pPr>
-        <w:pStyle w:val="NoSpacing"/>
-      </w:pPr>
-      <w:r>
-        <w:t xml:space="preserve">    return </w:t>
-      </w:r>
-      <w:proofErr w:type="gramStart"/>
-      <w:r>
-        <w:t>bytes(</w:t>
-      </w:r>
-      <w:proofErr w:type="spellStart"/>
-      <w:proofErr w:type="gramEnd"/>
-      <w:r>
-        <w:t>a^b</w:t>
-      </w:r>
-      <w:proofErr w:type="spellEnd"/>
-      <w:r>
-        <w:t xml:space="preserve"> for </w:t>
-      </w:r>
-      <w:proofErr w:type="spellStart"/>
-      <w:proofErr w:type="gramStart"/>
-      <w:r>
-        <w:t>a,b</w:t>
-      </w:r>
-      <w:proofErr w:type="spellEnd"/>
-      <w:proofErr w:type="gramEnd"/>
-      <w:r>
-        <w:t xml:space="preserve"> in zip(</w:t>
-      </w:r>
-      <w:proofErr w:type="gramStart"/>
-      <w:r>
-        <w:t>s,k</w:t>
-      </w:r>
-      <w:proofErr w:type="gramEnd"/>
-      <w:r>
-        <w:t>1))</w:t>
-      </w:r>
-    </w:p>
-    <w:p>
-      <w:pPr>
-        <w:pStyle w:val="NoSpacing"/>
-      </w:pPr>
-    </w:p>
-    <w:p>
-      <w:pPr>
-        <w:pStyle w:val="NoSpacing"/>
-      </w:pPr>
-      <w:r>
-        <w:t xml:space="preserve">def </w:t>
-      </w:r>
-      <w:proofErr w:type="spellStart"/>
-      <w:r>
-        <w:t>send_and_receive</w:t>
+        <w:t>plaintext,key</w:t>
+      </w:r>
+      <w:proofErr w:type="spellEnd"/>
+      <w:proofErr w:type="gramEnd"/>
+      <w:r>
+        <w:t>)</w:t>
+      </w:r>
+    </w:p>
+    <w:p>
+      <w:pPr>
+        <w:pStyle w:val="NoSpacing"/>
+      </w:pPr>
+      <w:r>
+        <w:t xml:space="preserve">        </w:t>
+      </w:r>
+    </w:p>
+    <w:p>
+      <w:pPr>
+        <w:pStyle w:val="NoSpacing"/>
+      </w:pPr>
+      <w:r>
+        <w:t xml:space="preserve">        </w:t>
+      </w:r>
+      <w:proofErr w:type="spellStart"/>
+      <w:r>
+        <w:t>rx</w:t>
+      </w:r>
+      <w:proofErr w:type="spellEnd"/>
+      <w:r>
+        <w:t>=</w:t>
+      </w:r>
+      <w:proofErr w:type="spellStart"/>
+      <w:r>
+        <w:t>send_and_</w:t>
+      </w:r>
+      <w:proofErr w:type="gramStart"/>
+      <w:r>
+        <w:t>receive</w:t>
       </w:r>
       <w:proofErr w:type="spellEnd"/>
       <w:r>
         <w:t>(</w:t>
       </w:r>
       <w:proofErr w:type="spellStart"/>
-      <w:proofErr w:type="gramStart"/>
-      <w:r>
-        <w:t>port,baud</w:t>
-      </w:r>
-      <w:proofErr w:type="gramEnd"/>
-      <w:r>
-        <w:t>,data</w:t>
-      </w:r>
-      <w:proofErr w:type="spellEnd"/>
-      <w:r>
-        <w:t>):</w:t>
-      </w:r>
-    </w:p>
-    <w:p>
-      <w:pPr>
-        <w:pStyle w:val="NoSpacing"/>
-      </w:pPr>
-      <w:r>
-        <w:t xml:space="preserve">    with </w:t>
-      </w:r>
-      <w:proofErr w:type="spellStart"/>
-      <w:proofErr w:type="gramStart"/>
-      <w:r>
-        <w:t>serial.Serial</w:t>
-      </w:r>
-      <w:proofErr w:type="spellEnd"/>
-      <w:proofErr w:type="gramEnd"/>
+      <w:proofErr w:type="gramEnd"/>
+      <w:r>
+        <w:t>SERIAL_</w:t>
+      </w:r>
+      <w:proofErr w:type="gramStart"/>
+      <w:r>
+        <w:t>PORT,BAUD</w:t>
+      </w:r>
+      <w:proofErr w:type="gramEnd"/>
+      <w:r>
+        <w:t>_</w:t>
+      </w:r>
+      <w:proofErr w:type="gramStart"/>
+      <w:r>
+        <w:t>RATE,key</w:t>
+      </w:r>
+      <w:proofErr w:type="gramEnd"/>
+      <w:r>
+        <w:t>+plaintext</w:t>
+      </w:r>
+      <w:proofErr w:type="spellEnd"/>
+      <w:r>
+        <w:t>)</w:t>
+      </w:r>
+    </w:p>
+    <w:p>
+      <w:pPr>
+        <w:pStyle w:val="NoSpacing"/>
+      </w:pPr>
+      <w:r>
+        <w:t xml:space="preserve">        </w:t>
+      </w:r>
+    </w:p>
+    <w:p>
+      <w:pPr>
+        <w:pStyle w:val="NoSpacing"/>
+      </w:pPr>
+      <w:r>
+        <w:t xml:space="preserve">        </w:t>
+      </w:r>
+      <w:proofErr w:type="gramStart"/>
+      <w:r>
+        <w:t>print(</w:t>
+      </w:r>
+      <w:proofErr w:type="gramEnd"/>
+      <w:r>
+        <w:t>f"\</w:t>
+      </w:r>
+      <w:proofErr w:type="spellStart"/>
+      <w:r>
+        <w:t>nTest</w:t>
+      </w:r>
+      <w:proofErr w:type="spellEnd"/>
+      <w:r>
+        <w:t xml:space="preserve"> {i+1:02</w:t>
+      </w:r>
+      <w:proofErr w:type="gramStart"/>
+      <w:r>
+        <w:t>d}"</w:t>
+      </w:r>
+      <w:proofErr w:type="gramEnd"/>
+      <w:r>
+        <w:t>)</w:t>
+      </w:r>
+    </w:p>
+    <w:p>
+      <w:pPr>
+        <w:pStyle w:val="NoSpacing"/>
+      </w:pPr>
+      <w:r>
+        <w:t xml:space="preserve">        </w:t>
+      </w:r>
+      <w:proofErr w:type="gramStart"/>
+      <w:r>
+        <w:t>print(</w:t>
+      </w:r>
+      <w:proofErr w:type="gramEnd"/>
+      <w:r>
+        <w:t>f</w:t>
+      </w:r>
+      <w:proofErr w:type="gramStart"/>
+      <w:r>
+        <w:t>"  Key</w:t>
+      </w:r>
+      <w:proofErr w:type="gramEnd"/>
+      <w:r>
+        <w:t xml:space="preserve">        </w:t>
+      </w:r>
+      <w:proofErr w:type="gramStart"/>
+      <w:r>
+        <w:t xml:space="preserve">  :</w:t>
+      </w:r>
+      <w:proofErr w:type="gramEnd"/>
+      <w:r>
+        <w:t xml:space="preserve"> {</w:t>
+      </w:r>
+      <w:proofErr w:type="spellStart"/>
+      <w:proofErr w:type="gramStart"/>
+      <w:r>
+        <w:t>key.hex</w:t>
+      </w:r>
+      <w:proofErr w:type="spellEnd"/>
       <w:r>
         <w:t>(</w:t>
       </w:r>
-      <w:proofErr w:type="spellStart"/>
-      <w:proofErr w:type="gramStart"/>
-      <w:r>
-        <w:t>port,baud</w:t>
-      </w:r>
-      <w:proofErr w:type="gramEnd"/>
-      <w:r>
-        <w:t>,timeout</w:t>
-      </w:r>
-      <w:proofErr w:type="spellEnd"/>
-      <w:r>
-        <w:t>=1.0) as ser:</w:t>
+      <w:proofErr w:type="gramEnd"/>
+      <w:r>
+        <w:t>)}")</w:t>
       </w:r>
     </w:p>
     <w:p>
@@ -9976,18 +10408,34 @@
       <w:r>
         <w:t xml:space="preserve">        </w:t>
       </w:r>
-      <w:proofErr w:type="spellStart"/>
-      <w:proofErr w:type="gramStart"/>
-      <w:r>
-        <w:t>ser.reset</w:t>
-      </w:r>
-      <w:proofErr w:type="gramEnd"/>
-      <w:r>
-        <w:t>_input_</w:t>
-      </w:r>
-      <w:proofErr w:type="gramStart"/>
-      <w:r>
-        <w:t>buffer</w:t>
+      <w:proofErr w:type="gramStart"/>
+      <w:r>
+        <w:t>print(</w:t>
+      </w:r>
+      <w:proofErr w:type="gramEnd"/>
+      <w:r>
+        <w:t>f</w:t>
+      </w:r>
+      <w:proofErr w:type="gramStart"/>
+      <w:r>
+        <w:t>"  Plaintext</w:t>
+      </w:r>
+      <w:proofErr w:type="gramEnd"/>
+      <w:r>
+        <w:t xml:space="preserve">  </w:t>
+      </w:r>
+      <w:proofErr w:type="gramStart"/>
+      <w:r>
+        <w:t xml:space="preserve">  :</w:t>
+      </w:r>
+      <w:proofErr w:type="gramEnd"/>
+      <w:r>
+        <w:t xml:space="preserve"> {</w:t>
+      </w:r>
+      <w:proofErr w:type="spellStart"/>
+      <w:proofErr w:type="gramStart"/>
+      <w:r>
+        <w:t>plaintext.hex</w:t>
       </w:r>
       <w:proofErr w:type="spellEnd"/>
       <w:r>
@@ -9995,7 +10443,7 @@
       </w:r>
       <w:proofErr w:type="gramEnd"/>
       <w:r>
-        <w:t>)</w:t>
+        <w:t>)}")</w:t>
       </w:r>
     </w:p>
     <w:p>
@@ -10005,18 +10453,34 @@
       <w:r>
         <w:t xml:space="preserve">        </w:t>
       </w:r>
-      <w:proofErr w:type="spellStart"/>
-      <w:proofErr w:type="gramStart"/>
-      <w:r>
-        <w:t>ser.reset</w:t>
-      </w:r>
-      <w:proofErr w:type="gramEnd"/>
-      <w:r>
-        <w:t>_output_</w:t>
-      </w:r>
-      <w:proofErr w:type="gramStart"/>
-      <w:r>
-        <w:t>buffer</w:t>
+      <w:proofErr w:type="gramStart"/>
+      <w:r>
+        <w:t>print(</w:t>
+      </w:r>
+      <w:proofErr w:type="gramEnd"/>
+      <w:r>
+        <w:t>f</w:t>
+      </w:r>
+      <w:proofErr w:type="gramStart"/>
+      <w:r>
+        <w:t>"  Expected</w:t>
+      </w:r>
+      <w:proofErr w:type="gramEnd"/>
+      <w:r>
+        <w:t xml:space="preserve">   </w:t>
+      </w:r>
+      <w:proofErr w:type="gramStart"/>
+      <w:r>
+        <w:t xml:space="preserve">  :</w:t>
+      </w:r>
+      <w:proofErr w:type="gramEnd"/>
+      <w:r>
+        <w:t xml:space="preserve"> {</w:t>
+      </w:r>
+      <w:proofErr w:type="spellStart"/>
+      <w:proofErr w:type="gramStart"/>
+      <w:r>
+        <w:t>expected.hex</w:t>
       </w:r>
       <w:proofErr w:type="spellEnd"/>
       <w:r>
@@ -10024,7 +10488,187 @@
       </w:r>
       <w:proofErr w:type="gramEnd"/>
       <w:r>
-        <w:t>)</w:t>
+        <w:t>)}")</w:t>
+      </w:r>
+    </w:p>
+    <w:p>
+      <w:pPr>
+        <w:pStyle w:val="NoSpacing"/>
+      </w:pPr>
+      <w:r>
+        <w:t xml:space="preserve">        ok = (</w:t>
+      </w:r>
+      <w:proofErr w:type="spellStart"/>
+      <w:r>
+        <w:t>len</w:t>
+      </w:r>
+      <w:proofErr w:type="spellEnd"/>
+      <w:r>
+        <w:t>(</w:t>
+      </w:r>
+      <w:proofErr w:type="spellStart"/>
+      <w:r>
+        <w:t>rx</w:t>
+      </w:r>
+      <w:proofErr w:type="spellEnd"/>
+      <w:r>
+        <w:t xml:space="preserve">) == 16 and </w:t>
+      </w:r>
+      <w:proofErr w:type="spellStart"/>
+      <w:r>
+        <w:t>rx</w:t>
+      </w:r>
+      <w:proofErr w:type="spellEnd"/>
+      <w:r>
+        <w:t xml:space="preserve"> == expected)</w:t>
+      </w:r>
+    </w:p>
+    <w:p>
+      <w:pPr>
+        <w:pStyle w:val="NoSpacing"/>
+      </w:pPr>
+      <w:r>
+        <w:t xml:space="preserve">        if </w:t>
+      </w:r>
+      <w:proofErr w:type="spellStart"/>
+      <w:r>
+        <w:t>len</w:t>
+      </w:r>
+      <w:proofErr w:type="spellEnd"/>
+      <w:r>
+        <w:t>(</w:t>
+      </w:r>
+      <w:proofErr w:type="spellStart"/>
+      <w:r>
+        <w:t>rx</w:t>
+      </w:r>
+      <w:proofErr w:type="spellEnd"/>
+      <w:proofErr w:type="gramStart"/>
+      <w:r>
+        <w:t>) !</w:t>
+      </w:r>
+      <w:proofErr w:type="gramEnd"/>
+      <w:r>
+        <w:t>= 16:</w:t>
+      </w:r>
+    </w:p>
+    <w:p>
+      <w:pPr>
+        <w:pStyle w:val="NoSpacing"/>
+      </w:pPr>
+      <w:r>
+        <w:t xml:space="preserve">            </w:t>
+      </w:r>
+      <w:proofErr w:type="gramStart"/>
+      <w:r>
+        <w:t>print(</w:t>
+      </w:r>
+      <w:proofErr w:type="gramEnd"/>
+      <w:r>
+        <w:t>f</w:t>
+      </w:r>
+      <w:proofErr w:type="gramStart"/>
+      <w:r>
+        <w:t>"  Received</w:t>
+      </w:r>
+      <w:proofErr w:type="gramEnd"/>
+      <w:r>
+        <w:t xml:space="preserve">   </w:t>
+      </w:r>
+      <w:proofErr w:type="gramStart"/>
+      <w:r>
+        <w:t xml:space="preserve">  :</w:t>
+      </w:r>
+      <w:proofErr w:type="gramEnd"/>
+      <w:r>
+        <w:t xml:space="preserve"> (</w:t>
+      </w:r>
+      <w:proofErr w:type="gramStart"/>
+      <w:r>
+        <w:t>incomplete, {</w:t>
+      </w:r>
+      <w:proofErr w:type="spellStart"/>
+      <w:proofErr w:type="gramEnd"/>
+      <w:r>
+        <w:t>len</w:t>
+      </w:r>
+      <w:proofErr w:type="spellEnd"/>
+      <w:r>
+        <w:t>(</w:t>
+      </w:r>
+      <w:proofErr w:type="spellStart"/>
+      <w:proofErr w:type="gramStart"/>
+      <w:r>
+        <w:t>rx</w:t>
+      </w:r>
+      <w:proofErr w:type="spellEnd"/>
+      <w:r>
+        <w:t>)}</w:t>
+      </w:r>
+      <w:proofErr w:type="gramEnd"/>
+      <w:r>
+        <w:t xml:space="preserve"> </w:t>
+      </w:r>
+      <w:proofErr w:type="gramStart"/>
+      <w:r>
+        <w:t>bytes) {</w:t>
+      </w:r>
+      <w:proofErr w:type="spellStart"/>
+      <w:r>
+        <w:t>rx.hex</w:t>
+      </w:r>
+      <w:proofErr w:type="spellEnd"/>
+      <w:r>
+        <w:t>(</w:t>
+      </w:r>
+      <w:proofErr w:type="gramEnd"/>
+      <w:r>
+        <w:t>)}")</w:t>
+      </w:r>
+    </w:p>
+    <w:p>
+      <w:pPr>
+        <w:pStyle w:val="NoSpacing"/>
+      </w:pPr>
+      <w:r>
+        <w:t xml:space="preserve">        else:</w:t>
+      </w:r>
+    </w:p>
+    <w:p>
+      <w:pPr>
+        <w:pStyle w:val="NoSpacing"/>
+      </w:pPr>
+      <w:r>
+        <w:t xml:space="preserve">            </w:t>
+      </w:r>
+      <w:proofErr w:type="gramStart"/>
+      <w:r>
+        <w:t>print(</w:t>
+      </w:r>
+      <w:proofErr w:type="gramEnd"/>
+      <w:r>
+        <w:t>f</w:t>
+      </w:r>
+      <w:proofErr w:type="gramStart"/>
+      <w:r>
+        <w:t>"  Received</w:t>
+      </w:r>
+      <w:proofErr w:type="gramEnd"/>
+      <w:r>
+        <w:t xml:space="preserve"> : {</w:t>
+      </w:r>
+      <w:proofErr w:type="spellStart"/>
+      <w:proofErr w:type="gramStart"/>
+      <w:r>
+        <w:t>rx.hex</w:t>
+      </w:r>
+      <w:proofErr w:type="spellEnd"/>
+      <w:r>
+        <w:t>(</w:t>
+      </w:r>
+      <w:proofErr w:type="gramEnd"/>
+      <w:r>
+        <w:t>)}")</w:t>
       </w:r>
     </w:p>
     <w:p>
@@ -10034,658 +10678,21 @@
       <w:r>
         <w:t xml:space="preserve">        </w:t>
       </w:r>
-      <w:proofErr w:type="spellStart"/>
-      <w:proofErr w:type="gramStart"/>
-      <w:r>
-        <w:t>time.sleep</w:t>
-      </w:r>
-      <w:proofErr w:type="spellEnd"/>
-      <w:proofErr w:type="gramEnd"/>
-      <w:r>
-        <w:t>(0.02)</w:t>
-      </w:r>
-    </w:p>
-    <w:p>
-      <w:pPr>
-        <w:pStyle w:val="NoSpacing"/>
-      </w:pPr>
-      <w:r>
-        <w:t xml:space="preserve">        </w:t>
-      </w:r>
-      <w:proofErr w:type="spellStart"/>
-      <w:proofErr w:type="gramStart"/>
-      <w:r>
-        <w:t>ser.write</w:t>
-      </w:r>
-      <w:proofErr w:type="spellEnd"/>
-      <w:proofErr w:type="gramEnd"/>
-      <w:r>
-        <w:t>(data)</w:t>
-      </w:r>
-    </w:p>
-    <w:p>
-      <w:pPr>
-        <w:pStyle w:val="NoSpacing"/>
-      </w:pPr>
-      <w:r>
-        <w:t xml:space="preserve">        </w:t>
-      </w:r>
-      <w:proofErr w:type="spellStart"/>
-      <w:proofErr w:type="gramStart"/>
-      <w:r>
-        <w:t>ser.flush</w:t>
-      </w:r>
-      <w:proofErr w:type="spellEnd"/>
-      <w:proofErr w:type="gramEnd"/>
-      <w:r>
-        <w:t>()</w:t>
-      </w:r>
-    </w:p>
-    <w:p>
-      <w:pPr>
-        <w:pStyle w:val="NoSpacing"/>
-      </w:pPr>
-      <w:r>
-        <w:t xml:space="preserve">        return </w:t>
-      </w:r>
-      <w:proofErr w:type="spellStart"/>
-      <w:proofErr w:type="gramStart"/>
-      <w:r>
-        <w:t>ser.read</w:t>
-      </w:r>
-      <w:proofErr w:type="spellEnd"/>
-      <w:proofErr w:type="gramEnd"/>
-      <w:r>
-        <w:t>(16)</w:t>
-      </w:r>
-    </w:p>
-    <w:p>
-      <w:pPr>
-        <w:pStyle w:val="NoSpacing"/>
-      </w:pPr>
-    </w:p>
-    <w:p>
-      <w:pPr>
-        <w:pStyle w:val="NoSpacing"/>
-      </w:pPr>
-      <w:r>
-        <w:t xml:space="preserve">def </w:t>
-      </w:r>
-      <w:proofErr w:type="gramStart"/>
-      <w:r>
-        <w:t>main(</w:t>
-      </w:r>
-      <w:proofErr w:type="gramEnd"/>
-      <w:r>
-        <w:t>):</w:t>
-      </w:r>
-    </w:p>
-    <w:p>
-      <w:pPr>
-        <w:pStyle w:val="NoSpacing"/>
-      </w:pPr>
-      <w:r>
-        <w:t xml:space="preserve">    </w:t>
-      </w:r>
-      <w:proofErr w:type="gramStart"/>
-      <w:r>
-        <w:t>print(</w:t>
-      </w:r>
-      <w:proofErr w:type="spellStart"/>
-      <w:proofErr w:type="gramEnd"/>
-      <w:r>
-        <w:t>f"Testing</w:t>
-      </w:r>
-      <w:proofErr w:type="spellEnd"/>
-      <w:r>
-        <w:t xml:space="preserve"> one AES round via UART on {SERIAL_PORT} @ {BAUD_</w:t>
-      </w:r>
-      <w:proofErr w:type="gramStart"/>
-      <w:r>
-        <w:t>RATE}"</w:t>
-      </w:r>
-      <w:proofErr w:type="gramEnd"/>
-      <w:r>
-        <w:t>)</w:t>
-      </w:r>
-    </w:p>
-    <w:p>
-      <w:pPr>
-        <w:pStyle w:val="NoSpacing"/>
-      </w:pPr>
-      <w:r>
-        <w:t xml:space="preserve">    total = 0</w:t>
-      </w:r>
-    </w:p>
-    <w:p>
-      <w:pPr>
-        <w:pStyle w:val="NoSpacing"/>
-      </w:pPr>
-      <w:r>
-        <w:t xml:space="preserve">    passed = 0</w:t>
-      </w:r>
-    </w:p>
-    <w:p>
-      <w:pPr>
-        <w:pStyle w:val="NoSpacing"/>
-      </w:pPr>
-      <w:r>
-        <w:t xml:space="preserve">    for </w:t>
-      </w:r>
-      <w:proofErr w:type="spellStart"/>
-      <w:r>
-        <w:t>i</w:t>
-      </w:r>
-      <w:proofErr w:type="spellEnd"/>
-      <w:r>
-        <w:t xml:space="preserve"> in </w:t>
-      </w:r>
-      <w:proofErr w:type="gramStart"/>
-      <w:r>
-        <w:t>range(</w:t>
-      </w:r>
-      <w:proofErr w:type="gramEnd"/>
-      <w:r>
-        <w:t>NUM_TESTS):</w:t>
-      </w:r>
-    </w:p>
-    <w:p>
-      <w:pPr>
-        <w:pStyle w:val="NoSpacing"/>
-      </w:pPr>
-      <w:r>
-        <w:t xml:space="preserve">        key=bytes(</w:t>
-      </w:r>
-      <w:proofErr w:type="spellStart"/>
-      <w:proofErr w:type="gramStart"/>
-      <w:r>
-        <w:t>random.getrandbits</w:t>
-      </w:r>
-      <w:proofErr w:type="spellEnd"/>
-      <w:proofErr w:type="gramEnd"/>
-      <w:r>
-        <w:t xml:space="preserve">(8) for _ in </w:t>
-      </w:r>
-      <w:proofErr w:type="gramStart"/>
-      <w:r>
-        <w:t>range(</w:t>
-      </w:r>
-      <w:proofErr w:type="gramEnd"/>
-      <w:r>
-        <w:t>16))</w:t>
-      </w:r>
-    </w:p>
-    <w:p>
-      <w:pPr>
-        <w:pStyle w:val="NoSpacing"/>
-      </w:pPr>
-      <w:r>
-        <w:t xml:space="preserve">        plaintext=bytes(</w:t>
-      </w:r>
-      <w:proofErr w:type="spellStart"/>
-      <w:proofErr w:type="gramStart"/>
-      <w:r>
-        <w:t>random.getrandbits</w:t>
-      </w:r>
-      <w:proofErr w:type="spellEnd"/>
-      <w:proofErr w:type="gramEnd"/>
-      <w:r>
-        <w:t xml:space="preserve">(8) for _ in </w:t>
-      </w:r>
-      <w:proofErr w:type="gramStart"/>
-      <w:r>
-        <w:t>range(</w:t>
-      </w:r>
-      <w:proofErr w:type="gramEnd"/>
-      <w:r>
-        <w:t>16))</w:t>
-      </w:r>
-    </w:p>
-    <w:p>
-      <w:pPr>
-        <w:pStyle w:val="NoSpacing"/>
-      </w:pPr>
-    </w:p>
-    <w:p>
-      <w:pPr>
-        <w:pStyle w:val="NoSpacing"/>
-      </w:pPr>
-      <w:r>
-        <w:t xml:space="preserve">        expected=</w:t>
-      </w:r>
-      <w:proofErr w:type="spellStart"/>
-      <w:r>
-        <w:t>one_round_encrypt</w:t>
-      </w:r>
-      <w:proofErr w:type="spellEnd"/>
-      <w:r>
-        <w:t>(</w:t>
-      </w:r>
-      <w:proofErr w:type="spellStart"/>
-      <w:proofErr w:type="gramStart"/>
-      <w:r>
-        <w:t>plaintext,key</w:t>
-      </w:r>
-      <w:proofErr w:type="spellEnd"/>
-      <w:proofErr w:type="gramEnd"/>
-      <w:r>
-        <w:t>)</w:t>
-      </w:r>
-    </w:p>
-    <w:p>
-      <w:pPr>
-        <w:pStyle w:val="NoSpacing"/>
-      </w:pPr>
-      <w:r>
-        <w:t xml:space="preserve">        </w:t>
-      </w:r>
-    </w:p>
-    <w:p>
-      <w:pPr>
-        <w:pStyle w:val="NoSpacing"/>
-      </w:pPr>
-      <w:r>
-        <w:t xml:space="preserve">        </w:t>
-      </w:r>
-      <w:proofErr w:type="spellStart"/>
-      <w:r>
-        <w:t>rx</w:t>
-      </w:r>
-      <w:proofErr w:type="spellEnd"/>
-      <w:r>
-        <w:t>=</w:t>
-      </w:r>
-      <w:proofErr w:type="spellStart"/>
-      <w:r>
-        <w:t>send_and_</w:t>
-      </w:r>
-      <w:proofErr w:type="gramStart"/>
-      <w:r>
-        <w:t>receive</w:t>
-      </w:r>
-      <w:proofErr w:type="spellEnd"/>
-      <w:r>
-        <w:t>(</w:t>
-      </w:r>
-      <w:proofErr w:type="spellStart"/>
-      <w:proofErr w:type="gramEnd"/>
-      <w:r>
-        <w:t>SERIAL_</w:t>
-      </w:r>
-      <w:proofErr w:type="gramStart"/>
-      <w:r>
-        <w:t>PORT,BAUD</w:t>
-      </w:r>
-      <w:proofErr w:type="gramEnd"/>
-      <w:r>
-        <w:t>_</w:t>
-      </w:r>
-      <w:proofErr w:type="gramStart"/>
-      <w:r>
-        <w:t>RATE,key</w:t>
-      </w:r>
-      <w:proofErr w:type="gramEnd"/>
-      <w:r>
-        <w:t>+plaintext</w:t>
-      </w:r>
-      <w:proofErr w:type="spellEnd"/>
-      <w:r>
-        <w:t>)</w:t>
-      </w:r>
-    </w:p>
-    <w:p>
-      <w:pPr>
-        <w:pStyle w:val="NoSpacing"/>
-      </w:pPr>
-      <w:r>
-        <w:t xml:space="preserve">        </w:t>
-      </w:r>
-    </w:p>
-    <w:p>
-      <w:pPr>
-        <w:pStyle w:val="NoSpacing"/>
-      </w:pPr>
-      <w:r>
-        <w:t xml:space="preserve">        </w:t>
-      </w:r>
-      <w:proofErr w:type="gramStart"/>
-      <w:r>
-        <w:t>print(</w:t>
-      </w:r>
-      <w:proofErr w:type="gramEnd"/>
-      <w:r>
-        <w:t>f"\</w:t>
-      </w:r>
-      <w:proofErr w:type="spellStart"/>
-      <w:r>
-        <w:t>nTest</w:t>
-      </w:r>
-      <w:proofErr w:type="spellEnd"/>
-      <w:r>
-        <w:t xml:space="preserve"> {i+1:02</w:t>
-      </w:r>
-      <w:proofErr w:type="gramStart"/>
-      <w:r>
-        <w:t>d}"</w:t>
-      </w:r>
-      <w:proofErr w:type="gramEnd"/>
-      <w:r>
-        <w:t>)</w:t>
-      </w:r>
-    </w:p>
-    <w:p>
-      <w:pPr>
-        <w:pStyle w:val="NoSpacing"/>
-      </w:pPr>
-      <w:r>
-        <w:t xml:space="preserve">        </w:t>
-      </w:r>
-      <w:proofErr w:type="gramStart"/>
-      <w:r>
-        <w:t>print(</w:t>
-      </w:r>
-      <w:proofErr w:type="gramEnd"/>
-      <w:r>
-        <w:t>f</w:t>
-      </w:r>
-      <w:proofErr w:type="gramStart"/>
-      <w:r>
-        <w:t>"  Key</w:t>
-      </w:r>
-      <w:proofErr w:type="gramEnd"/>
-      <w:r>
-        <w:t xml:space="preserve">        </w:t>
-      </w:r>
-      <w:proofErr w:type="gramStart"/>
-      <w:r>
-        <w:t xml:space="preserve">  :</w:t>
-      </w:r>
-      <w:proofErr w:type="gramEnd"/>
-      <w:r>
-        <w:t xml:space="preserve"> {</w:t>
-      </w:r>
-      <w:proofErr w:type="spellStart"/>
-      <w:proofErr w:type="gramStart"/>
-      <w:r>
-        <w:t>key.hex</w:t>
-      </w:r>
-      <w:proofErr w:type="spellEnd"/>
-      <w:r>
-        <w:t>(</w:t>
-      </w:r>
-      <w:proofErr w:type="gramEnd"/>
-      <w:r>
-        <w:t>)}")</w:t>
-      </w:r>
-    </w:p>
-    <w:p>
-      <w:pPr>
-        <w:pStyle w:val="NoSpacing"/>
-      </w:pPr>
-      <w:r>
-        <w:t xml:space="preserve">        </w:t>
-      </w:r>
-      <w:proofErr w:type="gramStart"/>
-      <w:r>
-        <w:t>print(</w:t>
-      </w:r>
-      <w:proofErr w:type="gramEnd"/>
-      <w:r>
-        <w:t>f</w:t>
-      </w:r>
-      <w:proofErr w:type="gramStart"/>
-      <w:r>
-        <w:t>"  Plaintext</w:t>
-      </w:r>
-      <w:proofErr w:type="gramEnd"/>
-      <w:r>
-        <w:t xml:space="preserve">  </w:t>
-      </w:r>
-      <w:proofErr w:type="gramStart"/>
-      <w:r>
-        <w:t xml:space="preserve">  :</w:t>
-      </w:r>
-      <w:proofErr w:type="gramEnd"/>
-      <w:r>
-        <w:t xml:space="preserve"> {</w:t>
-      </w:r>
-      <w:proofErr w:type="spellStart"/>
-      <w:proofErr w:type="gramStart"/>
-      <w:r>
-        <w:t>plaintext.hex</w:t>
-      </w:r>
-      <w:proofErr w:type="spellEnd"/>
-      <w:r>
-        <w:t>(</w:t>
-      </w:r>
-      <w:proofErr w:type="gramEnd"/>
-      <w:r>
-        <w:t>)}")</w:t>
-      </w:r>
-    </w:p>
-    <w:p>
-      <w:pPr>
-        <w:pStyle w:val="NoSpacing"/>
-      </w:pPr>
-      <w:r>
-        <w:t xml:space="preserve">        </w:t>
-      </w:r>
-      <w:proofErr w:type="gramStart"/>
-      <w:r>
-        <w:t>print(</w:t>
-      </w:r>
-      <w:proofErr w:type="gramEnd"/>
-      <w:r>
-        <w:t>f</w:t>
-      </w:r>
-      <w:proofErr w:type="gramStart"/>
-      <w:r>
-        <w:t>"  Expected</w:t>
-      </w:r>
-      <w:proofErr w:type="gramEnd"/>
-      <w:r>
-        <w:t xml:space="preserve">   </w:t>
-      </w:r>
-      <w:proofErr w:type="gramStart"/>
-      <w:r>
-        <w:t xml:space="preserve">  :</w:t>
-      </w:r>
-      <w:proofErr w:type="gramEnd"/>
-      <w:r>
-        <w:t xml:space="preserve"> {</w:t>
-      </w:r>
-      <w:proofErr w:type="spellStart"/>
-      <w:proofErr w:type="gramStart"/>
-      <w:r>
-        <w:t>expected.hex</w:t>
-      </w:r>
-      <w:proofErr w:type="spellEnd"/>
-      <w:r>
-        <w:t>(</w:t>
-      </w:r>
-      <w:proofErr w:type="gramEnd"/>
-      <w:r>
-        <w:t>)}")</w:t>
-      </w:r>
-    </w:p>
-    <w:p>
-      <w:pPr>
-        <w:pStyle w:val="NoSpacing"/>
-      </w:pPr>
-      <w:r>
-        <w:t xml:space="preserve">        ok = (</w:t>
-      </w:r>
-      <w:proofErr w:type="spellStart"/>
-      <w:r>
-        <w:t>len</w:t>
-      </w:r>
-      <w:proofErr w:type="spellEnd"/>
-      <w:r>
-        <w:t>(</w:t>
-      </w:r>
-      <w:proofErr w:type="spellStart"/>
-      <w:r>
-        <w:t>rx</w:t>
-      </w:r>
-      <w:proofErr w:type="spellEnd"/>
-      <w:r>
-        <w:t xml:space="preserve">) == 16 and </w:t>
-      </w:r>
-      <w:proofErr w:type="spellStart"/>
-      <w:r>
-        <w:t>rx</w:t>
-      </w:r>
-      <w:proofErr w:type="spellEnd"/>
-      <w:r>
-        <w:t xml:space="preserve"> == expected)</w:t>
-      </w:r>
-    </w:p>
-    <w:p>
-      <w:pPr>
-        <w:pStyle w:val="NoSpacing"/>
-      </w:pPr>
-      <w:r>
-        <w:t xml:space="preserve">        if </w:t>
-      </w:r>
-      <w:proofErr w:type="spellStart"/>
-      <w:r>
-        <w:t>len</w:t>
-      </w:r>
-      <w:proofErr w:type="spellEnd"/>
-      <w:r>
-        <w:t>(</w:t>
-      </w:r>
-      <w:proofErr w:type="spellStart"/>
-      <w:r>
-        <w:t>rx</w:t>
-      </w:r>
-      <w:proofErr w:type="spellEnd"/>
-      <w:proofErr w:type="gramStart"/>
-      <w:r>
-        <w:t>) !</w:t>
-      </w:r>
-      <w:proofErr w:type="gramEnd"/>
-      <w:r>
-        <w:t>= 16:</w:t>
-      </w:r>
-    </w:p>
-    <w:p>
-      <w:pPr>
-        <w:pStyle w:val="NoSpacing"/>
-      </w:pPr>
-      <w:r>
-        <w:t xml:space="preserve">            </w:t>
-      </w:r>
-      <w:proofErr w:type="gramStart"/>
-      <w:r>
-        <w:t>print(</w:t>
-      </w:r>
-      <w:proofErr w:type="gramEnd"/>
-      <w:r>
-        <w:t>f</w:t>
-      </w:r>
-      <w:proofErr w:type="gramStart"/>
-      <w:r>
-        <w:t>"  Received</w:t>
-      </w:r>
-      <w:proofErr w:type="gramEnd"/>
-      <w:r>
-        <w:t xml:space="preserve">   </w:t>
-      </w:r>
-      <w:proofErr w:type="gramStart"/>
-      <w:r>
-        <w:t xml:space="preserve">  :</w:t>
-      </w:r>
-      <w:proofErr w:type="gramEnd"/>
-      <w:r>
-        <w:t xml:space="preserve"> (</w:t>
-      </w:r>
-      <w:proofErr w:type="gramStart"/>
-      <w:r>
-        <w:t>incomplete, {</w:t>
-      </w:r>
-      <w:proofErr w:type="spellStart"/>
-      <w:proofErr w:type="gramEnd"/>
-      <w:r>
-        <w:t>len</w:t>
-      </w:r>
-      <w:proofErr w:type="spellEnd"/>
-      <w:r>
-        <w:t>(</w:t>
-      </w:r>
-      <w:proofErr w:type="spellStart"/>
-      <w:proofErr w:type="gramStart"/>
-      <w:r>
-        <w:t>rx</w:t>
-      </w:r>
-      <w:proofErr w:type="spellEnd"/>
-      <w:r>
-        <w:t>)}</w:t>
-      </w:r>
-      <w:proofErr w:type="gramEnd"/>
-      <w:r>
-        <w:t xml:space="preserve"> </w:t>
-      </w:r>
-      <w:proofErr w:type="gramStart"/>
-      <w:r>
-        <w:t>bytes) {</w:t>
-      </w:r>
-      <w:proofErr w:type="spellStart"/>
-      <w:r>
-        <w:t>rx.hex</w:t>
-      </w:r>
-      <w:proofErr w:type="spellEnd"/>
-      <w:r>
-        <w:t>(</w:t>
-      </w:r>
-      <w:proofErr w:type="gramEnd"/>
-      <w:r>
-        <w:t>)}")</w:t>
-      </w:r>
-    </w:p>
-    <w:p>
-      <w:pPr>
-        <w:pStyle w:val="NoSpacing"/>
-      </w:pPr>
-      <w:r>
-        <w:t xml:space="preserve">        else:</w:t>
-      </w:r>
-    </w:p>
-    <w:p>
-      <w:pPr>
-        <w:pStyle w:val="NoSpacing"/>
-      </w:pPr>
-      <w:r>
-        <w:t xml:space="preserve">            </w:t>
-      </w:r>
-      <w:proofErr w:type="gramStart"/>
-      <w:r>
-        <w:t>print(</w:t>
-      </w:r>
-      <w:proofErr w:type="gramEnd"/>
-      <w:r>
-        <w:t>f</w:t>
-      </w:r>
-      <w:proofErr w:type="gramStart"/>
-      <w:r>
-        <w:t>"  Received</w:t>
-      </w:r>
-      <w:proofErr w:type="gramEnd"/>
-      <w:r>
-        <w:t xml:space="preserve"> : {</w:t>
-      </w:r>
-      <w:proofErr w:type="spellStart"/>
-      <w:proofErr w:type="gramStart"/>
-      <w:r>
-        <w:t>rx.hex</w:t>
-      </w:r>
-      <w:proofErr w:type="spellEnd"/>
-      <w:r>
-        <w:t>(</w:t>
-      </w:r>
-      <w:proofErr w:type="gramEnd"/>
-      <w:r>
-        <w:t>)}")</w:t>
+      <w:proofErr w:type="gramStart"/>
+      <w:r>
+        <w:t>print("  →</w:t>
+      </w:r>
+      <w:proofErr w:type="gramEnd"/>
+      <w:r>
+        <w:t xml:space="preserve"> PASS" if ok else </w:t>
+      </w:r>
+      <w:proofErr w:type="gramStart"/>
+      <w:r>
+        <w:t>"  →</w:t>
+      </w:r>
+      <w:proofErr w:type="gramEnd"/>
+      <w:r>
+        <w:t xml:space="preserve"> FAIL")</w:t>
       </w:r>
     </w:p>
     <w:p>
@@ -10694,30 +10701,6 @@
       </w:pPr>
       <w:r>
         <w:lastRenderedPageBreak/>
-        <w:t xml:space="preserve">        </w:t>
-      </w:r>
-      <w:proofErr w:type="gramStart"/>
-      <w:r>
-        <w:t>print("  →</w:t>
-      </w:r>
-      <w:proofErr w:type="gramEnd"/>
-      <w:r>
-        <w:t xml:space="preserve"> PASS" if ok else </w:t>
-      </w:r>
-      <w:proofErr w:type="gramStart"/>
-      <w:r>
-        <w:t>"  →</w:t>
-      </w:r>
-      <w:proofErr w:type="gramEnd"/>
-      <w:r>
-        <w:t xml:space="preserve"> FAIL")</w:t>
-      </w:r>
-    </w:p>
-    <w:p>
-      <w:pPr>
-        <w:pStyle w:val="NoSpacing"/>
-      </w:pPr>
-      <w:r>
         <w:t xml:space="preserve">        total += 1</w:t>
       </w:r>
     </w:p>
